--- a/TEKNOFEST_A4_Findings_Log.docx
+++ b/TEKNOFEST_A4_Findings_Log.docx
@@ -170,7 +170,7 @@
                 <w:sz w:val="18"/>
                 <w:szCs w:val="18"/>
               </w:rPr>
-              <w:t xml:space="preserve">0.2 (living document, updated as research continues)</w:t>
+              <w:t xml:space="preserve">0.3 (living document, updated as research continues)</w:t>
             </w:r>
           </w:p>
         </w:tc>
@@ -230,7 +230,7 @@
                 <w:sz w:val="18"/>
                 <w:szCs w:val="18"/>
               </w:rPr>
-              <w:t xml:space="preserve">1 October 2026</w:t>
+              <w:t xml:space="preserve">3 October 2026</w:t>
             </w:r>
           </w:p>
         </w:tc>
@@ -602,7 +602,7 @@
         <w:t xml:space="preserve">Our own flight computer must pass a referee test at the range, or the team is eliminated.</w:t>
       </w:r>
       <w:r>
-        <w:t xml:space="preserve"> The referees plug a test device into it over RS-232 and run a Sensor Monitoring Test and a Synthetic Flight Test with a fixed byte-level protocol (F-20 to F-28). We design to this protocol from day one.</w:t>
+        <w:t xml:space="preserve"> The referees plug a test device into it over RS-232 and run a Sensor Monitoring Test and a Synthetic Flight Test with a fixed byte-level protocol (F-20 to F-29). We design to this protocol from day one, using the conventions that past teams proved on site.</w:t>
       </w:r>
     </w:p>
     <w:p>
@@ -9550,40 +9550,6 @@
     </w:p>
     <w:p>
       <w:pPr>
-        <w:spacing w:after="140"/>
-      </w:pPr>
-      <w:r>
-        <w:rPr>
-          <w:color w:val="595959"/>
-          <w:sz w:val="16"/>
-          <w:szCs w:val="16"/>
-        </w:rPr>
-        <w:t xml:space="preserve">Source: LRR template (Custom-Developed FCC tests)   |   Affects: SW, AVI, MGMT   |   Status: Confirmed</w:t>
-      </w:r>
-    </w:p>
-    <w:p>
-      <w:pPr>
-        <w:keepNext/>
-        <w:spacing w:after="60" w:before="200"/>
-      </w:pPr>
-      <w:r>
-        <w:rPr>
-          <w:b/>
-          <w:bCs/>
-          <w:color w:val="2E74B5"/>
-        </w:rPr>
-        <w:t xml:space="preserve">F-28   </w:t>
-      </w:r>
-      <w:r>
-        <w:rPr>
-          <w:b/>
-          <w:bCs/>
-        </w:rPr>
-        <w:t xml:space="preserve">Ambiguities in Attachment-7 we must design around</w:t>
-      </w:r>
-    </w:p>
-    <w:p>
-      <w:pPr>
         <w:pStyle w:val="ListParagraph"/>
         <w:numPr>
           <w:ilvl w:val="0"/>
@@ -9596,37 +9562,10 @@
           <w:b/>
           <w:bCs/>
         </w:rPr>
-        <w:t xml:space="preserve">Checksum:</w:t>
-      </w:r>
-      <w:r>
-        <w:t xml:space="preserve"> the text says “sum of the bytes, mod 256”, but the worked examples don't match any obvious byte range. The command checksums equal command + </w:t>
-      </w:r>
-      <w:r>
-        <w:rPr>
-          <w:rFonts w:ascii="Consolas" w:cs="Consolas" w:eastAsia="Consolas" w:hAnsi="Consolas"/>
-        </w:rPr>
-        <w:t xml:space="preserve">0x6C</w:t>
-      </w:r>
-      <w:r>
-        <w:t xml:space="preserve">, and the status example </w:t>
-      </w:r>
-      <w:r>
-        <w:rPr>
-          <w:rFonts w:ascii="Consolas" w:cs="Consolas" w:eastAsia="Consolas" w:hAnsi="Consolas"/>
-        </w:rPr>
-        <w:t xml:space="preserve">AA 14 00</w:t>
-      </w:r>
-      <w:r>
-        <w:t xml:space="preserve"> gives </w:t>
-      </w:r>
-      <w:r>
-        <w:rPr>
-          <w:rFonts w:ascii="Consolas" w:cs="Consolas" w:eastAsia="Consolas" w:hAnsi="Consolas"/>
-        </w:rPr>
-        <w:t xml:space="preserve">0x1A</w:t>
-      </w:r>
-      <w:r>
-        <w:t xml:space="preserve">.</w:t>
+        <w:t xml:space="preserve">The official desktop software is not public.</w:t>
+      </w:r>
+      <w:r>
+        <w:t xml:space="preserve"> Its name, screenshots and data sets could not be found; it is released to teams after CDR. Team clones suggest scenarios built around noise levels (for example altitude noise of 0.5, 2 and 5 m standard deviation), but these are not official.</w:t>
       </w:r>
     </w:p>
     <w:p>
@@ -9639,14 +9578,57 @@
         <w:spacing w:after="60"/>
       </w:pPr>
       <w:r>
-        <w:rPr>
-          <w:b/>
-          <w:bCs/>
-        </w:rPr>
-        <w:t xml:space="preserve">Float byte order:</w:t>
-      </w:r>
-      <w:r>
-        <w:t xml:space="preserve"> the text says “Big Endian” (apparently about field order), but the sample C code uses a memory union, which is little-endian on ARM and x86.</w:t>
+        <w:t xml:space="preserve">Our emulator should therefore ship at least four data sets: clean nominal; altitude noise; altitude and acceleration noise; abnormal inputs (single pressure spikes, a frozen barometer, acceleration spikes and saturation, garbage values, dropped frames, checksum errors, a gap over 1 s).</w:t>
+      </w:r>
+    </w:p>
+    <w:p>
+      <w:pPr>
+        <w:shd w:fill="FFF2CC" w:color="auto" w:val="clear"/>
+        <w:spacing w:after="60"/>
+      </w:pPr>
+      <w:r>
+        <w:rPr>
+          <w:b/>
+          <w:bCs/>
+        </w:rPr>
+        <w:t xml:space="preserve">Action:</w:t>
+      </w:r>
+      <w:r>
+        <w:t xml:space="preserve"> SW: when the official tool arrives, capture its bytes with a USB-RS232 tap or logic analyzer, record its conventions, import its data sets into our regression tests, and confirm with the committee.</w:t>
+      </w:r>
+    </w:p>
+    <w:p>
+      <w:pPr>
+        <w:spacing w:after="140"/>
+      </w:pPr>
+      <w:r>
+        <w:rPr>
+          <w:color w:val="595959"/>
+          <w:sz w:val="16"/>
+          <w:szCs w:val="16"/>
+        </w:rPr>
+        <w:t xml:space="preserve">Source: LRR template (Custom-Developed FCC tests); Attachment-7 §2; team repositories (unofficial scenario files)   |   Affects: SW, AVI, MGMT   |   Status: Confirmed (video rules, 4 data sets) / Open (data set contents)</w:t>
+      </w:r>
+    </w:p>
+    <w:p>
+      <w:pPr>
+        <w:keepNext/>
+        <w:spacing w:after="60" w:before="200"/>
+      </w:pPr>
+      <w:r>
+        <w:rPr>
+          <w:b/>
+          <w:bCs/>
+          <w:color w:val="2E74B5"/>
+        </w:rPr>
+        <w:t xml:space="preserve">F-28   </w:t>
+      </w:r>
+      <w:r>
+        <w:rPr>
+          <w:b/>
+          <w:bCs/>
+        </w:rPr>
+        <w:t xml:space="preserve">Ambiguities in Attachment-7 we must design around</w:t>
       </w:r>
     </w:p>
     <w:p>
@@ -9663,10 +9645,37 @@
           <w:b/>
           <w:bCs/>
         </w:rPr>
-        <w:t xml:space="preserve">Packet length:</w:t>
-      </w:r>
-      <w:r>
-        <w:t xml:space="preserve"> Table 3 numbers bytes 32 and 33 twice; the real packet is 36 bytes (1 + 8×4 + 3).</w:t>
+        <w:t xml:space="preserve">Checksum:</w:t>
+      </w:r>
+      <w:r>
+        <w:t xml:space="preserve"> the text says “sum of the bytes, mod 256”, but the worked examples don't match any obvious byte range. The command checksums equal command + </w:t>
+      </w:r>
+      <w:r>
+        <w:rPr>
+          <w:rFonts w:ascii="Consolas" w:cs="Consolas" w:eastAsia="Consolas" w:hAnsi="Consolas"/>
+        </w:rPr>
+        <w:t xml:space="preserve">0x6C</w:t>
+      </w:r>
+      <w:r>
+        <w:t xml:space="preserve">, and the status example </w:t>
+      </w:r>
+      <w:r>
+        <w:rPr>
+          <w:rFonts w:ascii="Consolas" w:cs="Consolas" w:eastAsia="Consolas" w:hAnsi="Consolas"/>
+        </w:rPr>
+        <w:t xml:space="preserve">AA 14 00</w:t>
+      </w:r>
+      <w:r>
+        <w:t xml:space="preserve"> gives </w:t>
+      </w:r>
+      <w:r>
+        <w:rPr>
+          <w:rFonts w:ascii="Consolas" w:cs="Consolas" w:eastAsia="Consolas" w:hAnsi="Consolas"/>
+        </w:rPr>
+        <w:t xml:space="preserve">0x1A</w:t>
+      </w:r>
+      <w:r>
+        <w:t xml:space="preserve">.</w:t>
       </w:r>
     </w:p>
     <w:p>
@@ -9683,30 +9692,10 @@
           <w:b/>
           <w:bCs/>
         </w:rPr>
-        <w:t xml:space="preserve">“Burnout protection time” (bit 1) vs “no timer-based triggers” (spec 3.3.6.32):</w:t>
-      </w:r>
-      <w:r>
-        <w:t xml:space="preserve"> our reading is that a lockout may </w:t>
-      </w:r>
-      <w:r>
-        <w:rPr>
-          <w:i/>
-          <w:iCs/>
-        </w:rPr>
-        <w:t xml:space="preserve">inhibit</w:t>
-      </w:r>
-      <w:r>
-        <w:t xml:space="preserve"> deployment, never </w:t>
-      </w:r>
-      <w:r>
-        <w:rPr>
-          <w:i/>
-          <w:iCs/>
-        </w:rPr>
-        <w:t xml:space="preserve">trigger</w:t>
-      </w:r>
-      <w:r>
-        <w:t xml:space="preserve"> it. Safer still is a sensor-based lockout (end of thrust detected from acceleration) instead of a timer.</w:t>
+        <w:t xml:space="preserve">Float byte order:</w:t>
+      </w:r>
+      <w:r>
+        <w:t xml:space="preserve"> the text says “Big Endian” (apparently about field order), but the sample C code uses a memory union, which is little-endian on ARM and x86.</w:t>
       </w:r>
     </w:p>
     <w:p>
@@ -9723,77 +9712,10 @@
           <w:b/>
           <w:bCs/>
         </w:rPr>
-        <w:t xml:space="preserve">What past teams' code does:</w:t>
-      </w:r>
-      <w:r>
-        <w:t xml:space="preserve"> most implementations we found compute the checksum as the sum of all bytes before it, header included, mod 256. One 2026 team accepts both header + command and command + </w:t>
-      </w:r>
-      <w:r>
-        <w:rPr>
-          <w:rFonts w:ascii="Consolas" w:cs="Consolas" w:eastAsia="Consolas" w:hAnsi="Consolas"/>
-        </w:rPr>
-        <w:t xml:space="preserve">0x6C</w:t>
-      </w:r>
-      <w:r>
-        <w:t xml:space="preserve"> for incoming commands. Another sums only Data1 + Data2 for the status packet. One team streamed gyro rates instead of angles in the SMT packet, but Attachment-7 asks for angles.</w:t>
-      </w:r>
-    </w:p>
-    <w:p>
-      <w:pPr>
-        <w:shd w:fill="FFF2CC" w:color="auto" w:val="clear"/>
-        <w:spacing w:after="60"/>
-      </w:pPr>
-      <w:r>
-        <w:rPr>
-          <w:b/>
-          <w:bCs/>
-        </w:rPr>
-        <w:t xml:space="preserve">Action:</w:t>
-      </w:r>
-      <w:r>
-        <w:t xml:space="preserve"> SW: (1) recognise the three commands by matching the exact 5-byte sequences of Table 1, and also accept the header + command sum; (2) send packets with a configurable checksum mode, defaulting to the sum of all preceding bytes including the header; (3) make float byte order configurable (default little-endian); (4) build our own emulator of the test device; (5) validate against the official software as soon as it is released after CDR; (6) ask the committee in writing.</w:t>
-      </w:r>
-    </w:p>
-    <w:p>
-      <w:pPr>
-        <w:spacing w:after="140"/>
-      </w:pPr>
-      <w:r>
-        <w:rPr>
-          <w:color w:val="595959"/>
-          <w:sz w:val="16"/>
-          <w:szCs w:val="16"/>
-        </w:rPr>
-        <w:t xml:space="preserve">Source: Attachment-7 §3, Tables 1, 3, 6; Spec 3.3.6.32; public TEKNOFEST team repositories (2025–2026)   |   Affects: SW   |   Status: Open</w:t>
-      </w:r>
-    </w:p>
-    <w:p>
-      <w:pPr>
-        <w:pStyle w:val="Heading1"/>
-      </w:pPr>
-      <w:r>
-        <w:t xml:space="preserve">5. Recovery and the flight sequence (CONOPS)</w:t>
-      </w:r>
-    </w:p>
-    <w:p>
-      <w:pPr>
-        <w:keepNext/>
-        <w:spacing w:after="60" w:before="200"/>
-      </w:pPr>
-      <w:r>
-        <w:rPr>
-          <w:b/>
-          <w:bCs/>
-          <w:color w:val="2E74B5"/>
-        </w:rPr>
-        <w:t xml:space="preserve">F-30   </w:t>
-      </w:r>
-      <w:r>
-        <w:rPr>
-          <w:b/>
-          <w:bCs/>
-        </w:rPr>
-        <w:t xml:space="preserve">The flight sequence</w:t>
+        <w:t xml:space="preserve">Packet length:</w:t>
+      </w:r>
+      <w:r>
+        <w:t xml:space="preserve"> Table 3 numbers bytes 32 and 33 twice; the real packet is 36 bytes (1 + 8×4 + 3).</w:t>
       </w:r>
     </w:p>
     <w:p>
@@ -9806,7 +9728,76 @@
         <w:spacing w:after="60"/>
       </w:pPr>
       <w:r>
-        <w:t xml:space="preserve">Launch from the rail at 85° elevation → powered ascent → coast → apogee.</w:t>
+        <w:rPr>
+          <w:b/>
+          <w:bCs/>
+        </w:rPr>
+        <w:t xml:space="preserve">“Burnout protection time” (bit 1) vs “no timer-based triggers” (spec 3.3.6.32):</w:t>
+      </w:r>
+      <w:r>
+        <w:t xml:space="preserve"> our reading is that a lockout may </w:t>
+      </w:r>
+      <w:r>
+        <w:rPr>
+          <w:i/>
+          <w:iCs/>
+        </w:rPr>
+        <w:t xml:space="preserve">inhibit</w:t>
+      </w:r>
+      <w:r>
+        <w:t xml:space="preserve"> deployment, never </w:t>
+      </w:r>
+      <w:r>
+        <w:rPr>
+          <w:i/>
+          <w:iCs/>
+        </w:rPr>
+        <w:t xml:space="preserve">trigger</w:t>
+      </w:r>
+      <w:r>
+        <w:t xml:space="preserve"> it. Safer still is a sensor-based lockout (end of thrust detected from acceleration) instead of a timer.</w:t>
+      </w:r>
+    </w:p>
+    <w:p>
+      <w:pPr>
+        <w:spacing w:after="140"/>
+      </w:pPr>
+      <w:r>
+        <w:rPr>
+          <w:color w:val="595959"/>
+          <w:sz w:val="16"/>
+          <w:szCs w:val="16"/>
+        </w:rPr>
+        <w:t xml:space="preserve">Source: Attachment-7 §3, Tables 1, 3, 6; Spec 3.3.6.32   |   Affects: SW   |   Status: Open (see F-29 for how past teams resolved it)</w:t>
+      </w:r>
+    </w:p>
+    <w:p>
+      <w:pPr>
+        <w:keepNext/>
+        <w:spacing w:after="60" w:before="200"/>
+      </w:pPr>
+      <w:r>
+        <w:rPr>
+          <w:b/>
+          <w:bCs/>
+          <w:color w:val="2E74B5"/>
+        </w:rPr>
+        <w:t xml:space="preserve">F-29   </w:t>
+      </w:r>
+      <w:r>
+        <w:rPr>
+          <w:b/>
+          <w:bCs/>
+        </w:rPr>
+        <w:t xml:space="preserve">How past teams implemented the protocol, and what we will do</w:t>
+      </w:r>
+    </w:p>
+    <w:p>
+      <w:pPr>
+        <w:spacing w:after="80"/>
+      </w:pPr>
+      <w:r>
+        <w:t xml:space="preserve">We compared 11 public implementations from 2025–2026 teams.</w:t>
       </w:r>
     </w:p>
     <w:p>
@@ -9823,20 +9814,73 @@
           <w:b/>
           <w:bCs/>
         </w:rPr>
-        <w:t xml:space="preserve">t1:</w:t>
-      </w:r>
-      <w:r>
-        <w:t xml:space="preserve"> payload and primary parachute separate </w:t>
-      </w:r>
-      <w:r>
-        <w:rPr>
-          <w:b/>
-          <w:bCs/>
-        </w:rPr>
-        <w:t xml:space="preserve">within 2 s after apogee</w:t>
-      </w:r>
-      <w:r>
-        <w:t xml:space="preserve">, once the rocket is nose-down.</w:t>
+        <w:t xml:space="preserve">Command checksum:</w:t>
+      </w:r>
+      <w:r>
+        <w:t xml:space="preserve"> every team-written emulator sends header + command (</w:t>
+      </w:r>
+      <w:r>
+        <w:rPr>
+          <w:rFonts w:ascii="Consolas" w:cs="Consolas" w:eastAsia="Consolas" w:hAnsi="Consolas"/>
+        </w:rPr>
+        <w:t xml:space="preserve">CA</w:t>
+      </w:r>
+      <w:r>
+        <w:t xml:space="preserve">/</w:t>
+      </w:r>
+      <w:r>
+        <w:rPr>
+          <w:rFonts w:ascii="Consolas" w:cs="Consolas" w:eastAsia="Consolas" w:hAnsi="Consolas"/>
+        </w:rPr>
+        <w:t xml:space="preserve">CC</w:t>
+      </w:r>
+      <w:r>
+        <w:t xml:space="preserve">/</w:t>
+      </w:r>
+      <w:r>
+        <w:rPr>
+          <w:rFonts w:ascii="Consolas" w:cs="Consolas" w:eastAsia="Consolas" w:hAnsi="Consolas"/>
+        </w:rPr>
+        <w:t xml:space="preserve">CE</w:t>
+      </w:r>
+      <w:r>
+        <w:t xml:space="preserve">), not the </w:t>
+      </w:r>
+      <w:r>
+        <w:rPr>
+          <w:rFonts w:ascii="Consolas" w:cs="Consolas" w:eastAsia="Consolas" w:hAnsi="Consolas"/>
+        </w:rPr>
+        <w:t xml:space="preserve">8C</w:t>
+      </w:r>
+      <w:r>
+        <w:t xml:space="preserve">/</w:t>
+      </w:r>
+      <w:r>
+        <w:rPr>
+          <w:rFonts w:ascii="Consolas" w:cs="Consolas" w:eastAsia="Consolas" w:hAnsi="Consolas"/>
+        </w:rPr>
+        <w:t xml:space="preserve">8E</w:t>
+      </w:r>
+      <w:r>
+        <w:t xml:space="preserve">/</w:t>
+      </w:r>
+      <w:r>
+        <w:rPr>
+          <w:rFonts w:ascii="Consolas" w:cs="Consolas" w:eastAsia="Consolas" w:hAnsi="Consolas"/>
+        </w:rPr>
+        <w:t xml:space="preserve">90</w:t>
+      </w:r>
+      <w:r>
+        <w:t xml:space="preserve"> printed in Table 1. One 2026 team says it confirmed </w:t>
+      </w:r>
+      <w:r>
+        <w:rPr>
+          <w:rFonts w:ascii="Consolas" w:cs="Consolas" w:eastAsia="Consolas" w:hAnsi="Consolas"/>
+        </w:rPr>
+        <w:t xml:space="preserve">0xAA + 0x20 = 0xCA</w:t>
+      </w:r>
+      <w:r>
+        <w:t xml:space="preserve"> with a logic analyzer and calls the table values wrong. The two firmwares that report passing the on-site test in 2025 (Kuara, Bozok) ignore the command checksum entirely.</w:t>
       </w:r>
     </w:p>
     <w:p>
@@ -9853,20 +9897,20 @@
           <w:b/>
           <w:bCs/>
         </w:rPr>
-        <w:t xml:space="preserve">t2:</w:t>
-      </w:r>
-      <w:r>
-        <w:t xml:space="preserve"> secondary (main) parachute deploys at </w:t>
-      </w:r>
-      <w:r>
-        <w:rPr>
-          <w:b/>
-          <w:bCs/>
-        </w:rPr>
-        <w:t xml:space="preserve">400–600 m above ground</w:t>
-      </w:r>
-      <w:r>
-        <w:t xml:space="preserve">.</w:t>
+        <w:t xml:space="preserve">36-byte packet checksum:</w:t>
+      </w:r>
+      <w:r>
+        <w:t xml:space="preserve"> 6 of 7 implementations sum bytes 0–32, header included. </w:t>
+      </w:r>
+      <w:r>
+        <w:rPr>
+          <w:b/>
+          <w:bCs/>
+        </w:rPr>
+        <w:t xml:space="preserve">Status packet:</w:t>
+      </w:r>
+      <w:r>
+        <w:t xml:space="preserve"> most include the header; Kuara, which reports passing in 2025, leaves it out, so the referee device may not check it strictly.</w:t>
       </w:r>
     </w:p>
     <w:p>
@@ -9879,41 +9923,31 @@
         <w:spacing w:after="60"/>
       </w:pPr>
       <w:r>
-        <w:t xml:space="preserve">The payload descends under its own parachute. The LRR asks us to compute our own values of y1–y5 and t1.</w:t>
-      </w:r>
-    </w:p>
-    <w:p>
-      <w:pPr>
-        <w:spacing w:after="140"/>
-      </w:pPr>
-      <w:r>
-        <w:rPr>
-          <w:color w:val="595959"/>
-          <w:sz w:val="16"/>
-          <w:szCs w:val="16"/>
-        </w:rPr>
-        <w:t xml:space="preserve">Source: Spec 3.3.1.7–3.3.1.8, 3.3.1.13, 3.3.1.34, Figure 3.1; LRR template   |   Affects: REC, SW, AERO   |   Status: Confirmed</w:t>
-      </w:r>
-    </w:p>
-    <w:p>
-      <w:pPr>
-        <w:keepNext/>
-        <w:spacing w:after="60" w:before="200"/>
-      </w:pPr>
-      <w:r>
-        <w:rPr>
-          <w:b/>
-          <w:bCs/>
-          <w:color w:val="2E74B5"/>
-        </w:rPr>
-        <w:t xml:space="preserve">F-31   </w:t>
-      </w:r>
-      <w:r>
-        <w:rPr>
-          <w:b/>
-          <w:bCs/>
-        </w:rPr>
-        <w:t xml:space="preserve">Descent rates and parachutes</w:t>
+        <w:rPr>
+          <w:b/>
+          <w:bCs/>
+        </w:rPr>
+        <w:t xml:space="preserve">Float byte order:</w:t>
+      </w:r>
+      <w:r>
+        <w:t xml:space="preserve"> 8 of 9 send floats </w:t>
+      </w:r>
+      <w:r>
+        <w:rPr>
+          <w:b/>
+          <w:bCs/>
+        </w:rPr>
+        <w:t xml:space="preserve">big-endian</w:t>
+      </w:r>
+      <w:r>
+        <w:t xml:space="preserve"> (most significant byte first), including Kuara. </w:t>
+      </w:r>
+      <w:r>
+        <w:rPr>
+          <w:i/>
+          <w:iCs/>
+        </w:rPr>
+        <w:t xml:space="preserve">This corrects version 0.2 of this log, which defaulted to little-endian.</w:t>
       </w:r>
     </w:p>
     <w:p>
@@ -9926,27 +9960,14 @@
         <w:spacing w:after="60"/>
       </w:pPr>
       <w:r>
-        <w:t xml:space="preserve">Under the primary chute: </w:t>
-      </w:r>
-      <w:r>
-        <w:rPr>
-          <w:b/>
-          <w:bCs/>
-        </w:rPr>
-        <w:t xml:space="preserve">9–20 m/s</w:t>
-      </w:r>
-      <w:r>
-        <w:t xml:space="preserve">, no tumbling. Landing under the secondary: </w:t>
-      </w:r>
-      <w:r>
-        <w:rPr>
-          <w:b/>
-          <w:bCs/>
-        </w:rPr>
-        <w:t xml:space="preserve">5–9 m/s</w:t>
-      </w:r>
-      <w:r>
-        <w:t xml:space="preserve">.</w:t>
+        <w:rPr>
+          <w:b/>
+          <w:bCs/>
+        </w:rPr>
+        <w:t xml:space="preserve">Angle fields:</w:t>
+      </w:r>
+      <w:r>
+        <w:t xml:space="preserve"> 4 teams send Euler angles and 3 send gyro rates. The LRR video (board rotated 90° about each axis, with the angles shown) favours Euler angles in degrees.</w:t>
       </w:r>
     </w:p>
     <w:p>
@@ -9959,41 +9980,14 @@
         <w:spacing w:after="60"/>
       </w:pPr>
       <w:r>
-        <w:t xml:space="preserve">Three parachutes (primary, secondary, payload), each a clearly different color. The payload is not tethered to the rocket.</w:t>
-      </w:r>
-    </w:p>
-    <w:p>
-      <w:pPr>
-        <w:spacing w:after="140"/>
-      </w:pPr>
-      <w:r>
-        <w:rPr>
-          <w:color w:val="595959"/>
-          <w:sz w:val="16"/>
-          <w:szCs w:val="16"/>
-        </w:rPr>
-        <w:t xml:space="preserve">Source: Spec 3.3.2.3–3.3.2.5, 3.3.2.13   |   Affects: REC, AERO   |   Status: Confirmed</w:t>
-      </w:r>
-    </w:p>
-    <w:p>
-      <w:pPr>
-        <w:keepNext/>
-        <w:spacing w:after="60" w:before="200"/>
-      </w:pPr>
-      <w:r>
-        <w:rPr>
-          <w:b/>
-          <w:bCs/>
-          <w:color w:val="2E74B5"/>
-        </w:rPr>
-        <w:t xml:space="preserve">F-32   </w:t>
-      </w:r>
-      <w:r>
-        <w:rPr>
-          <w:b/>
-          <w:bCs/>
-        </w:rPr>
-        <w:t xml:space="preserve">Separation system</w:t>
+        <w:rPr>
+          <w:b/>
+          <w:bCs/>
+        </w:rPr>
+        <w:t xml:space="preserve">Which Euler angles:</w:t>
+      </w:r>
+      <w:r>
+        <w:t xml:space="preserve"> Attachment-1 builds its rotations in Z-Y-X order, so send yaw-pitch-roll angles of the body relative to local North-East-Down (Angle X = roll, Y = pitch, Z = yaw). Tilt from vertical is then 90° − pitch. On the pad the pitch is close to 90°, exactly the singular point Attachment-1 warns about, so flight decisions are computed from the quaternion and never from roll or yaw.</w:t>
       </w:r>
     </w:p>
     <w:p>
@@ -10006,7 +10000,92 @@
         <w:spacing w:after="60"/>
       </w:pPr>
       <w:r>
-        <w:t xml:space="preserve">Hot gas generator (ours, or a capsule HGG from the committee on request), or a pneumatic, mechanical or cold-gas system. Non-commercial pressure vessels are forbidden.</w:t>
+        <w:rPr>
+          <w:b/>
+          <w:bCs/>
+        </w:rPr>
+        <w:t xml:space="preserve">Field-test bugs seen in other teams' code:</w:t>
+      </w:r>
+      <w:r>
+        <w:t xml:space="preserve"> a blocking 1-second delay in the command handler, and parsers that accept only one checksum convention. Both could fail the referee test.</w:t>
+      </w:r>
+    </w:p>
+    <w:p>
+      <w:pPr>
+        <w:shd w:fill="FFF2CC" w:color="auto" w:val="clear"/>
+        <w:spacing w:after="60"/>
+      </w:pPr>
+      <w:r>
+        <w:rPr>
+          <w:b/>
+          <w:bCs/>
+        </w:rPr>
+        <w:t xml:space="preserve">Action:</w:t>
+      </w:r>
+      <w:r>
+        <w:t xml:space="preserve"> SW: </w:t>
+      </w:r>
+      <w:r>
+        <w:rPr>
+          <w:b/>
+          <w:bCs/>
+        </w:rPr>
+        <w:t xml:space="preserve">receive liberally:</w:t>
+      </w:r>
+      <w:r>
+        <w:t xml:space="preserve"> match header, command and footers; accept both checksum families; log mismatches without rejecting; never block. </w:t>
+      </w:r>
+      <w:r>
+        <w:rPr>
+          <w:b/>
+          <w:bCs/>
+        </w:rPr>
+        <w:t xml:space="preserve">Send strictly:</w:t>
+      </w:r>
+      <w:r>
+        <w:t xml:space="preserve"> header-included checksums, big-endian floats rounded to 2 decimals, Euler angles in degrees. Keep every convention switchable at runtime from a configuration block, so it can be changed in the integration tent without recompiling.</w:t>
+      </w:r>
+    </w:p>
+    <w:p>
+      <w:pPr>
+        <w:spacing w:after="140"/>
+      </w:pPr>
+      <w:r>
+        <w:rPr>
+          <w:color w:val="595959"/>
+          <w:sz w:val="16"/>
+          <w:szCs w:val="16"/>
+        </w:rPr>
+        <w:t xml:space="preserve">Source: Public TEKNOFEST repositories (halilsrky/SKYRTOS, stanX19/MARC2026, cinarunver/UcusYazilimi2026, kuararocketry/O-UKB_ALGORITMA, sahinsoylu/bozok-ozgun-ukb, nixboi42/hypermach-ukb-app and others); LRR template   |   Affects: SW   |   Status: Confirmed (code review); official behaviour still Open</w:t>
+      </w:r>
+    </w:p>
+    <w:p>
+      <w:pPr>
+        <w:pStyle w:val="Heading1"/>
+      </w:pPr>
+      <w:r>
+        <w:t xml:space="preserve">5. Recovery and the flight sequence (CONOPS)</w:t>
+      </w:r>
+    </w:p>
+    <w:p>
+      <w:pPr>
+        <w:keepNext/>
+        <w:spacing w:after="60" w:before="200"/>
+      </w:pPr>
+      <w:r>
+        <w:rPr>
+          <w:b/>
+          <w:bCs/>
+          <w:color w:val="2E74B5"/>
+        </w:rPr>
+        <w:t xml:space="preserve">F-30   </w:t>
+      </w:r>
+      <w:r>
+        <w:rPr>
+          <w:b/>
+          <w:bCs/>
+        </w:rPr>
+        <w:t xml:space="preserve">The flight sequence</w:t>
       </w:r>
     </w:p>
     <w:p>
@@ -10019,14 +10098,7 @@
         <w:spacing w:after="60"/>
       </w:pPr>
       <w:r>
-        <w:rPr>
-          <w:b/>
-          <w:bCs/>
-        </w:rPr>
-        <w:t xml:space="preserve">Shear pins are mandatory</w:t>
-      </w:r>
-      <w:r>
-        <w:t xml:space="preserve">; no friction-fit separation. The calculations go in the PDR/CDR.</w:t>
+        <w:t xml:space="preserve">Launch from the rail at 85° elevation → powered ascent → coast → apogee.</w:t>
       </w:r>
     </w:p>
     <w:p>
@@ -10039,41 +10111,24 @@
         <w:spacing w:after="60"/>
       </w:pPr>
       <w:r>
-        <w:t xml:space="preserve">Unintended activation of the committee's safety ignition units (SIUs) is prohibited.</w:t>
-      </w:r>
-    </w:p>
-    <w:p>
-      <w:pPr>
-        <w:spacing w:after="140"/>
-      </w:pPr>
-      <w:r>
-        <w:rPr>
-          <w:color w:val="595959"/>
-          <w:sz w:val="16"/>
-          <w:szCs w:val="16"/>
-        </w:rPr>
-        <w:t xml:space="preserve">Source: Spec 3.3.2.6–3.3.2.12, 3.3.2.15   |   Affects: REC   |   Status: Confirmed</w:t>
-      </w:r>
-    </w:p>
-    <w:p>
-      <w:pPr>
-        <w:keepNext/>
-        <w:spacing w:after="60" w:before="200"/>
-      </w:pPr>
-      <w:r>
-        <w:rPr>
-          <w:b/>
-          <w:bCs/>
-          <w:color w:val="2E74B5"/>
-        </w:rPr>
-        <w:t xml:space="preserve">F-33   </w:t>
-      </w:r>
-      <w:r>
-        <w:rPr>
-          <w:b/>
-          <w:bCs/>
-        </w:rPr>
-        <w:t xml:space="preserve">Proving where things landed</w:t>
+        <w:rPr>
+          <w:b/>
+          <w:bCs/>
+        </w:rPr>
+        <w:t xml:space="preserve">t1:</w:t>
+      </w:r>
+      <w:r>
+        <w:t xml:space="preserve"> payload and primary parachute separate </w:t>
+      </w:r>
+      <w:r>
+        <w:rPr>
+          <w:b/>
+          <w:bCs/>
+        </w:rPr>
+        <w:t xml:space="preserve">within 2 s after apogee</w:t>
+      </w:r>
+      <w:r>
+        <w:t xml:space="preserve">, once the rocket is nose-down.</w:t>
       </w:r>
     </w:p>
     <w:p>
@@ -10086,14 +10141,21 @@
         <w:spacing w:after="60"/>
       </w:pPr>
       <w:r>
-        <w:t xml:space="preserve">We must prove the location of the rocket parts and the payload to the referee using </w:t>
-      </w:r>
-      <w:r>
-        <w:rPr>
-          <w:b/>
-          <w:bCs/>
-        </w:rPr>
-        <w:t xml:space="preserve">data downloaded to our ground station</w:t>
+        <w:rPr>
+          <w:b/>
+          <w:bCs/>
+        </w:rPr>
+        <w:t xml:space="preserve">t2:</w:t>
+      </w:r>
+      <w:r>
+        <w:t xml:space="preserve"> secondary (main) parachute deploys at </w:t>
+      </w:r>
+      <w:r>
+        <w:rPr>
+          <w:b/>
+          <w:bCs/>
+        </w:rPr>
+        <w:t xml:space="preserve">400–600 m above ground</w:t>
       </w:r>
       <w:r>
         <w:t xml:space="preserve">.</w:t>
@@ -10109,43 +10171,7 @@
         <w:spacing w:after="60"/>
       </w:pPr>
       <w:r>
-        <w:t xml:space="preserve">The recovery crew (</w:t>
-      </w:r>
-      <w:r>
-        <w:rPr>
-          <w:b/>
-          <w:bCs/>
-        </w:rPr>
-        <w:t xml:space="preserve">max 2 people</w:t>
-      </w:r>
-      <w:r>
-        <w:t xml:space="preserve">) is driven in off-road vehicles only to the </w:t>
-      </w:r>
-      <w:r>
-        <w:rPr>
-          <w:b/>
-          <w:bCs/>
-        </w:rPr>
-        <w:t xml:space="preserve">fall coordinates we provide</w:t>
-      </w:r>
-      <w:r>
-        <w:t xml:space="preserve">, and everything must be back within 1 hour.</w:t>
-      </w:r>
-    </w:p>
-    <w:p>
-      <w:pPr>
-        <w:shd w:fill="FFF2CC" w:color="auto" w:val="clear"/>
-        <w:spacing w:after="60"/>
-      </w:pPr>
-      <w:r>
-        <w:rPr>
-          <w:b/>
-          <w:bCs/>
-        </w:rPr>
-        <w:t xml:space="preserve">Action:</w:t>
-      </w:r>
-      <w:r>
-        <w:t xml:space="preserve"> SW: the ground station shows and exports the last known position of each tracker (rocket, payload), in a format the drivers can use.</w:t>
+        <w:t xml:space="preserve">The payload descends under its own parachute. The LRR asks us to compute our own values of y1–y5 and t1.</w:t>
       </w:r>
     </w:p>
     <w:p>
@@ -10158,7 +10184,7 @@
           <w:sz w:val="16"/>
           <w:szCs w:val="16"/>
         </w:rPr>
-        <w:t xml:space="preserve">Source: Spec 3.3.2.14, 5.3.16; Attachment-8   |   Affects: SW, OPS   |   Status: Confirmed</w:t>
+        <w:t xml:space="preserve">Source: Spec 3.3.1.7–3.3.1.8, 3.3.1.13, 3.3.1.34, Figure 3.1; LRR template   |   Affects: REC, SW, AERO   |   Status: Confirmed</w:t>
       </w:r>
     </w:p>
     <w:p>
@@ -10172,14 +10198,14 @@
           <w:bCs/>
           <w:color w:val="2E74B5"/>
         </w:rPr>
-        <w:t xml:space="preserve">F-34   </w:t>
-      </w:r>
-      <w:r>
-        <w:rPr>
-          <w:b/>
-          <w:bCs/>
-        </w:rPr>
-        <w:t xml:space="preserve">Pyro outputs must drive the committee's hot gas generator</w:t>
+        <w:t xml:space="preserve">F-31   </w:t>
+      </w:r>
+      <w:r>
+        <w:rPr>
+          <w:b/>
+          <w:bCs/>
+        </w:rPr>
+        <w:t xml:space="preserve">Descent rates and parachutes</w:t>
       </w:r>
     </w:p>
     <w:p>
@@ -10192,27 +10218,27 @@
         <w:spacing w:after="60"/>
       </w:pPr>
       <w:r>
-        <w:t xml:space="preserve">Attachment-4's current charts for the committee HGG show roughly </w:t>
-      </w:r>
-      <w:r>
-        <w:rPr>
-          <w:b/>
-          <w:bCs/>
-        </w:rPr>
-        <w:t xml:space="preserve">4 A for about 0.6 s at 7 V</w:t>
-      </w:r>
-      <w:r>
-        <w:t xml:space="preserve"> and up to </w:t>
-      </w:r>
-      <w:r>
-        <w:rPr>
-          <w:b/>
-          <w:bCs/>
-        </w:rPr>
-        <w:t xml:space="preserve">about 5.2 A for about 0.3 s at 12.6 V</w:t>
-      </w:r>
-      <w:r>
-        <w:t xml:space="preserve">. The HGG weighs 78 ± 5 g and needs two wires.</w:t>
+        <w:t xml:space="preserve">Under the primary chute: </w:t>
+      </w:r>
+      <w:r>
+        <w:rPr>
+          <w:b/>
+          <w:bCs/>
+        </w:rPr>
+        <w:t xml:space="preserve">9–20 m/s</w:t>
+      </w:r>
+      <w:r>
+        <w:t xml:space="preserve">, no tumbling. Landing under the secondary: </w:t>
+      </w:r>
+      <w:r>
+        <w:rPr>
+          <w:b/>
+          <w:bCs/>
+        </w:rPr>
+        <w:t xml:space="preserve">5–9 m/s</w:t>
+      </w:r>
+      <w:r>
+        <w:t xml:space="preserve">.</w:t>
       </w:r>
     </w:p>
     <w:p>
@@ -10225,23 +10251,7 @@
         <w:spacing w:after="60"/>
       </w:pPr>
       <w:r>
-        <w:t xml:space="preserve">Pyro outputs on both FCCs, and their batteries, must sustain at least 5 A for at least 1 s. Do not end the pulse after a few tens of milliseconds as is common for e-matches. The referee test device measures up to 48 V and 10 A (F-20).</w:t>
-      </w:r>
-    </w:p>
-    <w:p>
-      <w:pPr>
-        <w:shd w:fill="FFF2CC" w:color="auto" w:val="clear"/>
-        <w:spacing w:after="60"/>
-      </w:pPr>
-      <w:r>
-        <w:rPr>
-          <w:b/>
-          <w:bCs/>
-        </w:rPr>
-        <w:t xml:space="preserve">Action:</w:t>
-      </w:r>
-      <w:r>
-        <w:t xml:space="preserve"> AVI: bench-test both FCC pyro channels with an HGG-equivalent load before CDR.</w:t>
+        <w:t xml:space="preserve">Three parachutes (primary, secondary, payload), each a clearly different color. The payload is not tethered to the rocket.</w:t>
       </w:r>
     </w:p>
     <w:p>
@@ -10254,7 +10264,369 @@
           <w:sz w:val="16"/>
           <w:szCs w:val="16"/>
         </w:rPr>
+        <w:t xml:space="preserve">Source: Spec 3.3.2.3–3.3.2.5, 3.3.2.13   |   Affects: REC, AERO   |   Status: Confirmed</w:t>
+      </w:r>
+    </w:p>
+    <w:p>
+      <w:pPr>
+        <w:keepNext/>
+        <w:spacing w:after="60" w:before="200"/>
+      </w:pPr>
+      <w:r>
+        <w:rPr>
+          <w:b/>
+          <w:bCs/>
+          <w:color w:val="2E74B5"/>
+        </w:rPr>
+        <w:t xml:space="preserve">F-32   </w:t>
+      </w:r>
+      <w:r>
+        <w:rPr>
+          <w:b/>
+          <w:bCs/>
+        </w:rPr>
+        <w:t xml:space="preserve">Separation system</w:t>
+      </w:r>
+    </w:p>
+    <w:p>
+      <w:pPr>
+        <w:pStyle w:val="ListParagraph"/>
+        <w:numPr>
+          <w:ilvl w:val="0"/>
+          <w:numId w:val="3"/>
+        </w:numPr>
+        <w:spacing w:after="60"/>
+      </w:pPr>
+      <w:r>
+        <w:t xml:space="preserve">Hot gas generator (ours, or a capsule HGG from the committee on request), or a pneumatic, mechanical or cold-gas system. Non-commercial pressure vessels are forbidden.</w:t>
+      </w:r>
+    </w:p>
+    <w:p>
+      <w:pPr>
+        <w:pStyle w:val="ListParagraph"/>
+        <w:numPr>
+          <w:ilvl w:val="0"/>
+          <w:numId w:val="3"/>
+        </w:numPr>
+        <w:spacing w:after="60"/>
+      </w:pPr>
+      <w:r>
+        <w:rPr>
+          <w:b/>
+          <w:bCs/>
+        </w:rPr>
+        <w:t xml:space="preserve">Shear pins are mandatory</w:t>
+      </w:r>
+      <w:r>
+        <w:t xml:space="preserve">; no friction-fit separation. The calculations go in the PDR/CDR.</w:t>
+      </w:r>
+    </w:p>
+    <w:p>
+      <w:pPr>
+        <w:pStyle w:val="ListParagraph"/>
+        <w:numPr>
+          <w:ilvl w:val="0"/>
+          <w:numId w:val="3"/>
+        </w:numPr>
+        <w:spacing w:after="60"/>
+      </w:pPr>
+      <w:r>
+        <w:t xml:space="preserve">Unintended activation of the committee's safety ignition units (SIUs) is prohibited.</w:t>
+      </w:r>
+    </w:p>
+    <w:p>
+      <w:pPr>
+        <w:spacing w:after="140"/>
+      </w:pPr>
+      <w:r>
+        <w:rPr>
+          <w:color w:val="595959"/>
+          <w:sz w:val="16"/>
+          <w:szCs w:val="16"/>
+        </w:rPr>
+        <w:t xml:space="preserve">Source: Spec 3.3.2.6–3.3.2.12, 3.3.2.15   |   Affects: REC   |   Status: Confirmed</w:t>
+      </w:r>
+    </w:p>
+    <w:p>
+      <w:pPr>
+        <w:keepNext/>
+        <w:spacing w:after="60" w:before="200"/>
+      </w:pPr>
+      <w:r>
+        <w:rPr>
+          <w:b/>
+          <w:bCs/>
+          <w:color w:val="2E74B5"/>
+        </w:rPr>
+        <w:t xml:space="preserve">F-33   </w:t>
+      </w:r>
+      <w:r>
+        <w:rPr>
+          <w:b/>
+          <w:bCs/>
+        </w:rPr>
+        <w:t xml:space="preserve">Proving where things landed</w:t>
+      </w:r>
+    </w:p>
+    <w:p>
+      <w:pPr>
+        <w:pStyle w:val="ListParagraph"/>
+        <w:numPr>
+          <w:ilvl w:val="0"/>
+          <w:numId w:val="3"/>
+        </w:numPr>
+        <w:spacing w:after="60"/>
+      </w:pPr>
+      <w:r>
+        <w:t xml:space="preserve">We must prove the location of the rocket parts and the payload to the referee using </w:t>
+      </w:r>
+      <w:r>
+        <w:rPr>
+          <w:b/>
+          <w:bCs/>
+        </w:rPr>
+        <w:t xml:space="preserve">data downloaded to our ground station</w:t>
+      </w:r>
+      <w:r>
+        <w:t xml:space="preserve">.</w:t>
+      </w:r>
+    </w:p>
+    <w:p>
+      <w:pPr>
+        <w:pStyle w:val="ListParagraph"/>
+        <w:numPr>
+          <w:ilvl w:val="0"/>
+          <w:numId w:val="3"/>
+        </w:numPr>
+        <w:spacing w:after="60"/>
+      </w:pPr>
+      <w:r>
+        <w:t xml:space="preserve">The recovery crew (</w:t>
+      </w:r>
+      <w:r>
+        <w:rPr>
+          <w:b/>
+          <w:bCs/>
+        </w:rPr>
+        <w:t xml:space="preserve">max 2 people</w:t>
+      </w:r>
+      <w:r>
+        <w:t xml:space="preserve">) is driven in off-road vehicles only to the </w:t>
+      </w:r>
+      <w:r>
+        <w:rPr>
+          <w:b/>
+          <w:bCs/>
+        </w:rPr>
+        <w:t xml:space="preserve">fall coordinates we provide</w:t>
+      </w:r>
+      <w:r>
+        <w:t xml:space="preserve">, and everything must be back within 1 hour.</w:t>
+      </w:r>
+    </w:p>
+    <w:p>
+      <w:pPr>
+        <w:shd w:fill="FFF2CC" w:color="auto" w:val="clear"/>
+        <w:spacing w:after="60"/>
+      </w:pPr>
+      <w:r>
+        <w:rPr>
+          <w:b/>
+          <w:bCs/>
+        </w:rPr>
+        <w:t xml:space="preserve">Action:</w:t>
+      </w:r>
+      <w:r>
+        <w:t xml:space="preserve"> SW: the ground station shows and exports the last known position of each tracker (rocket, payload), in a format the drivers can use.</w:t>
+      </w:r>
+    </w:p>
+    <w:p>
+      <w:pPr>
+        <w:spacing w:after="140"/>
+      </w:pPr>
+      <w:r>
+        <w:rPr>
+          <w:color w:val="595959"/>
+          <w:sz w:val="16"/>
+          <w:szCs w:val="16"/>
+        </w:rPr>
+        <w:t xml:space="preserve">Source: Spec 3.3.2.14, 5.3.16; Attachment-8   |   Affects: SW, OPS   |   Status: Confirmed</w:t>
+      </w:r>
+    </w:p>
+    <w:p>
+      <w:pPr>
+        <w:keepNext/>
+        <w:spacing w:after="60" w:before="200"/>
+      </w:pPr>
+      <w:r>
+        <w:rPr>
+          <w:b/>
+          <w:bCs/>
+          <w:color w:val="2E74B5"/>
+        </w:rPr>
+        <w:t xml:space="preserve">F-34   </w:t>
+      </w:r>
+      <w:r>
+        <w:rPr>
+          <w:b/>
+          <w:bCs/>
+        </w:rPr>
+        <w:t xml:space="preserve">Pyro outputs must drive the committee's hot gas generator</w:t>
+      </w:r>
+    </w:p>
+    <w:p>
+      <w:pPr>
+        <w:pStyle w:val="ListParagraph"/>
+        <w:numPr>
+          <w:ilvl w:val="0"/>
+          <w:numId w:val="3"/>
+        </w:numPr>
+        <w:spacing w:after="60"/>
+      </w:pPr>
+      <w:r>
+        <w:t xml:space="preserve">Attachment-4's current charts for the committee HGG show roughly </w:t>
+      </w:r>
+      <w:r>
+        <w:rPr>
+          <w:b/>
+          <w:bCs/>
+        </w:rPr>
+        <w:t xml:space="preserve">4 A for about 0.6 s at 7 V</w:t>
+      </w:r>
+      <w:r>
+        <w:t xml:space="preserve"> and up to </w:t>
+      </w:r>
+      <w:r>
+        <w:rPr>
+          <w:b/>
+          <w:bCs/>
+        </w:rPr>
+        <w:t xml:space="preserve">about 5.2 A for about 0.3 s at 12.6 V</w:t>
+      </w:r>
+      <w:r>
+        <w:t xml:space="preserve">. The HGG weighs 78 ± 5 g and needs two wires.</w:t>
+      </w:r>
+    </w:p>
+    <w:p>
+      <w:pPr>
+        <w:pStyle w:val="ListParagraph"/>
+        <w:numPr>
+          <w:ilvl w:val="0"/>
+          <w:numId w:val="3"/>
+        </w:numPr>
+        <w:spacing w:after="60"/>
+      </w:pPr>
+      <w:r>
+        <w:t xml:space="preserve">Pyro outputs on both FCCs, and their batteries, must sustain at least 5 A for at least 1 s. Do not end the pulse after a few tens of milliseconds as is common for e-matches. The referee test device measures up to 48 V and 10 A (F-20).</w:t>
+      </w:r>
+    </w:p>
+    <w:p>
+      <w:pPr>
+        <w:shd w:fill="FFF2CC" w:color="auto" w:val="clear"/>
+        <w:spacing w:after="60"/>
+      </w:pPr>
+      <w:r>
+        <w:rPr>
+          <w:b/>
+          <w:bCs/>
+        </w:rPr>
+        <w:t xml:space="preserve">Action:</w:t>
+      </w:r>
+      <w:r>
+        <w:t xml:space="preserve"> AVI: bench-test both FCC pyro channels with an HGG-equivalent load before CDR.</w:t>
+      </w:r>
+    </w:p>
+    <w:p>
+      <w:pPr>
+        <w:spacing w:after="140"/>
+      </w:pPr>
+      <w:r>
+        <w:rPr>
+          <w:color w:val="595959"/>
+          <w:sz w:val="16"/>
+          <w:szCs w:val="16"/>
+        </w:rPr>
         <w:t xml:space="preserve">Source: Attachment-4 (Figures 4–7, read from the charts); Attachment-7 §2.4   |   Affects: AVI, REC, SW   |   Status: Confirmed (approximate chart reading)</w:t>
+      </w:r>
+    </w:p>
+    <w:p>
+      <w:pPr>
+        <w:keepNext/>
+        <w:spacing w:after="60" w:before="200"/>
+      </w:pPr>
+      <w:r>
+        <w:rPr>
+          <w:b/>
+          <w:bCs/>
+          <w:color w:val="2E74B5"/>
+        </w:rPr>
+        <w:t xml:space="preserve">F-35   </w:t>
+      </w:r>
+      <w:r>
+        <w:rPr>
+          <w:b/>
+          <w:bCs/>
+        </w:rPr>
+        <w:t xml:space="preserve">Meeting the 2-second separation window</w:t>
+      </w:r>
+    </w:p>
+    <w:p>
+      <w:pPr>
+        <w:pStyle w:val="ListParagraph"/>
+        <w:numPr>
+          <w:ilvl w:val="0"/>
+          <w:numId w:val="3"/>
+        </w:numPr>
+        <w:spacing w:after="60"/>
+      </w:pPr>
+      <w:r>
+        <w:t xml:space="preserve">Simulated apogee-detection delays: a speed-based test (filtered vertical speed below zero for 300 ms) fires 0.15–0.45 s after true apogee; a 3 m drop below the highest altitude takes about 0.8 s (physics: √(2·Δh/g)).</w:t>
+      </w:r>
+    </w:p>
+    <w:p>
+      <w:pPr>
+        <w:pStyle w:val="ListParagraph"/>
+        <w:numPr>
+          <w:ilvl w:val="0"/>
+          <w:numId w:val="3"/>
+        </w:numPr>
+        <w:spacing w:after="60"/>
+      </w:pPr>
+      <w:r>
+        <w:t xml:space="preserve">Requiring both criteria costs about 0.85 s. With 0.1–0.5 s for the pyro and the separation itself, the total is about 1.0–1.4 s, leaving about 0.6 s of margin under the 2 s limit.</w:t>
+      </w:r>
+    </w:p>
+    <w:p>
+      <w:pPr>
+        <w:pStyle w:val="ListParagraph"/>
+        <w:numPr>
+          <w:ilvl w:val="0"/>
+          <w:numId w:val="3"/>
+        </w:numPr>
+        <w:spacing w:after="60"/>
+      </w:pPr>
+      <w:r>
+        <w:rPr>
+          <w:b/>
+          <w:bCs/>
+        </w:rPr>
+        <w:t xml:space="preserve">Never fire on a single sample:</w:t>
+      </w:r>
+      <w:r>
+        <w:t xml:space="preserve"> with noisy barometers, single-sample tests fired early in 3–10% of simulated flights. Avoid stacking long confirmation windows too (for example 9 samples plus a 5 m drop is too close to 2 s).</w:t>
+      </w:r>
+    </w:p>
+    <w:p>
+      <w:pPr>
+        <w:spacing w:after="140"/>
+      </w:pPr>
+      <w:r>
+        <w:rPr>
+          <w:color w:val="595959"/>
+          <w:sz w:val="16"/>
+          <w:szCs w:val="16"/>
+        </w:rPr>
+        <w:t xml:space="preserve">Source: Spec 3.3.1.7; research simulation (1-D coast, 200 Monte Carlo runs per case)   |   Affects: SW, REC   |   Status: Provisional (simplified model; re-check in SIL with the real filter)</w:t>
       </w:r>
     </w:p>
     <w:p>
@@ -12483,7 +12855,7 @@
           <w:b/>
           <w:bCs/>
         </w:rPr>
-        <w:t xml:space="preserve">Complex payload direction</w:t>
+        <w:t xml:space="preserve">Complex payload direction: a slosh experiment is the recommended concept</w:t>
       </w:r>
     </w:p>
     <w:p>
@@ -12491,7 +12863,7 @@
         <w:spacing w:after="80"/>
       </w:pPr>
       <w:r>
-        <w:t xml:space="preserve">The team intends to go for a </w:t>
+        <w:t xml:space="preserve">The team intends to fly a </w:t>
       </w:r>
       <w:r>
         <w:rPr>
@@ -12501,7 +12873,7 @@
         <w:t xml:space="preserve">complex</w:t>
       </w:r>
       <w:r>
-        <w:t xml:space="preserve"> payload. Attachment-5's complex examples are an observer UAV that separates at apogee and glides to a target point transmitting images, and a fuel-tank slosh/turbulence experiment. Concept selection is pending; the options and their software, radio-bandwidth and recovery implications are being researched.</w:t>
+        <w:t xml:space="preserve"> payload. Attachment-5's complex examples are an observer UAV that glides to a target point transmitting images, and a fuel-tank slosh (turbulence) experiment. We compared four concepts:</w:t>
       </w:r>
     </w:p>
     <w:p>
@@ -12514,7 +12886,1148 @@
           <w:sz w:val="16"/>
           <w:szCs w:val="16"/>
         </w:rPr>
-        <w:t xml:space="preserve">Source: Attachment-5; team decision   |   Affects: PAY, SW, MGMT   |   Status: Provisional</w:t>
+        <w:t xml:space="preserve">Source: Attachment-5; spec 3.3.3; feasibility study (research)   |   Affects: PAY, SW, MGMT   |   Status: Proposed (team decision D-06)</w:t>
+      </w:r>
+    </w:p>
+    <w:tbl>
+      <w:tblPr>
+        <w:tblW w:type="dxa" w:w="9638"/>
+        <w:tblBorders>
+          <w:top w:val="single" w:color="auto" w:sz="4"/>
+          <w:left w:val="single" w:color="auto" w:sz="4"/>
+          <w:bottom w:val="single" w:color="auto" w:sz="4"/>
+          <w:right w:val="single" w:color="auto" w:sz="4"/>
+          <w:insideH w:val="single" w:color="auto" w:sz="4"/>
+          <w:insideV w:val="single" w:color="auto" w:sz="4"/>
+        </w:tblBorders>
+      </w:tblPr>
+      <w:tblGrid>
+        <w:gridCol w:w="3000"/>
+        <w:gridCol w:w="1700"/>
+        <w:gridCol w:w="1700"/>
+        <w:gridCol w:w="1500"/>
+        <w:gridCol w:w="1738"/>
+      </w:tblGrid>
+      <w:tr>
+        <w:trPr>
+          <w:tblHeader/>
+        </w:trPr>
+        <w:tc>
+          <w:tcPr>
+            <w:tcW w:type="dxa" w:w="3000"/>
+            <w:tcBorders>
+              <w:top w:val="single" w:color="BFBFBF" w:sz="4"/>
+              <w:left w:val="single" w:color="BFBFBF" w:sz="4"/>
+              <w:bottom w:val="single" w:color="BFBFBF" w:sz="4"/>
+              <w:right w:val="single" w:color="BFBFBF" w:sz="4"/>
+            </w:tcBorders>
+            <w:shd w:fill="D9E2F3" w:color="auto" w:val="clear"/>
+            <w:tcMar>
+              <w:top w:type="dxa" w:w="50"/>
+              <w:left w:type="dxa" w:w="90"/>
+              <w:bottom w:type="dxa" w:w="50"/>
+              <w:right w:type="dxa" w:w="90"/>
+            </w:tcMar>
+          </w:tcPr>
+          <w:p>
+            <w:pPr>
+              <w:spacing w:after="0"/>
+            </w:pPr>
+            <w:r>
+              <w:rPr>
+                <w:b/>
+                <w:bCs/>
+                <w:sz w:val="18"/>
+                <w:szCs w:val="18"/>
+              </w:rPr>
+              <w:t xml:space="preserve">Concept</w:t>
+            </w:r>
+          </w:p>
+        </w:tc>
+        <w:tc>
+          <w:tcPr>
+            <w:tcW w:type="dxa" w:w="1700"/>
+            <w:tcBorders>
+              <w:top w:val="single" w:color="BFBFBF" w:sz="4"/>
+              <w:left w:val="single" w:color="BFBFBF" w:sz="4"/>
+              <w:bottom w:val="single" w:color="BFBFBF" w:sz="4"/>
+              <w:right w:val="single" w:color="BFBFBF" w:sz="4"/>
+            </w:tcBorders>
+            <w:shd w:fill="D9E2F3" w:color="auto" w:val="clear"/>
+            <w:tcMar>
+              <w:top w:type="dxa" w:w="50"/>
+              <w:left w:type="dxa" w:w="90"/>
+              <w:bottom w:type="dxa" w:w="50"/>
+              <w:right w:type="dxa" w:w="90"/>
+            </w:tcMar>
+          </w:tcPr>
+          <w:p>
+            <w:pPr>
+              <w:spacing w:after="0"/>
+            </w:pPr>
+            <w:r>
+              <w:rPr>
+                <w:b/>
+                <w:bCs/>
+                <w:sz w:val="18"/>
+                <w:szCs w:val="18"/>
+              </w:rPr>
+              <w:t xml:space="preserve">Likely class</w:t>
+            </w:r>
+          </w:p>
+        </w:tc>
+        <w:tc>
+          <w:tcPr>
+            <w:tcW w:type="dxa" w:w="1700"/>
+            <w:tcBorders>
+              <w:top w:val="single" w:color="BFBFBF" w:sz="4"/>
+              <w:left w:val="single" w:color="BFBFBF" w:sz="4"/>
+              <w:bottom w:val="single" w:color="BFBFBF" w:sz="4"/>
+              <w:right w:val="single" w:color="BFBFBF" w:sz="4"/>
+            </w:tcBorders>
+            <w:shd w:fill="D9E2F3" w:color="auto" w:val="clear"/>
+            <w:tcMar>
+              <w:top w:type="dxa" w:w="50"/>
+              <w:left w:type="dxa" w:w="90"/>
+              <w:bottom w:type="dxa" w:w="50"/>
+              <w:right w:type="dxa" w:w="90"/>
+            </w:tcMar>
+          </w:tcPr>
+          <w:p>
+            <w:pPr>
+              <w:spacing w:after="0"/>
+            </w:pPr>
+            <w:r>
+              <w:rPr>
+                <w:b/>
+                <w:bCs/>
+                <w:sz w:val="18"/>
+                <w:szCs w:val="18"/>
+              </w:rPr>
+              <w:t xml:space="preserve">Extra deployment events</w:t>
+            </w:r>
+          </w:p>
+        </w:tc>
+        <w:tc>
+          <w:tcPr>
+            <w:tcW w:type="dxa" w:w="1500"/>
+            <w:tcBorders>
+              <w:top w:val="single" w:color="BFBFBF" w:sz="4"/>
+              <w:left w:val="single" w:color="BFBFBF" w:sz="4"/>
+              <w:bottom w:val="single" w:color="BFBFBF" w:sz="4"/>
+              <w:right w:val="single" w:color="BFBFBF" w:sz="4"/>
+            </w:tcBorders>
+            <w:shd w:fill="D9E2F3" w:color="auto" w:val="clear"/>
+            <w:tcMar>
+              <w:top w:type="dxa" w:w="50"/>
+              <w:left w:type="dxa" w:w="90"/>
+              <w:bottom w:type="dxa" w:w="50"/>
+              <w:right w:type="dxa" w:w="90"/>
+            </w:tcMar>
+          </w:tcPr>
+          <w:p>
+            <w:pPr>
+              <w:spacing w:after="0"/>
+            </w:pPr>
+            <w:r>
+              <w:rPr>
+                <w:b/>
+                <w:bCs/>
+                <w:sz w:val="18"/>
+                <w:szCs w:val="18"/>
+              </w:rPr>
+              <w:t xml:space="preserve">Risk to payload recovery</w:t>
+            </w:r>
+          </w:p>
+        </w:tc>
+        <w:tc>
+          <w:tcPr>
+            <w:tcW w:type="dxa" w:w="1738"/>
+            <w:tcBorders>
+              <w:top w:val="single" w:color="BFBFBF" w:sz="4"/>
+              <w:left w:val="single" w:color="BFBFBF" w:sz="4"/>
+              <w:bottom w:val="single" w:color="BFBFBF" w:sz="4"/>
+              <w:right w:val="single" w:color="BFBFBF" w:sz="4"/>
+            </w:tcBorders>
+            <w:shd w:fill="D9E2F3" w:color="auto" w:val="clear"/>
+            <w:tcMar>
+              <w:top w:type="dxa" w:w="50"/>
+              <w:left w:type="dxa" w:w="90"/>
+              <w:bottom w:type="dxa" w:w="50"/>
+              <w:right w:type="dxa" w:w="90"/>
+            </w:tcMar>
+          </w:tcPr>
+          <w:p>
+            <w:pPr>
+              <w:spacing w:after="0"/>
+            </w:pPr>
+            <w:r>
+              <w:rPr>
+                <w:b/>
+                <w:bCs/>
+                <w:sz w:val="18"/>
+                <w:szCs w:val="18"/>
+              </w:rPr>
+              <w:t xml:space="preserve">Fit for a first-time team</w:t>
+            </w:r>
+          </w:p>
+        </w:tc>
+      </w:tr>
+      <w:tr>
+        <w:tc>
+          <w:tcPr>
+            <w:tcW w:type="dxa" w:w="3000"/>
+            <w:tcBorders>
+              <w:top w:val="single" w:color="BFBFBF" w:sz="4"/>
+              <w:left w:val="single" w:color="BFBFBF" w:sz="4"/>
+              <w:bottom w:val="single" w:color="BFBFBF" w:sz="4"/>
+              <w:right w:val="single" w:color="BFBFBF" w:sz="4"/>
+            </w:tcBorders>
+            <w:tcMar>
+              <w:top w:type="dxa" w:w="50"/>
+              <w:left w:type="dxa" w:w="90"/>
+              <w:bottom w:type="dxa" w:w="50"/>
+              <w:right w:type="dxa" w:w="90"/>
+            </w:tcMar>
+          </w:tcPr>
+          <w:p>
+            <w:pPr>
+              <w:spacing w:after="0"/>
+            </w:pPr>
+            <w:r>
+              <w:rPr>
+                <w:sz w:val="18"/>
+                <w:szCs w:val="18"/>
+              </w:rPr>
+              <w:t xml:space="preserve">(a) Observer glider UAV (folding wings, camera)</w:t>
+            </w:r>
+          </w:p>
+        </w:tc>
+        <w:tc>
+          <w:tcPr>
+            <w:tcW w:type="dxa" w:w="1700"/>
+            <w:tcBorders>
+              <w:top w:val="single" w:color="BFBFBF" w:sz="4"/>
+              <w:left w:val="single" w:color="BFBFBF" w:sz="4"/>
+              <w:bottom w:val="single" w:color="BFBFBF" w:sz="4"/>
+              <w:right w:val="single" w:color="BFBFBF" w:sz="4"/>
+            </w:tcBorders>
+            <w:tcMar>
+              <w:top w:type="dxa" w:w="50"/>
+              <w:left w:type="dxa" w:w="90"/>
+              <w:bottom w:type="dxa" w:w="50"/>
+              <w:right w:type="dxa" w:w="90"/>
+            </w:tcMar>
+          </w:tcPr>
+          <w:p>
+            <w:pPr>
+              <w:spacing w:after="0"/>
+            </w:pPr>
+            <w:r>
+              <w:rPr>
+                <w:sz w:val="18"/>
+                <w:szCs w:val="18"/>
+              </w:rPr>
+              <w:t xml:space="preserve">Complex</w:t>
+            </w:r>
+          </w:p>
+        </w:tc>
+        <w:tc>
+          <w:tcPr>
+            <w:tcW w:type="dxa" w:w="1700"/>
+            <w:tcBorders>
+              <w:top w:val="single" w:color="BFBFBF" w:sz="4"/>
+              <w:left w:val="single" w:color="BFBFBF" w:sz="4"/>
+              <w:bottom w:val="single" w:color="BFBFBF" w:sz="4"/>
+              <w:right w:val="single" w:color="BFBFBF" w:sz="4"/>
+            </w:tcBorders>
+            <w:tcMar>
+              <w:top w:type="dxa" w:w="50"/>
+              <w:left w:type="dxa" w:w="90"/>
+              <w:bottom w:type="dxa" w:w="50"/>
+              <w:right w:type="dxa" w:w="90"/>
+            </w:tcMar>
+          </w:tcPr>
+          <w:p>
+            <w:pPr>
+              <w:spacing w:after="0"/>
+            </w:pPr>
+            <w:r>
+              <w:rPr>
+                <w:sz w:val="18"/>
+                <w:szCs w:val="18"/>
+              </w:rPr>
+              <w:t xml:space="preserve">Wings, then own parachute</w:t>
+            </w:r>
+          </w:p>
+        </w:tc>
+        <w:tc>
+          <w:tcPr>
+            <w:tcW w:type="dxa" w:w="1500"/>
+            <w:tcBorders>
+              <w:top w:val="single" w:color="BFBFBF" w:sz="4"/>
+              <w:left w:val="single" w:color="BFBFBF" w:sz="4"/>
+              <w:bottom w:val="single" w:color="BFBFBF" w:sz="4"/>
+              <w:right w:val="single" w:color="BFBFBF" w:sz="4"/>
+            </w:tcBorders>
+            <w:tcMar>
+              <w:top w:type="dxa" w:w="50"/>
+              <w:left w:type="dxa" w:w="90"/>
+              <w:bottom w:type="dxa" w:w="50"/>
+              <w:right w:type="dxa" w:w="90"/>
+            </w:tcMar>
+          </w:tcPr>
+          <w:p>
+            <w:pPr>
+              <w:spacing w:after="0"/>
+            </w:pPr>
+            <w:r>
+              <w:rPr>
+                <w:sz w:val="18"/>
+                <w:szCs w:val="18"/>
+              </w:rPr>
+              <w:t xml:space="preserve">High</w:t>
+            </w:r>
+          </w:p>
+        </w:tc>
+        <w:tc>
+          <w:tcPr>
+            <w:tcW w:type="dxa" w:w="1738"/>
+            <w:tcBorders>
+              <w:top w:val="single" w:color="BFBFBF" w:sz="4"/>
+              <w:left w:val="single" w:color="BFBFBF" w:sz="4"/>
+              <w:bottom w:val="single" w:color="BFBFBF" w:sz="4"/>
+              <w:right w:val="single" w:color="BFBFBF" w:sz="4"/>
+            </w:tcBorders>
+            <w:tcMar>
+              <w:top w:type="dxa" w:w="50"/>
+              <w:left w:type="dxa" w:w="90"/>
+              <w:bottom w:type="dxa" w:w="50"/>
+              <w:right w:type="dxa" w:w="90"/>
+            </w:tcMar>
+          </w:tcPr>
+          <w:p>
+            <w:pPr>
+              <w:spacing w:after="0"/>
+            </w:pPr>
+            <w:r>
+              <w:rPr>
+                <w:sz w:val="18"/>
+                <w:szCs w:val="18"/>
+              </w:rPr>
+              <w:t xml:space="preserve">Poor</w:t>
+            </w:r>
+          </w:p>
+        </w:tc>
+      </w:tr>
+      <w:tr>
+        <w:tc>
+          <w:tcPr>
+            <w:tcW w:type="dxa" w:w="3000"/>
+            <w:tcBorders>
+              <w:top w:val="single" w:color="BFBFBF" w:sz="4"/>
+              <w:left w:val="single" w:color="BFBFBF" w:sz="4"/>
+              <w:bottom w:val="single" w:color="BFBFBF" w:sz="4"/>
+              <w:right w:val="single" w:color="BFBFBF" w:sz="4"/>
+            </w:tcBorders>
+            <w:tcMar>
+              <w:top w:type="dxa" w:w="50"/>
+              <w:left w:type="dxa" w:w="90"/>
+              <w:bottom w:type="dxa" w:w="50"/>
+              <w:right w:type="dxa" w:w="90"/>
+            </w:tcMar>
+          </w:tcPr>
+          <w:p>
+            <w:pPr>
+              <w:spacing w:after="0"/>
+            </w:pPr>
+            <w:r>
+              <w:rPr>
+                <w:sz w:val="18"/>
+                <w:szCs w:val="18"/>
+              </w:rPr>
+              <w:t xml:space="preserve">(b) Steered parafoil with camera</w:t>
+            </w:r>
+          </w:p>
+        </w:tc>
+        <w:tc>
+          <w:tcPr>
+            <w:tcW w:type="dxa" w:w="1700"/>
+            <w:tcBorders>
+              <w:top w:val="single" w:color="BFBFBF" w:sz="4"/>
+              <w:left w:val="single" w:color="BFBFBF" w:sz="4"/>
+              <w:bottom w:val="single" w:color="BFBFBF" w:sz="4"/>
+              <w:right w:val="single" w:color="BFBFBF" w:sz="4"/>
+            </w:tcBorders>
+            <w:tcMar>
+              <w:top w:type="dxa" w:w="50"/>
+              <w:left w:type="dxa" w:w="90"/>
+              <w:bottom w:type="dxa" w:w="50"/>
+              <w:right w:type="dxa" w:w="90"/>
+            </w:tcMar>
+          </w:tcPr>
+          <w:p>
+            <w:pPr>
+              <w:spacing w:after="0"/>
+            </w:pPr>
+            <w:r>
+              <w:rPr>
+                <w:sz w:val="18"/>
+                <w:szCs w:val="18"/>
+              </w:rPr>
+              <w:t xml:space="preserve">Complex or intermediate</w:t>
+            </w:r>
+          </w:p>
+        </w:tc>
+        <w:tc>
+          <w:tcPr>
+            <w:tcW w:type="dxa" w:w="1700"/>
+            <w:tcBorders>
+              <w:top w:val="single" w:color="BFBFBF" w:sz="4"/>
+              <w:left w:val="single" w:color="BFBFBF" w:sz="4"/>
+              <w:bottom w:val="single" w:color="BFBFBF" w:sz="4"/>
+              <w:right w:val="single" w:color="BFBFBF" w:sz="4"/>
+            </w:tcBorders>
+            <w:tcMar>
+              <w:top w:type="dxa" w:w="50"/>
+              <w:left w:type="dxa" w:w="90"/>
+              <w:bottom w:type="dxa" w:w="50"/>
+              <w:right w:type="dxa" w:w="90"/>
+            </w:tcMar>
+          </w:tcPr>
+          <w:p>
+            <w:pPr>
+              <w:spacing w:after="0"/>
+            </w:pPr>
+            <w:r>
+              <w:rPr>
+                <w:sz w:val="18"/>
+                <w:szCs w:val="18"/>
+              </w:rPr>
+              <w:t xml:space="preserve">Canopy release and steering</w:t>
+            </w:r>
+          </w:p>
+        </w:tc>
+        <w:tc>
+          <w:tcPr>
+            <w:tcW w:type="dxa" w:w="1500"/>
+            <w:tcBorders>
+              <w:top w:val="single" w:color="BFBFBF" w:sz="4"/>
+              <w:left w:val="single" w:color="BFBFBF" w:sz="4"/>
+              <w:bottom w:val="single" w:color="BFBFBF" w:sz="4"/>
+              <w:right w:val="single" w:color="BFBFBF" w:sz="4"/>
+            </w:tcBorders>
+            <w:tcMar>
+              <w:top w:type="dxa" w:w="50"/>
+              <w:left w:type="dxa" w:w="90"/>
+              <w:bottom w:type="dxa" w:w="50"/>
+              <w:right w:type="dxa" w:w="90"/>
+            </w:tcMar>
+          </w:tcPr>
+          <w:p>
+            <w:pPr>
+              <w:spacing w:after="0"/>
+            </w:pPr>
+            <w:r>
+              <w:rPr>
+                <w:sz w:val="18"/>
+                <w:szCs w:val="18"/>
+              </w:rPr>
+              <w:t xml:space="preserve">Medium-high</w:t>
+            </w:r>
+          </w:p>
+        </w:tc>
+        <w:tc>
+          <w:tcPr>
+            <w:tcW w:type="dxa" w:w="1738"/>
+            <w:tcBorders>
+              <w:top w:val="single" w:color="BFBFBF" w:sz="4"/>
+              <w:left w:val="single" w:color="BFBFBF" w:sz="4"/>
+              <w:bottom w:val="single" w:color="BFBFBF" w:sz="4"/>
+              <w:right w:val="single" w:color="BFBFBF" w:sz="4"/>
+            </w:tcBorders>
+            <w:tcMar>
+              <w:top w:type="dxa" w:w="50"/>
+              <w:left w:type="dxa" w:w="90"/>
+              <w:bottom w:type="dxa" w:w="50"/>
+              <w:right w:type="dxa" w:w="90"/>
+            </w:tcMar>
+          </w:tcPr>
+          <w:p>
+            <w:pPr>
+              <w:spacing w:after="0"/>
+            </w:pPr>
+            <w:r>
+              <w:rPr>
+                <w:sz w:val="18"/>
+                <w:szCs w:val="18"/>
+              </w:rPr>
+              <w:t xml:space="preserve">Tight</w:t>
+            </w:r>
+          </w:p>
+        </w:tc>
+      </w:tr>
+      <w:tr>
+        <w:tc>
+          <w:tcPr>
+            <w:tcW w:type="dxa" w:w="3000"/>
+            <w:tcBorders>
+              <w:top w:val="single" w:color="BFBFBF" w:sz="4"/>
+              <w:left w:val="single" w:color="BFBFBF" w:sz="4"/>
+              <w:bottom w:val="single" w:color="BFBFBF" w:sz="4"/>
+              <w:right w:val="single" w:color="BFBFBF" w:sz="4"/>
+            </w:tcBorders>
+            <w:shd w:fill="E2EFDA" w:color="auto" w:val="clear"/>
+            <w:tcMar>
+              <w:top w:type="dxa" w:w="50"/>
+              <w:left w:type="dxa" w:w="90"/>
+              <w:bottom w:type="dxa" w:w="50"/>
+              <w:right w:type="dxa" w:w="90"/>
+            </w:tcMar>
+          </w:tcPr>
+          <w:p>
+            <w:pPr>
+              <w:spacing w:after="0"/>
+            </w:pPr>
+            <w:r>
+              <w:rPr>
+                <w:sz w:val="18"/>
+                <w:szCs w:val="18"/>
+              </w:rPr>
+              <w:t xml:space="preserve">(c) Fuel-tank slosh experiment (vented transparent tank, pressure array, accelerometers, camera)</w:t>
+            </w:r>
+          </w:p>
+        </w:tc>
+        <w:tc>
+          <w:tcPr>
+            <w:tcW w:type="dxa" w:w="1700"/>
+            <w:tcBorders>
+              <w:top w:val="single" w:color="BFBFBF" w:sz="4"/>
+              <w:left w:val="single" w:color="BFBFBF" w:sz="4"/>
+              <w:bottom w:val="single" w:color="BFBFBF" w:sz="4"/>
+              <w:right w:val="single" w:color="BFBFBF" w:sz="4"/>
+            </w:tcBorders>
+            <w:shd w:fill="E2EFDA" w:color="auto" w:val="clear"/>
+            <w:tcMar>
+              <w:top w:type="dxa" w:w="50"/>
+              <w:left w:type="dxa" w:w="90"/>
+              <w:bottom w:type="dxa" w:w="50"/>
+              <w:right w:type="dxa" w:w="90"/>
+            </w:tcMar>
+          </w:tcPr>
+          <w:p>
+            <w:pPr>
+              <w:spacing w:after="0"/>
+            </w:pPr>
+            <w:r>
+              <w:rPr>
+                <w:sz w:val="18"/>
+                <w:szCs w:val="18"/>
+              </w:rPr>
+              <w:t xml:space="preserve">Complex (an explicit Attachment-5 example)</w:t>
+            </w:r>
+          </w:p>
+        </w:tc>
+        <w:tc>
+          <w:tcPr>
+            <w:tcW w:type="dxa" w:w="1700"/>
+            <w:tcBorders>
+              <w:top w:val="single" w:color="BFBFBF" w:sz="4"/>
+              <w:left w:val="single" w:color="BFBFBF" w:sz="4"/>
+              <w:bottom w:val="single" w:color="BFBFBF" w:sz="4"/>
+              <w:right w:val="single" w:color="BFBFBF" w:sz="4"/>
+            </w:tcBorders>
+            <w:shd w:fill="E2EFDA" w:color="auto" w:val="clear"/>
+            <w:tcMar>
+              <w:top w:type="dxa" w:w="50"/>
+              <w:left w:type="dxa" w:w="90"/>
+              <w:bottom w:type="dxa" w:w="50"/>
+              <w:right w:type="dxa" w:w="90"/>
+            </w:tcMar>
+          </w:tcPr>
+          <w:p>
+            <w:pPr>
+              <w:spacing w:after="0"/>
+            </w:pPr>
+            <w:r>
+              <w:rPr>
+                <w:sz w:val="18"/>
+                <w:szCs w:val="18"/>
+              </w:rPr>
+              <w:t xml:space="preserve">None</w:t>
+            </w:r>
+          </w:p>
+        </w:tc>
+        <w:tc>
+          <w:tcPr>
+            <w:tcW w:type="dxa" w:w="1500"/>
+            <w:tcBorders>
+              <w:top w:val="single" w:color="BFBFBF" w:sz="4"/>
+              <w:left w:val="single" w:color="BFBFBF" w:sz="4"/>
+              <w:bottom w:val="single" w:color="BFBFBF" w:sz="4"/>
+              <w:right w:val="single" w:color="BFBFBF" w:sz="4"/>
+            </w:tcBorders>
+            <w:shd w:fill="E2EFDA" w:color="auto" w:val="clear"/>
+            <w:tcMar>
+              <w:top w:type="dxa" w:w="50"/>
+              <w:left w:type="dxa" w:w="90"/>
+              <w:bottom w:type="dxa" w:w="50"/>
+              <w:right w:type="dxa" w:w="90"/>
+            </w:tcMar>
+          </w:tcPr>
+          <w:p>
+            <w:pPr>
+              <w:spacing w:after="0"/>
+            </w:pPr>
+            <w:r>
+              <w:rPr>
+                <w:sz w:val="18"/>
+                <w:szCs w:val="18"/>
+              </w:rPr>
+              <w:t xml:space="preserve">Low</w:t>
+            </w:r>
+          </w:p>
+        </w:tc>
+        <w:tc>
+          <w:tcPr>
+            <w:tcW w:type="dxa" w:w="1738"/>
+            <w:tcBorders>
+              <w:top w:val="single" w:color="BFBFBF" w:sz="4"/>
+              <w:left w:val="single" w:color="BFBFBF" w:sz="4"/>
+              <w:bottom w:val="single" w:color="BFBFBF" w:sz="4"/>
+              <w:right w:val="single" w:color="BFBFBF" w:sz="4"/>
+            </w:tcBorders>
+            <w:shd w:fill="E2EFDA" w:color="auto" w:val="clear"/>
+            <w:tcMar>
+              <w:top w:type="dxa" w:w="50"/>
+              <w:left w:type="dxa" w:w="90"/>
+              <w:bottom w:type="dxa" w:w="50"/>
+              <w:right w:type="dxa" w:w="90"/>
+            </w:tcMar>
+          </w:tcPr>
+          <w:p>
+            <w:pPr>
+              <w:spacing w:after="0"/>
+            </w:pPr>
+            <w:r>
+              <w:rPr>
+                <w:sz w:val="18"/>
+                <w:szCs w:val="18"/>
+              </w:rPr>
+              <w:t xml:space="preserve">Good</w:t>
+            </w:r>
+          </w:p>
+        </w:tc>
+      </w:tr>
+      <w:tr>
+        <w:tc>
+          <w:tcPr>
+            <w:tcW w:type="dxa" w:w="3000"/>
+            <w:tcBorders>
+              <w:top w:val="single" w:color="BFBFBF" w:sz="4"/>
+              <w:left w:val="single" w:color="BFBFBF" w:sz="4"/>
+              <w:bottom w:val="single" w:color="BFBFBF" w:sz="4"/>
+              <w:right w:val="single" w:color="BFBFBF" w:sz="4"/>
+            </w:tcBorders>
+            <w:tcMar>
+              <w:top w:type="dxa" w:w="50"/>
+              <w:left w:type="dxa" w:w="90"/>
+              <w:bottom w:type="dxa" w:w="50"/>
+              <w:right w:type="dxa" w:w="90"/>
+            </w:tcMar>
+          </w:tcPr>
+          <w:p>
+            <w:pPr>
+              <w:spacing w:after="0"/>
+            </w:pPr>
+            <w:r>
+              <w:rPr>
+                <w:sz w:val="18"/>
+                <w:szCs w:val="18"/>
+              </w:rPr>
+              <w:t xml:space="preserve">(d) Pressure / strain / vibration mapping with onboard spectra</w:t>
+            </w:r>
+          </w:p>
+        </w:tc>
+        <w:tc>
+          <w:tcPr>
+            <w:tcW w:type="dxa" w:w="1700"/>
+            <w:tcBorders>
+              <w:top w:val="single" w:color="BFBFBF" w:sz="4"/>
+              <w:left w:val="single" w:color="BFBFBF" w:sz="4"/>
+              <w:bottom w:val="single" w:color="BFBFBF" w:sz="4"/>
+              <w:right w:val="single" w:color="BFBFBF" w:sz="4"/>
+            </w:tcBorders>
+            <w:tcMar>
+              <w:top w:type="dxa" w:w="50"/>
+              <w:left w:type="dxa" w:w="90"/>
+              <w:bottom w:type="dxa" w:w="50"/>
+              <w:right w:type="dxa" w:w="90"/>
+            </w:tcMar>
+          </w:tcPr>
+          <w:p>
+            <w:pPr>
+              <w:spacing w:after="0"/>
+            </w:pPr>
+            <w:r>
+              <w:rPr>
+                <w:sz w:val="18"/>
+                <w:szCs w:val="18"/>
+              </w:rPr>
+              <w:t xml:space="preserve">Intermediate (bonus capped at 100)</w:t>
+            </w:r>
+          </w:p>
+        </w:tc>
+        <w:tc>
+          <w:tcPr>
+            <w:tcW w:type="dxa" w:w="1700"/>
+            <w:tcBorders>
+              <w:top w:val="single" w:color="BFBFBF" w:sz="4"/>
+              <w:left w:val="single" w:color="BFBFBF" w:sz="4"/>
+              <w:bottom w:val="single" w:color="BFBFBF" w:sz="4"/>
+              <w:right w:val="single" w:color="BFBFBF" w:sz="4"/>
+            </w:tcBorders>
+            <w:tcMar>
+              <w:top w:type="dxa" w:w="50"/>
+              <w:left w:type="dxa" w:w="90"/>
+              <w:bottom w:type="dxa" w:w="50"/>
+              <w:right w:type="dxa" w:w="90"/>
+            </w:tcMar>
+          </w:tcPr>
+          <w:p>
+            <w:pPr>
+              <w:spacing w:after="0"/>
+            </w:pPr>
+            <w:r>
+              <w:rPr>
+                <w:sz w:val="18"/>
+                <w:szCs w:val="18"/>
+              </w:rPr>
+              <w:t xml:space="preserve">None</w:t>
+            </w:r>
+          </w:p>
+        </w:tc>
+        <w:tc>
+          <w:tcPr>
+            <w:tcW w:type="dxa" w:w="1500"/>
+            <w:tcBorders>
+              <w:top w:val="single" w:color="BFBFBF" w:sz="4"/>
+              <w:left w:val="single" w:color="BFBFBF" w:sz="4"/>
+              <w:bottom w:val="single" w:color="BFBFBF" w:sz="4"/>
+              <w:right w:val="single" w:color="BFBFBF" w:sz="4"/>
+            </w:tcBorders>
+            <w:tcMar>
+              <w:top w:type="dxa" w:w="50"/>
+              <w:left w:type="dxa" w:w="90"/>
+              <w:bottom w:type="dxa" w:w="50"/>
+              <w:right w:type="dxa" w:w="90"/>
+            </w:tcMar>
+          </w:tcPr>
+          <w:p>
+            <w:pPr>
+              <w:spacing w:after="0"/>
+            </w:pPr>
+            <w:r>
+              <w:rPr>
+                <w:sz w:val="18"/>
+                <w:szCs w:val="18"/>
+              </w:rPr>
+              <w:t xml:space="preserve">Low</w:t>
+            </w:r>
+          </w:p>
+        </w:tc>
+        <w:tc>
+          <w:tcPr>
+            <w:tcW w:type="dxa" w:w="1738"/>
+            <w:tcBorders>
+              <w:top w:val="single" w:color="BFBFBF" w:sz="4"/>
+              <w:left w:val="single" w:color="BFBFBF" w:sz="4"/>
+              <w:bottom w:val="single" w:color="BFBFBF" w:sz="4"/>
+              <w:right w:val="single" w:color="BFBFBF" w:sz="4"/>
+            </w:tcBorders>
+            <w:tcMar>
+              <w:top w:type="dxa" w:w="50"/>
+              <w:left w:type="dxa" w:w="90"/>
+              <w:bottom w:type="dxa" w:w="50"/>
+              <w:right w:type="dxa" w:w="90"/>
+            </w:tcMar>
+          </w:tcPr>
+          <w:p>
+            <w:pPr>
+              <w:spacing w:after="0"/>
+            </w:pPr>
+            <w:r>
+              <w:rPr>
+                <w:sz w:val="18"/>
+                <w:szCs w:val="18"/>
+              </w:rPr>
+              <w:t xml:space="preserve">Good</w:t>
+            </w:r>
+          </w:p>
+        </w:tc>
+      </w:tr>
+    </w:tbl>
+    <w:p>
+      <w:pPr>
+        <w:spacing w:after="120" w:before="80"/>
+      </w:pPr>
+      <w:r>
+        <w:rPr>
+          <w:b/>
+          <w:bCs/>
+        </w:rPr>
+        <w:t xml:space="preserve">Proposal:</w:t>
+      </w:r>
+      <w:r>
+        <w:t xml:space="preserve"> fly concept (c), working name </w:t>
+      </w:r>
+      <w:r>
+        <w:rPr>
+          <w:b/>
+          <w:bCs/>
+        </w:rPr>
+        <w:t xml:space="preserve">SLOSH-CV</w:t>
+      </w:r>
+      <w:r>
+        <w:t xml:space="preserve">. Keep an intermediate vibration-isolation experiment (</w:t>
+      </w:r>
+      <w:r>
+        <w:rPr>
+          <w:b/>
+          <w:bCs/>
+        </w:rPr>
+        <w:t xml:space="preserve">VIB-SPEC</w:t>
+      </w:r>
+      <w:r>
+        <w:t xml:space="preserve">) on the same electronics as a fallback, decided before the CDR. Do not fly the glider in 2027; a steered parafoil is a possible path for a later year.</w:t>
+      </w:r>
+    </w:p>
+    <w:p>
+      <w:pPr>
+        <w:keepNext/>
+        <w:spacing w:after="60" w:before="200"/>
+      </w:pPr>
+      <w:r>
+        <w:rPr>
+          <w:b/>
+          <w:bCs/>
+          <w:color w:val="2E74B5"/>
+        </w:rPr>
+        <w:t xml:space="preserve">F-54   </w:t>
+      </w:r>
+      <w:r>
+        <w:rPr>
+          <w:b/>
+          <w:bCs/>
+        </w:rPr>
+        <w:t xml:space="preserve">Why: the scoring rewards a low-risk complex payload</w:t>
+      </w:r>
+    </w:p>
+    <w:p>
+      <w:pPr>
+        <w:pStyle w:val="ListParagraph"/>
+        <w:numPr>
+          <w:ilvl w:val="0"/>
+          <w:numId w:val="3"/>
+        </w:numPr>
+        <w:spacing w:after="60"/>
+      </w:pPr>
+      <w:r>
+        <w:rPr>
+          <w:b/>
+          <w:bCs/>
+        </w:rPr>
+        <w:t xml:space="preserve">A partial complex result (101–149) scores more than a full intermediate one (100).</w:t>
+      </w:r>
+    </w:p>
+    <w:p>
+      <w:pPr>
+        <w:pStyle w:val="ListParagraph"/>
+        <w:numPr>
+          <w:ilvl w:val="0"/>
+          <w:numId w:val="3"/>
+        </w:numPr>
+        <w:spacing w:after="60"/>
+      </w:pPr>
+      <w:r>
+        <w:t xml:space="preserve">No bonus is paid if the mission fails, and losing the payload fails the whole mission. Any extra mechanism (wings, canopy steering) sits on the critical path of separation and parachute recovery.</w:t>
+      </w:r>
+    </w:p>
+    <w:p>
+      <w:pPr>
+        <w:pStyle w:val="ListParagraph"/>
+        <w:numPr>
+          <w:ilvl w:val="0"/>
+          <w:numId w:val="3"/>
+        </w:numPr>
+        <w:spacing w:after="60"/>
+      </w:pPr>
+      <w:r>
+        <w:t xml:space="preserve">The slosh experiment adds no deployment step, and its water counts toward the 4 kg minimum.</w:t>
+      </w:r>
+    </w:p>
+    <w:p>
+      <w:pPr>
+        <w:spacing w:after="140"/>
+      </w:pPr>
+      <w:r>
+        <w:rPr>
+          <w:color w:val="595959"/>
+          <w:sz w:val="16"/>
+          <w:szCs w:val="16"/>
+        </w:rPr>
+        <w:t xml:space="preserve">Source: Spec 3.3.3.5–3.3.3.6, 3.3.1.27–3.3.1.28, Table 3.7; Attachment-13   |   Affects: PAY, MGMT   |   Status: Confirmed</w:t>
+      </w:r>
+    </w:p>
+    <w:p>
+      <w:pPr>
+        <w:keepNext/>
+        <w:spacing w:after="60" w:before="200"/>
+      </w:pPr>
+      <w:r>
+        <w:rPr>
+          <w:b/>
+          <w:bCs/>
+          <w:color w:val="2E74B5"/>
+        </w:rPr>
+        <w:t xml:space="preserve">F-55   </w:t>
+      </w:r>
+      <w:r>
+        <w:rPr>
+          <w:b/>
+          <w:bCs/>
+        </w:rPr>
+        <w:t xml:space="preserve">What past teams flew</w:t>
+      </w:r>
+    </w:p>
+    <w:p>
+      <w:pPr>
+        <w:pStyle w:val="ListParagraph"/>
+        <w:numPr>
+          <w:ilvl w:val="0"/>
+          <w:numId w:val="3"/>
+        </w:numPr>
+        <w:spacing w:after="60"/>
+      </w:pPr>
+      <w:r>
+        <w:rPr>
+          <w:b/>
+          <w:bCs/>
+        </w:rPr>
+        <w:t xml:space="preserve">AzST (Azerbaijan, 2026):</w:t>
+      </w:r>
+      <w:r>
+        <w:t xml:space="preserve"> likely a drone with a live camera feed and its own telemetry (seen in their LRR test video). Best Payload plaque, but 4th of 7, gaining only about 113 points at the range. Whether the drone flew is unknown.</w:t>
+      </w:r>
+    </w:p>
+    <w:p>
+      <w:pPr>
+        <w:pStyle w:val="ListParagraph"/>
+        <w:numPr>
+          <w:ilvl w:val="0"/>
+          <w:numId w:val="3"/>
+        </w:numPr>
+        <w:spacing w:after="60"/>
+      </w:pPr>
+      <w:r>
+        <w:rPr>
+          <w:b/>
+          <w:bCs/>
+        </w:rPr>
+        <w:t xml:space="preserve">PUTRA-2 (Malaysia, 2026):</w:t>
+      </w:r>
+      <w:r>
+        <w:t xml:space="preserve"> an autonomous glider UAV. Best Original Design plaque, but 6th of 7, gaining about 49 points at the range.</w:t>
+      </w:r>
+    </w:p>
+    <w:p>
+      <w:pPr>
+        <w:pStyle w:val="ListParagraph"/>
+        <w:numPr>
+          <w:ilvl w:val="0"/>
+          <w:numId w:val="3"/>
+        </w:numPr>
+        <w:spacing w:after="60"/>
+      </w:pPr>
+      <w:r>
+        <w:rPr>
+          <w:b/>
+          <w:bCs/>
+        </w:rPr>
+        <w:t xml:space="preserve">UPM Apogee Crew (Malaysia, 2026, 3rd place):</w:t>
+      </w:r>
+      <w:r>
+        <w:t xml:space="preserve"> a deliberately </w:t>
+      </w:r>
+      <w:r>
+        <w:rPr>
+          <w:i/>
+          <w:iCs/>
+        </w:rPr>
+        <w:t xml:space="preserve">intermediate</w:t>
+      </w:r>
+      <w:r>
+        <w:t xml:space="preserve"> active vibration-suppression payload. They switched a home-made actuator for a commercial one to protect readiness at the range.</w:t>
+      </w:r>
+    </w:p>
+    <w:p>
+      <w:pPr>
+        <w:pStyle w:val="ListParagraph"/>
+        <w:numPr>
+          <w:ilvl w:val="0"/>
+          <w:numId w:val="3"/>
+        </w:numPr>
+        <w:spacing w:after="60"/>
+      </w:pPr>
+      <w:r>
+        <w:t xml:space="preserve">No full success of a complex A4 payload is documented. The two complex-style 2026 entries won honorary plaques but finished low.</w:t>
+      </w:r>
+    </w:p>
+    <w:p>
+      <w:pPr>
+        <w:spacing w:after="140"/>
+      </w:pPr>
+      <w:r>
+        <w:rPr>
+          <w:color w:val="595959"/>
+          <w:sz w:val="16"/>
+          <w:szCs w:val="16"/>
+        </w:rPr>
+        <w:t xml:space="preserve">Source: Official 2026 result lists; AzST LRR test video; UPM Apogee Crew CDR 2026; team news   |   Affects: PAY, MGMT   |   Status: Confirmed (results) / Provisional (payload details)</w:t>
+      </w:r>
+    </w:p>
+    <w:p>
+      <w:pPr>
+        <w:keepNext/>
+        <w:spacing w:after="60" w:before="200"/>
+      </w:pPr>
+      <w:r>
+        <w:rPr>
+          <w:b/>
+          <w:bCs/>
+          <w:color w:val="2E74B5"/>
+        </w:rPr>
+        <w:t xml:space="preserve">F-56   </w:t>
+      </w:r>
+      <w:r>
+        <w:rPr>
+          <w:b/>
+          <w:bCs/>
+        </w:rPr>
+        <w:t xml:space="preserve">Payload design rules that shape the software</w:t>
+      </w:r>
+    </w:p>
+    <w:p>
+      <w:pPr>
+        <w:pStyle w:val="ListParagraph"/>
+        <w:numPr>
+          <w:ilvl w:val="0"/>
+          <w:numId w:val="3"/>
+        </w:numPr>
+        <w:spacing w:after="60"/>
+      </w:pPr>
+      <w:r>
+        <w:rPr>
+          <w:b/>
+          <w:bCs/>
+        </w:rPr>
+        <w:t xml:space="preserve">The mandatory functions never depend on the experiment.</w:t>
+      </w:r>
+      <w:r>
+        <w:t xml:space="preserve"> A bus microcontroller owns GNSS, the ≥5 Hz science stream, logging, buzzer and light. The experiment computer (camera and vision) is optional, and a degradation ladder keeps the stream and tracking alive if it fails.</w:t>
+      </w:r>
+    </w:p>
+    <w:p>
+      <w:pPr>
+        <w:pStyle w:val="ListParagraph"/>
+        <w:numPr>
+          <w:ilvl w:val="0"/>
+          <w:numId w:val="3"/>
+        </w:numPr>
+        <w:spacing w:after="60"/>
+      </w:pPr>
+      <w:r>
+        <w:rPr>
+          <w:b/>
+          <w:bCs/>
+        </w:rPr>
+        <w:t xml:space="preserve">Radio budget:</w:t>
+      </w:r>
+      <w:r>
+        <w:t xml:space="preserve"> at 869.5 MHz, a 10 Hz science stream during the flight window uses only about 2% of the hour, leaving room for roughly 120 still images of 20 KB. Live video would need 2.4 GHz.</w:t>
+      </w:r>
+    </w:p>
+    <w:p>
+      <w:pPr>
+        <w:pStyle w:val="ListParagraph"/>
+        <w:numPr>
+          <w:ilvl w:val="0"/>
+          <w:numId w:val="3"/>
+        </w:numPr>
+        <w:spacing w:after="60"/>
+      </w:pPr>
+      <w:r>
+        <w:rPr>
+          <w:b/>
+          <w:bCs/>
+        </w:rPr>
+        <w:t xml:space="preserve">The payload power switch</w:t>
+      </w:r>
+      <w:r>
+        <w:t xml:space="preserve"> must be reachable through an airframe port and give a light or sound when on (3.3.6.46; LRR switch rules).</w:t>
+      </w:r>
+    </w:p>
+    <w:p>
+      <w:pPr>
+        <w:pStyle w:val="ListParagraph"/>
+        <w:numPr>
+          <w:ilvl w:val="0"/>
+          <w:numId w:val="3"/>
+        </w:numPr>
+        <w:spacing w:after="60"/>
+      </w:pPr>
+      <w:r>
+        <w:rPr>
+          <w:b/>
+          <w:bCs/>
+        </w:rPr>
+        <w:t xml:space="preserve">A slosh tank must be vented and unpressurised:</w:t>
+      </w:r>
+      <w:r>
+        <w:t xml:space="preserve"> non-commercial pressure vessels are banned (3.3.2.9).</w:t>
+      </w:r>
+    </w:p>
+    <w:p>
+      <w:pPr>
+        <w:pStyle w:val="ListParagraph"/>
+        <w:numPr>
+          <w:ilvl w:val="0"/>
+          <w:numId w:val="3"/>
+        </w:numPr>
+        <w:spacing w:after="60"/>
+      </w:pPr>
+      <w:r>
+        <w:rPr>
+          <w:b/>
+          <w:bCs/>
+        </w:rPr>
+        <w:t xml:space="preserve">A COTS autopilot</w:t>
+      </w:r>
+      <w:r>
+        <w:t xml:space="preserve"> (ArduPilot, PX4, iNav) is not banned in the payload by any text found; the ban in 3.3.6.13 covers the I-FCC only. But it would weaken the difficulty and originality case.</w:t>
+      </w:r>
+    </w:p>
+    <w:p>
+      <w:pPr>
+        <w:spacing w:after="140"/>
+      </w:pPr>
+      <w:r>
+        <w:rPr>
+          <w:color w:val="595959"/>
+          <w:sz w:val="16"/>
+          <w:szCs w:val="16"/>
+        </w:rPr>
+        <w:t xml:space="preserve">Source: Spec 3.3.2.9, 3.3.3, 3.3.6.13, 3.3.6.46; Attachment-5; LRR template; radio budget calculation   |   Affects: PAY, SW, AVI   |   Status: Confirmed (rules) / Proposed (architecture)</w:t>
       </w:r>
     </w:p>
     <w:p>
@@ -13895,6 +15408,264 @@
     </w:p>
     <w:p>
       <w:pPr>
+        <w:keepNext/>
+        <w:spacing w:after="60" w:before="200"/>
+      </w:pPr>
+      <w:r>
+        <w:rPr>
+          <w:b/>
+          <w:bCs/>
+          <w:color w:val="2E74B5"/>
+        </w:rPr>
+        <w:t xml:space="preserve">F-68   </w:t>
+      </w:r>
+      <w:r>
+        <w:rPr>
+          <w:b/>
+          <w:bCs/>
+        </w:rPr>
+        <w:t xml:space="preserve">OpenRocket 24.12 is current, and older automation no longer works</w:t>
+      </w:r>
+    </w:p>
+    <w:p>
+      <w:pPr>
+        <w:pStyle w:val="ListParagraph"/>
+        <w:numPr>
+          <w:ilvl w:val="0"/>
+          <w:numId w:val="3"/>
+        </w:numPr>
+        <w:spacing w:after="60"/>
+      </w:pPr>
+      <w:r>
+        <w:rPr>
+          <w:b/>
+          <w:bCs/>
+        </w:rPr>
+        <w:t xml:space="preserve">OpenRocket 24.12</w:t>
+      </w:r>
+      <w:r>
+        <w:t xml:space="preserve"> (released 27 July 2025) is the current stable version. The whole team should use the same version; ask the organizers which version they use to check submitted .ork files.</w:t>
+      </w:r>
+    </w:p>
+    <w:p>
+      <w:pPr>
+        <w:pStyle w:val="ListParagraph"/>
+        <w:numPr>
+          <w:ilvl w:val="0"/>
+          <w:numId w:val="3"/>
+        </w:numPr>
+        <w:spacing w:after="60"/>
+      </w:pPr>
+      <w:r>
+        <w:t xml:space="preserve">24.12 renamed its internal Java packages, so the classic Python helper </w:t>
+      </w:r>
+      <w:r>
+        <w:rPr>
+          <w:b/>
+          <w:bCs/>
+        </w:rPr>
+        <w:t xml:space="preserve">orhelper</w:t>
+      </w:r>
+      <w:r>
+        <w:t xml:space="preserve"> (built for 15.03) no longer works. Options: </w:t>
+      </w:r>
+      <w:r>
+        <w:rPr>
+          <w:b/>
+          <w:bCs/>
+        </w:rPr>
+        <w:t xml:space="preserve">orlab</w:t>
+      </w:r>
+      <w:r>
+        <w:t xml:space="preserve"> (2026, says it is tested on 24.12; young, so pin its version) or </w:t>
+      </w:r>
+      <w:r>
+        <w:rPr>
+          <w:b/>
+          <w:bCs/>
+        </w:rPr>
+        <w:t xml:space="preserve">rocketserializer</w:t>
+      </w:r>
+      <w:r>
+        <w:t xml:space="preserve"> installed from its git master.</w:t>
+      </w:r>
+    </w:p>
+    <w:p>
+      <w:pPr>
+        <w:pStyle w:val="ListParagraph"/>
+        <w:numPr>
+          <w:ilvl w:val="0"/>
+          <w:numId w:val="3"/>
+        </w:numPr>
+        <w:spacing w:after="60"/>
+      </w:pPr>
+      <w:r>
+        <w:t xml:space="preserve">The official motor file has old Mac-style line endings, no zero-time point and a trailing </w:t>
+      </w:r>
+      <w:r>
+        <w:rPr>
+          <w:rFonts w:ascii="Consolas" w:cs="Consolas" w:eastAsia="Consolas" w:hAnsi="Consolas"/>
+        </w:rPr>
+        <w:t xml:space="preserve">;</w:t>
+      </w:r>
+      <w:r>
+        <w:t xml:space="preserve">. It still loads correctly; keep it byte-identical.</w:t>
+      </w:r>
+    </w:p>
+    <w:p>
+      <w:pPr>
+        <w:pStyle w:val="ListParagraph"/>
+        <w:numPr>
+          <w:ilvl w:val="0"/>
+          <w:numId w:val="3"/>
+        </w:numPr>
+        <w:spacing w:after="60"/>
+      </w:pPr>
+      <w:r>
+        <w:t xml:space="preserve">OpenRocket measures the launch-rod angle from vertical, which is why the mandated 85° elevation is entered as 5° (F-60).</w:t>
+      </w:r>
+    </w:p>
+    <w:p>
+      <w:pPr>
+        <w:spacing w:after="140"/>
+      </w:pPr>
+      <w:r>
+        <w:rPr>
+          <w:color w:val="595959"/>
+          <w:sz w:val="16"/>
+          <w:szCs w:val="16"/>
+        </w:rPr>
+        <w:t xml:space="preserve">Source: OpenRocket GitHub releases (release notes of 24.12); orlab and orhelper PyPI pages; OpenRocket 24.12 motor-loader source   |   Affects: AERO, SW   |   Status: Confirmed</w:t>
+      </w:r>
+    </w:p>
+    <w:p>
+      <w:pPr>
+        <w:keepNext/>
+        <w:spacing w:after="60" w:before="200"/>
+      </w:pPr>
+      <w:r>
+        <w:rPr>
+          <w:b/>
+          <w:bCs/>
+          <w:color w:val="2E74B5"/>
+        </w:rPr>
+        <w:t xml:space="preserve">F-69   </w:t>
+      </w:r>
+      <w:r>
+        <w:rPr>
+          <w:b/>
+          <w:bCs/>
+        </w:rPr>
+        <w:t xml:space="preserve">RocketPy pitfalls for our Monte Carlo</w:t>
+      </w:r>
+    </w:p>
+    <w:p>
+      <w:pPr>
+        <w:pStyle w:val="ListParagraph"/>
+        <w:numPr>
+          <w:ilvl w:val="0"/>
+          <w:numId w:val="3"/>
+        </w:numPr>
+        <w:spacing w:after="60"/>
+      </w:pPr>
+      <w:r>
+        <w:rPr>
+          <w:b/>
+          <w:bCs/>
+        </w:rPr>
+        <w:t xml:space="preserve">RocketPy 1.13.0</w:t>
+      </w:r>
+      <w:r>
+        <w:t xml:space="preserve"> (July 2026) is current. Pin it: since 1.13 controllers run once per time step instead of twice, which changes results.</w:t>
+      </w:r>
+    </w:p>
+    <w:p>
+      <w:pPr>
+        <w:pStyle w:val="ListParagraph"/>
+        <w:numPr>
+          <w:ilvl w:val="0"/>
+          <w:numId w:val="3"/>
+        </w:numPr>
+        <w:spacing w:after="60"/>
+      </w:pPr>
+      <w:r>
+        <w:rPr>
+          <w:b/>
+          <w:bCs/>
+        </w:rPr>
+        <w:t xml:space="preserve">Run one Monte Carlo campaign per motor curve.</w:t>
+      </w:r>
+      <w:r>
+        <w:t xml:space="preserve"> If several thrust curves are given to one campaign, RocketPy rescales each to the base motor's burn time and total impulse.</w:t>
+      </w:r>
+    </w:p>
+    <w:p>
+      <w:pPr>
+        <w:pStyle w:val="ListParagraph"/>
+        <w:numPr>
+          <w:ilvl w:val="0"/>
+          <w:numId w:val="3"/>
+        </w:numPr>
+        <w:spacing w:after="60"/>
+      </w:pPr>
+      <w:r>
+        <w:t xml:space="preserve">The two motor files differ by about 1 kg of motor dry mass as well as in thrust shape; the Aerotech file integrates to 7,805 Ns rather than the certified 7,659 Ns.</w:t>
+      </w:r>
+    </w:p>
+    <w:p>
+      <w:pPr>
+        <w:pStyle w:val="ListParagraph"/>
+        <w:numPr>
+          <w:ilvl w:val="0"/>
+          <w:numId w:val="3"/>
+        </w:numPr>
+        <w:spacing w:after="60"/>
+      </w:pPr>
+      <w:r>
+        <w:t xml:space="preserve">RocketPy's simulated accelerometer reads −1 g on the rail, the opposite sign to a real sensor, so convert before feeding our flight core.</w:t>
+      </w:r>
+    </w:p>
+    <w:p>
+      <w:pPr>
+        <w:pStyle w:val="ListParagraph"/>
+        <w:numPr>
+          <w:ilvl w:val="0"/>
+          <w:numId w:val="3"/>
+        </w:numPr>
+        <w:spacing w:after="60"/>
+      </w:pPr>
+      <w:r>
+        <w:t xml:space="preserve">RocketPy has no turbulence-intensity setting, so OpenRocket stays the reference for the mandated 10% turbulence.</w:t>
+      </w:r>
+    </w:p>
+    <w:p>
+      <w:pPr>
+        <w:pStyle w:val="ListParagraph"/>
+        <w:numPr>
+          <w:ilvl w:val="0"/>
+          <w:numId w:val="3"/>
+        </w:numPr>
+        <w:spacing w:after="60"/>
+      </w:pPr>
+      <w:r>
+        <w:t xml:space="preserve">Speed: about 3 s per simulated flight on a laptop; 1,000 runs take about 50 minutes on one core, so use the parallel mode.</w:t>
+      </w:r>
+    </w:p>
+    <w:p>
+      <w:pPr>
+        <w:spacing w:after="140"/>
+      </w:pPr>
+      <w:r>
+        <w:rPr>
+          <w:color w:val="595959"/>
+          <w:sz w:val="16"/>
+          <w:szCs w:val="16"/>
+        </w:rPr>
+        <w:t xml:space="preserve">Source: RocketPy 1.13.0 source (installed and run); RocketPy changelog; motor files   |   Affects: SW, AERO   |   Status: Confirmed (checked in code)</w:t>
+      </w:r>
+    </w:p>
+    <w:p>
+      <w:pPr>
         <w:pStyle w:val="Heading1"/>
       </w:pPr>
       <w:r>
@@ -14604,7 +16375,1394 @@
         <w:pStyle w:val="Heading1"/>
       </w:pPr>
       <w:r>
-        <w:t xml:space="preserve">11. Open questions and pending research</w:t>
+        <w:t xml:space="preserve">11. Lessons from past teams and open-source code</w:t>
+      </w:r>
+    </w:p>
+    <w:p>
+      <w:pPr>
+        <w:keepNext/>
+        <w:spacing w:after="60" w:before="200"/>
+      </w:pPr>
+      <w:r>
+        <w:rPr>
+          <w:b/>
+          <w:bCs/>
+          <w:color w:val="2E74B5"/>
+        </w:rPr>
+        <w:t xml:space="preserve">F-90   </w:t>
+      </w:r>
+      <w:r>
+        <w:rPr>
+          <w:b/>
+          <w:bCs/>
+        </w:rPr>
+        <w:t xml:space="preserve">Failure modes seen in other projects, and our countermeasures</w:t>
+      </w:r>
+    </w:p>
+    <w:p>
+      <w:pPr>
+        <w:spacing w:after="140"/>
+      </w:pPr>
+      <w:r>
+        <w:rPr>
+          <w:color w:val="595959"/>
+          <w:sz w:val="16"/>
+          <w:szCs w:val="16"/>
+        </w:rPr>
+        <w:t xml:space="preserve">Source: Mars Polar Lander investigation (Leveson); CATS paper (arXiv 2511.04725); Altus Metrum manual and FAQ; rocketry forum reports; public TEKNOFEST repositories and their simulation logs   |   Affects: SW, AVI, REC, STR   |   Status: Confirmed (documented cases) / Proposed (mitigations)</w:t>
+      </w:r>
+    </w:p>
+    <w:tbl>
+      <w:tblPr>
+        <w:tblW w:type="dxa" w:w="9638"/>
+        <w:tblBorders>
+          <w:top w:val="single" w:color="auto" w:sz="4"/>
+          <w:left w:val="single" w:color="auto" w:sz="4"/>
+          <w:bottom w:val="single" w:color="auto" w:sz="4"/>
+          <w:right w:val="single" w:color="auto" w:sz="4"/>
+          <w:insideH w:val="single" w:color="auto" w:sz="4"/>
+          <w:insideV w:val="single" w:color="auto" w:sz="4"/>
+        </w:tblBorders>
+      </w:tblPr>
+      <w:tblGrid>
+        <w:gridCol w:w="2700"/>
+        <w:gridCol w:w="3200"/>
+        <w:gridCol w:w="3738"/>
+      </w:tblGrid>
+      <w:tr>
+        <w:trPr>
+          <w:tblHeader/>
+        </w:trPr>
+        <w:tc>
+          <w:tcPr>
+            <w:tcW w:type="dxa" w:w="2700"/>
+            <w:tcBorders>
+              <w:top w:val="single" w:color="BFBFBF" w:sz="4"/>
+              <w:left w:val="single" w:color="BFBFBF" w:sz="4"/>
+              <w:bottom w:val="single" w:color="BFBFBF" w:sz="4"/>
+              <w:right w:val="single" w:color="BFBFBF" w:sz="4"/>
+            </w:tcBorders>
+            <w:shd w:fill="D9E2F3" w:color="auto" w:val="clear"/>
+            <w:tcMar>
+              <w:top w:type="dxa" w:w="50"/>
+              <w:left w:type="dxa" w:w="90"/>
+              <w:bottom w:type="dxa" w:w="50"/>
+              <w:right w:type="dxa" w:w="90"/>
+            </w:tcMar>
+          </w:tcPr>
+          <w:p>
+            <w:pPr>
+              <w:spacing w:after="0"/>
+            </w:pPr>
+            <w:r>
+              <w:rPr>
+                <w:b/>
+                <w:bCs/>
+                <w:sz w:val="18"/>
+                <w:szCs w:val="18"/>
+              </w:rPr>
+              <w:t xml:space="preserve">What went wrong</w:t>
+            </w:r>
+          </w:p>
+        </w:tc>
+        <w:tc>
+          <w:tcPr>
+            <w:tcW w:type="dxa" w:w="3200"/>
+            <w:tcBorders>
+              <w:top w:val="single" w:color="BFBFBF" w:sz="4"/>
+              <w:left w:val="single" w:color="BFBFBF" w:sz="4"/>
+              <w:bottom w:val="single" w:color="BFBFBF" w:sz="4"/>
+              <w:right w:val="single" w:color="BFBFBF" w:sz="4"/>
+            </w:tcBorders>
+            <w:shd w:fill="D9E2F3" w:color="auto" w:val="clear"/>
+            <w:tcMar>
+              <w:top w:type="dxa" w:w="50"/>
+              <w:left w:type="dxa" w:w="90"/>
+              <w:bottom w:type="dxa" w:w="50"/>
+              <w:right w:type="dxa" w:w="90"/>
+            </w:tcMar>
+          </w:tcPr>
+          <w:p>
+            <w:pPr>
+              <w:spacing w:after="0"/>
+            </w:pPr>
+            <w:r>
+              <w:rPr>
+                <w:b/>
+                <w:bCs/>
+                <w:sz w:val="18"/>
+                <w:szCs w:val="18"/>
+              </w:rPr>
+              <w:t xml:space="preserve">Where it was seen</w:t>
+            </w:r>
+          </w:p>
+        </w:tc>
+        <w:tc>
+          <w:tcPr>
+            <w:tcW w:type="dxa" w:w="3738"/>
+            <w:tcBorders>
+              <w:top w:val="single" w:color="BFBFBF" w:sz="4"/>
+              <w:left w:val="single" w:color="BFBFBF" w:sz="4"/>
+              <w:bottom w:val="single" w:color="BFBFBF" w:sz="4"/>
+              <w:right w:val="single" w:color="BFBFBF" w:sz="4"/>
+            </w:tcBorders>
+            <w:shd w:fill="D9E2F3" w:color="auto" w:val="clear"/>
+            <w:tcMar>
+              <w:top w:type="dxa" w:w="50"/>
+              <w:left w:type="dxa" w:w="90"/>
+              <w:bottom w:type="dxa" w:w="50"/>
+              <w:right w:type="dxa" w:w="90"/>
+            </w:tcMar>
+          </w:tcPr>
+          <w:p>
+            <w:pPr>
+              <w:spacing w:after="0"/>
+            </w:pPr>
+            <w:r>
+              <w:rPr>
+                <w:b/>
+                <w:bCs/>
+                <w:sz w:val="18"/>
+                <w:szCs w:val="18"/>
+              </w:rPr>
+              <w:t xml:space="preserve">Our countermeasure</w:t>
+            </w:r>
+          </w:p>
+        </w:tc>
+      </w:tr>
+      <w:tr>
+        <w:tc>
+          <w:tcPr>
+            <w:tcW w:type="dxa" w:w="2700"/>
+            <w:tcBorders>
+              <w:top w:val="single" w:color="BFBFBF" w:sz="4"/>
+              <w:left w:val="single" w:color="BFBFBF" w:sz="4"/>
+              <w:bottom w:val="single" w:color="BFBFBF" w:sz="4"/>
+              <w:right w:val="single" w:color="BFBFBF" w:sz="4"/>
+            </w:tcBorders>
+            <w:tcMar>
+              <w:top w:type="dxa" w:w="50"/>
+              <w:left w:type="dxa" w:w="90"/>
+              <w:bottom w:type="dxa" w:w="50"/>
+              <w:right w:type="dxa" w:w="90"/>
+            </w:tcMar>
+          </w:tcPr>
+          <w:p>
+            <w:pPr>
+              <w:spacing w:after="0"/>
+            </w:pPr>
+            <w:r>
+              <w:rPr>
+                <w:sz w:val="18"/>
+                <w:szCs w:val="18"/>
+              </w:rPr>
+              <w:t xml:space="preserve">A brief transient was latched as a flight event</w:t>
+            </w:r>
+          </w:p>
+        </w:tc>
+        <w:tc>
+          <w:tcPr>
+            <w:tcW w:type="dxa" w:w="3200"/>
+            <w:tcBorders>
+              <w:top w:val="single" w:color="BFBFBF" w:sz="4"/>
+              <w:left w:val="single" w:color="BFBFBF" w:sz="4"/>
+              <w:bottom w:val="single" w:color="BFBFBF" w:sz="4"/>
+              <w:right w:val="single" w:color="BFBFBF" w:sz="4"/>
+            </w:tcBorders>
+            <w:tcMar>
+              <w:top w:type="dxa" w:w="50"/>
+              <w:left w:type="dxa" w:w="90"/>
+              <w:bottom w:type="dxa" w:w="50"/>
+              <w:right w:type="dxa" w:w="90"/>
+            </w:tcMar>
+          </w:tcPr>
+          <w:p>
+            <w:pPr>
+              <w:spacing w:after="0"/>
+            </w:pPr>
+            <w:r>
+              <w:rPr>
+                <w:sz w:val="18"/>
+                <w:szCs w:val="18"/>
+              </w:rPr>
+              <w:t xml:space="preserve">Mars Polar Lander: a leg-deployment vibration was read as touchdown and shut the engines off</w:t>
+            </w:r>
+          </w:p>
+        </w:tc>
+        <w:tc>
+          <w:tcPr>
+            <w:tcW w:type="dxa" w:w="3738"/>
+            <w:tcBorders>
+              <w:top w:val="single" w:color="BFBFBF" w:sz="4"/>
+              <w:left w:val="single" w:color="BFBFBF" w:sz="4"/>
+              <w:bottom w:val="single" w:color="BFBFBF" w:sz="4"/>
+              <w:right w:val="single" w:color="BFBFBF" w:sz="4"/>
+            </w:tcBorders>
+            <w:tcMar>
+              <w:top w:type="dxa" w:w="50"/>
+              <w:left w:type="dxa" w:w="90"/>
+              <w:bottom w:type="dxa" w:w="50"/>
+              <w:right w:type="dxa" w:w="90"/>
+            </w:tcMar>
+          </w:tcPr>
+          <w:p>
+            <w:pPr>
+              <w:spacing w:after="0"/>
+            </w:pPr>
+            <w:r>
+              <w:rPr>
+                <w:sz w:val="18"/>
+                <w:szCs w:val="18"/>
+              </w:rPr>
+              <w:t xml:space="preserve">Arm each detector only in its flight phase; require persistence over several samples; two independent criteria per pyro event; end-to-end tests on the flight board</w:t>
+            </w:r>
+          </w:p>
+        </w:tc>
+      </w:tr>
+      <w:tr>
+        <w:tc>
+          <w:tcPr>
+            <w:tcW w:type="dxa" w:w="2700"/>
+            <w:tcBorders>
+              <w:top w:val="single" w:color="BFBFBF" w:sz="4"/>
+              <w:left w:val="single" w:color="BFBFBF" w:sz="4"/>
+              <w:bottom w:val="single" w:color="BFBFBF" w:sz="4"/>
+              <w:right w:val="single" w:color="BFBFBF" w:sz="4"/>
+            </w:tcBorders>
+            <w:tcMar>
+              <w:top w:type="dxa" w:w="50"/>
+              <w:left w:type="dxa" w:w="90"/>
+              <w:bottom w:type="dxa" w:w="50"/>
+              <w:right w:type="dxa" w:w="90"/>
+            </w:tcMar>
+          </w:tcPr>
+          <w:p>
+            <w:pPr>
+              <w:spacing w:after="0"/>
+            </w:pPr>
+            <w:r>
+              <w:rPr>
+                <w:sz w:val="18"/>
+                <w:szCs w:val="18"/>
+              </w:rPr>
+              <w:t xml:space="preserve">Barometer errors near Mach 1 faked an apogee</w:t>
+            </w:r>
+          </w:p>
+        </w:tc>
+        <w:tc>
+          <w:tcPr>
+            <w:tcW w:type="dxa" w:w="3200"/>
+            <w:tcBorders>
+              <w:top w:val="single" w:color="BFBFBF" w:sz="4"/>
+              <w:left w:val="single" w:color="BFBFBF" w:sz="4"/>
+              <w:bottom w:val="single" w:color="BFBFBF" w:sz="4"/>
+              <w:right w:val="single" w:color="BFBFBF" w:sz="4"/>
+            </w:tcBorders>
+            <w:tcMar>
+              <w:top w:type="dxa" w:w="50"/>
+              <w:left w:type="dxa" w:w="90"/>
+              <w:bottom w:type="dxa" w:w="50"/>
+              <w:right w:type="dxa" w:w="90"/>
+            </w:tcMar>
+          </w:tcPr>
+          <w:p>
+            <w:pPr>
+              <w:spacing w:after="0"/>
+            </w:pPr>
+            <w:r>
+              <w:rPr>
+                <w:sz w:val="18"/>
+                <w:szCs w:val="18"/>
+              </w:rPr>
+              <w:t xml:space="preserve">CATS and Altus Metrum both de-weight or ignore the barometer near Mach</w:t>
+            </w:r>
+          </w:p>
+        </w:tc>
+        <w:tc>
+          <w:tcPr>
+            <w:tcW w:type="dxa" w:w="3738"/>
+            <w:tcBorders>
+              <w:top w:val="single" w:color="BFBFBF" w:sz="4"/>
+              <w:left w:val="single" w:color="BFBFBF" w:sz="4"/>
+              <w:bottom w:val="single" w:color="BFBFBF" w:sz="4"/>
+              <w:right w:val="single" w:color="BFBFBF" w:sz="4"/>
+            </w:tcBorders>
+            <w:tcMar>
+              <w:top w:type="dxa" w:w="50"/>
+              <w:left w:type="dxa" w:w="90"/>
+              <w:bottom w:type="dxa" w:w="50"/>
+              <w:right w:type="dxa" w:w="90"/>
+            </w:tcMar>
+          </w:tcPr>
+          <w:p>
+            <w:pPr>
+              <w:spacing w:after="0"/>
+            </w:pPr>
+            <w:r>
+              <w:rPr>
+                <w:sz w:val="18"/>
+                <w:szCs w:val="18"/>
+              </w:rPr>
+              <w:t xml:space="preserve">Barometer weight and apogee logic gated by estimated speed (F-66)</w:t>
+            </w:r>
+          </w:p>
+        </w:tc>
+      </w:tr>
+      <w:tr>
+        <w:tc>
+          <w:tcPr>
+            <w:tcW w:type="dxa" w:w="2700"/>
+            <w:tcBorders>
+              <w:top w:val="single" w:color="BFBFBF" w:sz="4"/>
+              <w:left w:val="single" w:color="BFBFBF" w:sz="4"/>
+              <w:bottom w:val="single" w:color="BFBFBF" w:sz="4"/>
+              <w:right w:val="single" w:color="BFBFBF" w:sz="4"/>
+            </w:tcBorders>
+            <w:tcMar>
+              <w:top w:type="dxa" w:w="50"/>
+              <w:left w:type="dxa" w:w="90"/>
+              <w:bottom w:type="dxa" w:w="50"/>
+              <w:right w:type="dxa" w:w="90"/>
+            </w:tcMar>
+          </w:tcPr>
+          <w:p>
+            <w:pPr>
+              <w:spacing w:after="0"/>
+            </w:pPr>
+            <w:r>
+              <w:rPr>
+                <w:sz w:val="18"/>
+                <w:szCs w:val="18"/>
+              </w:rPr>
+              <w:t xml:space="preserve">Ejection pressure spikes</w:t>
+            </w:r>
+          </w:p>
+        </w:tc>
+        <w:tc>
+          <w:tcPr>
+            <w:tcW w:type="dxa" w:w="3200"/>
+            <w:tcBorders>
+              <w:top w:val="single" w:color="BFBFBF" w:sz="4"/>
+              <w:left w:val="single" w:color="BFBFBF" w:sz="4"/>
+              <w:bottom w:val="single" w:color="BFBFBF" w:sz="4"/>
+              <w:right w:val="single" w:color="BFBFBF" w:sz="4"/>
+            </w:tcBorders>
+            <w:tcMar>
+              <w:top w:type="dxa" w:w="50"/>
+              <w:left w:type="dxa" w:w="90"/>
+              <w:bottom w:type="dxa" w:w="50"/>
+              <w:right w:type="dxa" w:w="90"/>
+            </w:tcMar>
+          </w:tcPr>
+          <w:p>
+            <w:pPr>
+              <w:spacing w:after="0"/>
+            </w:pPr>
+            <w:r>
+              <w:rPr>
+                <w:sz w:val="18"/>
+                <w:szCs w:val="18"/>
+              </w:rPr>
+              <w:t xml:space="preserve">Abnormal inputs named in Attachment-7 itself</w:t>
+            </w:r>
+          </w:p>
+        </w:tc>
+        <w:tc>
+          <w:tcPr>
+            <w:tcW w:type="dxa" w:w="3738"/>
+            <w:tcBorders>
+              <w:top w:val="single" w:color="BFBFBF" w:sz="4"/>
+              <w:left w:val="single" w:color="BFBFBF" w:sz="4"/>
+              <w:bottom w:val="single" w:color="BFBFBF" w:sz="4"/>
+              <w:right w:val="single" w:color="BFBFBF" w:sz="4"/>
+            </w:tcBorders>
+            <w:tcMar>
+              <w:top w:type="dxa" w:w="50"/>
+              <w:left w:type="dxa" w:w="90"/>
+              <w:bottom w:type="dxa" w:w="50"/>
+              <w:right w:type="dxa" w:w="90"/>
+            </w:tcMar>
+          </w:tcPr>
+          <w:p>
+            <w:pPr>
+              <w:spacing w:after="0"/>
+            </w:pPr>
+            <w:r>
+              <w:rPr>
+                <w:sz w:val="18"/>
+                <w:szCs w:val="18"/>
+              </w:rPr>
+              <w:t xml:space="preserve">Short blanking or median filter after each pyro event; sealed avionics bay; two barometers cross-checked</w:t>
+            </w:r>
+          </w:p>
+        </w:tc>
+      </w:tr>
+      <w:tr>
+        <w:tc>
+          <w:tcPr>
+            <w:tcW w:type="dxa" w:w="2700"/>
+            <w:tcBorders>
+              <w:top w:val="single" w:color="BFBFBF" w:sz="4"/>
+              <w:left w:val="single" w:color="BFBFBF" w:sz="4"/>
+              <w:bottom w:val="single" w:color="BFBFBF" w:sz="4"/>
+              <w:right w:val="single" w:color="BFBFBF" w:sz="4"/>
+            </w:tcBorders>
+            <w:tcMar>
+              <w:top w:type="dxa" w:w="50"/>
+              <w:left w:type="dxa" w:w="90"/>
+              <w:bottom w:type="dxa" w:w="50"/>
+              <w:right w:type="dxa" w:w="90"/>
+            </w:tcMar>
+          </w:tcPr>
+          <w:p>
+            <w:pPr>
+              <w:spacing w:after="0"/>
+            </w:pPr>
+            <w:r>
+              <w:rPr>
+                <w:sz w:val="18"/>
+                <w:szCs w:val="18"/>
+              </w:rPr>
+              <w:t xml:space="preserve">Carbon fibre blocked the radio</w:t>
+            </w:r>
+          </w:p>
+        </w:tc>
+        <w:tc>
+          <w:tcPr>
+            <w:tcW w:type="dxa" w:w="3200"/>
+            <w:tcBorders>
+              <w:top w:val="single" w:color="BFBFBF" w:sz="4"/>
+              <w:left w:val="single" w:color="BFBFBF" w:sz="4"/>
+              <w:bottom w:val="single" w:color="BFBFBF" w:sz="4"/>
+              <w:right w:val="single" w:color="BFBFBF" w:sz="4"/>
+            </w:tcBorders>
+            <w:tcMar>
+              <w:top w:type="dxa" w:w="50"/>
+              <w:left w:type="dxa" w:w="90"/>
+              <w:bottom w:type="dxa" w:w="50"/>
+              <w:right w:type="dxa" w:w="90"/>
+            </w:tcMar>
+          </w:tcPr>
+          <w:p>
+            <w:pPr>
+              <w:spacing w:after="0"/>
+            </w:pPr>
+            <w:r>
+              <w:rPr>
+                <w:sz w:val="18"/>
+                <w:szCs w:val="18"/>
+              </w:rPr>
+              <w:t xml:space="preserve">Forum reports: one carbon layer cut range from 20+ miles to a few hundred feet</w:t>
+            </w:r>
+          </w:p>
+        </w:tc>
+        <w:tc>
+          <w:tcPr>
+            <w:tcW w:type="dxa" w:w="3738"/>
+            <w:tcBorders>
+              <w:top w:val="single" w:color="BFBFBF" w:sz="4"/>
+              <w:left w:val="single" w:color="BFBFBF" w:sz="4"/>
+              <w:bottom w:val="single" w:color="BFBFBF" w:sz="4"/>
+              <w:right w:val="single" w:color="BFBFBF" w:sz="4"/>
+            </w:tcBorders>
+            <w:tcMar>
+              <w:top w:type="dxa" w:w="50"/>
+              <w:left w:type="dxa" w:w="90"/>
+              <w:bottom w:type="dxa" w:w="50"/>
+              <w:right w:type="dxa" w:w="90"/>
+            </w:tcMar>
+          </w:tcPr>
+          <w:p>
+            <w:pPr>
+              <w:spacing w:after="0"/>
+            </w:pPr>
+            <w:r>
+              <w:rPr>
+                <w:sz w:val="18"/>
+                <w:szCs w:val="18"/>
+              </w:rPr>
+              <w:t xml:space="preserve">Antennas in fibreglass sections or outside; run the 1,500 m test with the final closed airframe (F-67)</w:t>
+            </w:r>
+          </w:p>
+        </w:tc>
+      </w:tr>
+      <w:tr>
+        <w:tc>
+          <w:tcPr>
+            <w:tcW w:type="dxa" w:w="2700"/>
+            <w:tcBorders>
+              <w:top w:val="single" w:color="BFBFBF" w:sz="4"/>
+              <w:left w:val="single" w:color="BFBFBF" w:sz="4"/>
+              <w:bottom w:val="single" w:color="BFBFBF" w:sz="4"/>
+              <w:right w:val="single" w:color="BFBFBF" w:sz="4"/>
+            </w:tcBorders>
+            <w:tcMar>
+              <w:top w:type="dxa" w:w="50"/>
+              <w:left w:type="dxa" w:w="90"/>
+              <w:bottom w:type="dxa" w:w="50"/>
+              <w:right w:type="dxa" w:w="90"/>
+            </w:tcMar>
+          </w:tcPr>
+          <w:p>
+            <w:pPr>
+              <w:spacing w:after="0"/>
+            </w:pPr>
+            <w:r>
+              <w:rPr>
+                <w:sz w:val="18"/>
+                <w:szCs w:val="18"/>
+              </w:rPr>
+              <w:t xml:space="preserve">An inverted IMU axis meant no parachute at all</w:t>
+            </w:r>
+          </w:p>
+        </w:tc>
+        <w:tc>
+          <w:tcPr>
+            <w:tcW w:type="dxa" w:w="3200"/>
+            <w:tcBorders>
+              <w:top w:val="single" w:color="BFBFBF" w:sz="4"/>
+              <w:left w:val="single" w:color="BFBFBF" w:sz="4"/>
+              <w:bottom w:val="single" w:color="BFBFBF" w:sz="4"/>
+              <w:right w:val="single" w:color="BFBFBF" w:sz="4"/>
+            </w:tcBorders>
+            <w:tcMar>
+              <w:top w:type="dxa" w:w="50"/>
+              <w:left w:type="dxa" w:w="90"/>
+              <w:bottom w:type="dxa" w:w="50"/>
+              <w:right w:type="dxa" w:w="90"/>
+            </w:tcMar>
+          </w:tcPr>
+          <w:p>
+            <w:pPr>
+              <w:spacing w:after="0"/>
+            </w:pPr>
+            <w:r>
+              <w:rPr>
+                <w:sz w:val="18"/>
+                <w:szCs w:val="18"/>
+              </w:rPr>
+              <w:t xml:space="preserve">2026 team simulation log</w:t>
+            </w:r>
+          </w:p>
+        </w:tc>
+        <w:tc>
+          <w:tcPr>
+            <w:tcW w:type="dxa" w:w="3738"/>
+            <w:tcBorders>
+              <w:top w:val="single" w:color="BFBFBF" w:sz="4"/>
+              <w:left w:val="single" w:color="BFBFBF" w:sz="4"/>
+              <w:bottom w:val="single" w:color="BFBFBF" w:sz="4"/>
+              <w:right w:val="single" w:color="BFBFBF" w:sz="4"/>
+            </w:tcBorders>
+            <w:tcMar>
+              <w:top w:type="dxa" w:w="50"/>
+              <w:left w:type="dxa" w:w="90"/>
+              <w:bottom w:type="dxa" w:w="50"/>
+              <w:right w:type="dxa" w:w="90"/>
+            </w:tcMar>
+          </w:tcPr>
+          <w:p>
+            <w:pPr>
+              <w:spacing w:after="0"/>
+            </w:pPr>
+            <w:r>
+              <w:rPr>
+                <w:sz w:val="18"/>
+                <w:szCs w:val="18"/>
+              </w:rPr>
+              <w:t xml:space="preserve">Gravity-sign check at boot; 90° rotation check in SIT; recovery never depends on one axis sign</w:t>
+            </w:r>
+          </w:p>
+        </w:tc>
+      </w:tr>
+      <w:tr>
+        <w:tc>
+          <w:tcPr>
+            <w:tcW w:type="dxa" w:w="2700"/>
+            <w:tcBorders>
+              <w:top w:val="single" w:color="BFBFBF" w:sz="4"/>
+              <w:left w:val="single" w:color="BFBFBF" w:sz="4"/>
+              <w:bottom w:val="single" w:color="BFBFBF" w:sz="4"/>
+              <w:right w:val="single" w:color="BFBFBF" w:sz="4"/>
+            </w:tcBorders>
+            <w:tcMar>
+              <w:top w:type="dxa" w:w="50"/>
+              <w:left w:type="dxa" w:w="90"/>
+              <w:bottom w:type="dxa" w:w="50"/>
+              <w:right w:type="dxa" w:w="90"/>
+            </w:tcMar>
+          </w:tcPr>
+          <w:p>
+            <w:pPr>
+              <w:spacing w:after="0"/>
+            </w:pPr>
+            <w:r>
+              <w:rPr>
+                <w:sz w:val="18"/>
+                <w:szCs w:val="18"/>
+              </w:rPr>
+              <w:t xml:space="preserve">Apogee below the main altitude meant no parachute</w:t>
+            </w:r>
+          </w:p>
+        </w:tc>
+        <w:tc>
+          <w:tcPr>
+            <w:tcW w:type="dxa" w:w="3200"/>
+            <w:tcBorders>
+              <w:top w:val="single" w:color="BFBFBF" w:sz="4"/>
+              <w:left w:val="single" w:color="BFBFBF" w:sz="4"/>
+              <w:bottom w:val="single" w:color="BFBFBF" w:sz="4"/>
+              <w:right w:val="single" w:color="BFBFBF" w:sz="4"/>
+            </w:tcBorders>
+            <w:tcMar>
+              <w:top w:type="dxa" w:w="50"/>
+              <w:left w:type="dxa" w:w="90"/>
+              <w:bottom w:type="dxa" w:w="50"/>
+              <w:right w:type="dxa" w:w="90"/>
+            </w:tcMar>
+          </w:tcPr>
+          <w:p>
+            <w:pPr>
+              <w:spacing w:after="0"/>
+            </w:pPr>
+            <w:r>
+              <w:rPr>
+                <w:sz w:val="18"/>
+                <w:szCs w:val="18"/>
+              </w:rPr>
+              <w:t xml:space="preserve">2026 team simulation log</w:t>
+            </w:r>
+          </w:p>
+        </w:tc>
+        <w:tc>
+          <w:tcPr>
+            <w:tcW w:type="dxa" w:w="3738"/>
+            <w:tcBorders>
+              <w:top w:val="single" w:color="BFBFBF" w:sz="4"/>
+              <w:left w:val="single" w:color="BFBFBF" w:sz="4"/>
+              <w:bottom w:val="single" w:color="BFBFBF" w:sz="4"/>
+              <w:right w:val="single" w:color="BFBFBF" w:sz="4"/>
+            </w:tcBorders>
+            <w:tcMar>
+              <w:top w:type="dxa" w:w="50"/>
+              <w:left w:type="dxa" w:w="90"/>
+              <w:bottom w:type="dxa" w:w="50"/>
+              <w:right w:type="dxa" w:w="90"/>
+            </w:tcMar>
+          </w:tcPr>
+          <w:p>
+            <w:pPr>
+              <w:spacing w:after="0"/>
+            </w:pPr>
+            <w:r>
+              <w:rPr>
+                <w:sz w:val="18"/>
+                <w:szCs w:val="18"/>
+              </w:rPr>
+              <w:t xml:space="preserve">If apogee is below the main threshold, fire primary and main in sequence</w:t>
+            </w:r>
+          </w:p>
+        </w:tc>
+      </w:tr>
+      <w:tr>
+        <w:tc>
+          <w:tcPr>
+            <w:tcW w:type="dxa" w:w="2700"/>
+            <w:tcBorders>
+              <w:top w:val="single" w:color="BFBFBF" w:sz="4"/>
+              <w:left w:val="single" w:color="BFBFBF" w:sz="4"/>
+              <w:bottom w:val="single" w:color="BFBFBF" w:sz="4"/>
+              <w:right w:val="single" w:color="BFBFBF" w:sz="4"/>
+            </w:tcBorders>
+            <w:tcMar>
+              <w:top w:type="dxa" w:w="50"/>
+              <w:left w:type="dxa" w:w="90"/>
+              <w:bottom w:type="dxa" w:w="50"/>
+              <w:right w:type="dxa" w:w="90"/>
+            </w:tcMar>
+          </w:tcPr>
+          <w:p>
+            <w:pPr>
+              <w:spacing w:after="0"/>
+            </w:pPr>
+            <w:r>
+              <w:rPr>
+                <w:sz w:val="18"/>
+                <w:szCs w:val="18"/>
+              </w:rPr>
+              <w:t xml:space="preserve">A frozen barometer killed both recovery paths</w:t>
+            </w:r>
+          </w:p>
+        </w:tc>
+        <w:tc>
+          <w:tcPr>
+            <w:tcW w:type="dxa" w:w="3200"/>
+            <w:tcBorders>
+              <w:top w:val="single" w:color="BFBFBF" w:sz="4"/>
+              <w:left w:val="single" w:color="BFBFBF" w:sz="4"/>
+              <w:bottom w:val="single" w:color="BFBFBF" w:sz="4"/>
+              <w:right w:val="single" w:color="BFBFBF" w:sz="4"/>
+            </w:tcBorders>
+            <w:tcMar>
+              <w:top w:type="dxa" w:w="50"/>
+              <w:left w:type="dxa" w:w="90"/>
+              <w:bottom w:type="dxa" w:w="50"/>
+              <w:right w:type="dxa" w:w="90"/>
+            </w:tcMar>
+          </w:tcPr>
+          <w:p>
+            <w:pPr>
+              <w:spacing w:after="0"/>
+            </w:pPr>
+            <w:r>
+              <w:rPr>
+                <w:sz w:val="18"/>
+                <w:szCs w:val="18"/>
+              </w:rPr>
+              <w:t xml:space="preserve">2026 team simulation log</w:t>
+            </w:r>
+          </w:p>
+        </w:tc>
+        <w:tc>
+          <w:tcPr>
+            <w:tcW w:type="dxa" w:w="3738"/>
+            <w:tcBorders>
+              <w:top w:val="single" w:color="BFBFBF" w:sz="4"/>
+              <w:left w:val="single" w:color="BFBFBF" w:sz="4"/>
+              <w:bottom w:val="single" w:color="BFBFBF" w:sz="4"/>
+              <w:right w:val="single" w:color="BFBFBF" w:sz="4"/>
+            </w:tcBorders>
+            <w:tcMar>
+              <w:top w:type="dxa" w:w="50"/>
+              <w:left w:type="dxa" w:w="90"/>
+              <w:bottom w:type="dxa" w:w="50"/>
+              <w:right w:type="dxa" w:w="90"/>
+            </w:tcMar>
+          </w:tcPr>
+          <w:p>
+            <w:pPr>
+              <w:spacing w:after="0"/>
+            </w:pPr>
+            <w:r>
+              <w:rPr>
+                <w:sz w:val="18"/>
+                <w:szCs w:val="18"/>
+              </w:rPr>
+              <w:t xml:space="preserve">Stale-sample detection; switch to the second barometer and the inertial estimate</w:t>
+            </w:r>
+          </w:p>
+        </w:tc>
+      </w:tr>
+      <w:tr>
+        <w:tc>
+          <w:tcPr>
+            <w:tcW w:type="dxa" w:w="2700"/>
+            <w:tcBorders>
+              <w:top w:val="single" w:color="BFBFBF" w:sz="4"/>
+              <w:left w:val="single" w:color="BFBFBF" w:sz="4"/>
+              <w:bottom w:val="single" w:color="BFBFBF" w:sz="4"/>
+              <w:right w:val="single" w:color="BFBFBF" w:sz="4"/>
+            </w:tcBorders>
+            <w:tcMar>
+              <w:top w:type="dxa" w:w="50"/>
+              <w:left w:type="dxa" w:w="90"/>
+              <w:bottom w:type="dxa" w:w="50"/>
+              <w:right w:type="dxa" w:w="90"/>
+            </w:tcMar>
+          </w:tcPr>
+          <w:p>
+            <w:pPr>
+              <w:spacing w:after="0"/>
+            </w:pPr>
+            <w:r>
+              <w:rPr>
+                <w:sz w:val="18"/>
+                <w:szCs w:val="18"/>
+              </w:rPr>
+              <w:t xml:space="preserve">A packet layout changed silently and the ground station misread it</w:t>
+            </w:r>
+          </w:p>
+        </w:tc>
+        <w:tc>
+          <w:tcPr>
+            <w:tcW w:type="dxa" w:w="3200"/>
+            <w:tcBorders>
+              <w:top w:val="single" w:color="BFBFBF" w:sz="4"/>
+              <w:left w:val="single" w:color="BFBFBF" w:sz="4"/>
+              <w:bottom w:val="single" w:color="BFBFBF" w:sz="4"/>
+              <w:right w:val="single" w:color="BFBFBF" w:sz="4"/>
+            </w:tcBorders>
+            <w:tcMar>
+              <w:top w:type="dxa" w:w="50"/>
+              <w:left w:type="dxa" w:w="90"/>
+              <w:bottom w:type="dxa" w:w="50"/>
+              <w:right w:type="dxa" w:w="90"/>
+            </w:tcMar>
+          </w:tcPr>
+          <w:p>
+            <w:pPr>
+              <w:spacing w:after="0"/>
+            </w:pPr>
+            <w:r>
+              <w:rPr>
+                <w:sz w:val="18"/>
+                <w:szCs w:val="18"/>
+              </w:rPr>
+              <w:t xml:space="preserve">2026 team (same packet size, different fields)</w:t>
+            </w:r>
+          </w:p>
+        </w:tc>
+        <w:tc>
+          <w:tcPr>
+            <w:tcW w:type="dxa" w:w="3738"/>
+            <w:tcBorders>
+              <w:top w:val="single" w:color="BFBFBF" w:sz="4"/>
+              <w:left w:val="single" w:color="BFBFBF" w:sz="4"/>
+              <w:bottom w:val="single" w:color="BFBFBF" w:sz="4"/>
+              <w:right w:val="single" w:color="BFBFBF" w:sz="4"/>
+            </w:tcBorders>
+            <w:tcMar>
+              <w:top w:type="dxa" w:w="50"/>
+              <w:left w:type="dxa" w:w="90"/>
+              <w:bottom w:type="dxa" w:w="50"/>
+              <w:right w:type="dxa" w:w="90"/>
+            </w:tcMar>
+          </w:tcPr>
+          <w:p>
+            <w:pPr>
+              <w:spacing w:after="0"/>
+            </w:pPr>
+            <w:r>
+              <w:rPr>
+                <w:sz w:val="18"/>
+                <w:szCs w:val="18"/>
+              </w:rPr>
+              <w:t xml:space="preserve">Version byte and layout ID in every frame; shared golden test vectors</w:t>
+            </w:r>
+          </w:p>
+        </w:tc>
+      </w:tr>
+      <w:tr>
+        <w:tc>
+          <w:tcPr>
+            <w:tcW w:type="dxa" w:w="2700"/>
+            <w:tcBorders>
+              <w:top w:val="single" w:color="BFBFBF" w:sz="4"/>
+              <w:left w:val="single" w:color="BFBFBF" w:sz="4"/>
+              <w:bottom w:val="single" w:color="BFBFBF" w:sz="4"/>
+              <w:right w:val="single" w:color="BFBFBF" w:sz="4"/>
+            </w:tcBorders>
+            <w:tcMar>
+              <w:top w:type="dxa" w:w="50"/>
+              <w:left w:type="dxa" w:w="90"/>
+              <w:bottom w:type="dxa" w:w="50"/>
+              <w:right w:type="dxa" w:w="90"/>
+            </w:tcMar>
+          </w:tcPr>
+          <w:p>
+            <w:pPr>
+              <w:spacing w:after="0"/>
+            </w:pPr>
+            <w:r>
+              <w:rPr>
+                <w:sz w:val="18"/>
+                <w:szCs w:val="18"/>
+              </w:rPr>
+              <w:t xml:space="preserve">A reset during flight</w:t>
+            </w:r>
+          </w:p>
+        </w:tc>
+        <w:tc>
+          <w:tcPr>
+            <w:tcW w:type="dxa" w:w="3200"/>
+            <w:tcBorders>
+              <w:top w:val="single" w:color="BFBFBF" w:sz="4"/>
+              <w:left w:val="single" w:color="BFBFBF" w:sz="4"/>
+              <w:bottom w:val="single" w:color="BFBFBF" w:sz="4"/>
+              <w:right w:val="single" w:color="BFBFBF" w:sz="4"/>
+            </w:tcBorders>
+            <w:tcMar>
+              <w:top w:type="dxa" w:w="50"/>
+              <w:left w:type="dxa" w:w="90"/>
+              <w:bottom w:type="dxa" w:w="50"/>
+              <w:right w:type="dxa" w:w="90"/>
+            </w:tcMar>
+          </w:tcPr>
+          <w:p>
+            <w:pPr>
+              <w:spacing w:after="0"/>
+            </w:pPr>
+            <w:r>
+              <w:rPr>
+                <w:sz w:val="18"/>
+                <w:szCs w:val="18"/>
+              </w:rPr>
+              <w:t xml:space="preserve">Teams keep flight state in backup memory</w:t>
+            </w:r>
+          </w:p>
+        </w:tc>
+        <w:tc>
+          <w:tcPr>
+            <w:tcW w:type="dxa" w:w="3738"/>
+            <w:tcBorders>
+              <w:top w:val="single" w:color="BFBFBF" w:sz="4"/>
+              <w:left w:val="single" w:color="BFBFBF" w:sz="4"/>
+              <w:bottom w:val="single" w:color="BFBFBF" w:sz="4"/>
+              <w:right w:val="single" w:color="BFBFBF" w:sz="4"/>
+            </w:tcBorders>
+            <w:tcMar>
+              <w:top w:type="dxa" w:w="50"/>
+              <w:left w:type="dxa" w:w="90"/>
+              <w:bottom w:type="dxa" w:w="50"/>
+              <w:right w:type="dxa" w:w="90"/>
+            </w:tcMar>
+          </w:tcPr>
+          <w:p>
+            <w:pPr>
+              <w:spacing w:after="0"/>
+            </w:pPr>
+            <w:r>
+              <w:rPr>
+                <w:sz w:val="18"/>
+                <w:szCs w:val="18"/>
+              </w:rPr>
+              <w:t xml:space="preserve">Watchdog; flight phase and ground pressure kept in battery-backed memory; resume the stored phase, never restart from Pad</w:t>
+            </w:r>
+          </w:p>
+        </w:tc>
+      </w:tr>
+      <w:tr>
+        <w:tc>
+          <w:tcPr>
+            <w:tcW w:type="dxa" w:w="2700"/>
+            <w:tcBorders>
+              <w:top w:val="single" w:color="BFBFBF" w:sz="4"/>
+              <w:left w:val="single" w:color="BFBFBF" w:sz="4"/>
+              <w:bottom w:val="single" w:color="BFBFBF" w:sz="4"/>
+              <w:right w:val="single" w:color="BFBFBF" w:sz="4"/>
+            </w:tcBorders>
+            <w:tcMar>
+              <w:top w:type="dxa" w:w="50"/>
+              <w:left w:type="dxa" w:w="90"/>
+              <w:bottom w:type="dxa" w:w="50"/>
+              <w:right w:type="dxa" w:w="90"/>
+            </w:tcMar>
+          </w:tcPr>
+          <w:p>
+            <w:pPr>
+              <w:spacing w:after="0"/>
+            </w:pPr>
+            <w:r>
+              <w:rPr>
+                <w:sz w:val="18"/>
+                <w:szCs w:val="18"/>
+              </w:rPr>
+              <w:t xml:space="preserve">Brownout when the pyros fire</w:t>
+            </w:r>
+          </w:p>
+        </w:tc>
+        <w:tc>
+          <w:tcPr>
+            <w:tcW w:type="dxa" w:w="3200"/>
+            <w:tcBorders>
+              <w:top w:val="single" w:color="BFBFBF" w:sz="4"/>
+              <w:left w:val="single" w:color="BFBFBF" w:sz="4"/>
+              <w:bottom w:val="single" w:color="BFBFBF" w:sz="4"/>
+              <w:right w:val="single" w:color="BFBFBF" w:sz="4"/>
+            </w:tcBorders>
+            <w:tcMar>
+              <w:top w:type="dxa" w:w="50"/>
+              <w:left w:type="dxa" w:w="90"/>
+              <w:bottom w:type="dxa" w:w="50"/>
+              <w:right w:type="dxa" w:w="90"/>
+            </w:tcMar>
+          </w:tcPr>
+          <w:p>
+            <w:pPr>
+              <w:spacing w:after="0"/>
+            </w:pPr>
+            <w:r>
+              <w:rPr>
+                <w:sz w:val="18"/>
+                <w:szCs w:val="18"/>
+              </w:rPr>
+              <w:t xml:space="preserve">Altus Metrum recommends a separate pyro battery</w:t>
+            </w:r>
+          </w:p>
+        </w:tc>
+        <w:tc>
+          <w:tcPr>
+            <w:tcW w:type="dxa" w:w="3738"/>
+            <w:tcBorders>
+              <w:top w:val="single" w:color="BFBFBF" w:sz="4"/>
+              <w:left w:val="single" w:color="BFBFBF" w:sz="4"/>
+              <w:bottom w:val="single" w:color="BFBFBF" w:sz="4"/>
+              <w:right w:val="single" w:color="BFBFBF" w:sz="4"/>
+            </w:tcBorders>
+            <w:tcMar>
+              <w:top w:type="dxa" w:w="50"/>
+              <w:left w:type="dxa" w:w="90"/>
+              <w:bottom w:type="dxa" w:w="50"/>
+              <w:right w:type="dxa" w:w="90"/>
+            </w:tcMar>
+          </w:tcPr>
+          <w:p>
+            <w:pPr>
+              <w:spacing w:after="0"/>
+            </w:pPr>
+            <w:r>
+              <w:rPr>
+                <w:sz w:val="18"/>
+                <w:szCs w:val="18"/>
+              </w:rPr>
+              <w:t xml:space="preserve">Separate pyro supply or bulk capacitance; brownout reset above regulator dropout; measure the dip on a scope</w:t>
+            </w:r>
+          </w:p>
+        </w:tc>
+      </w:tr>
+      <w:tr>
+        <w:tc>
+          <w:tcPr>
+            <w:tcW w:type="dxa" w:w="2700"/>
+            <w:tcBorders>
+              <w:top w:val="single" w:color="BFBFBF" w:sz="4"/>
+              <w:left w:val="single" w:color="BFBFBF" w:sz="4"/>
+              <w:bottom w:val="single" w:color="BFBFBF" w:sz="4"/>
+              <w:right w:val="single" w:color="BFBFBF" w:sz="4"/>
+            </w:tcBorders>
+            <w:tcMar>
+              <w:top w:type="dxa" w:w="50"/>
+              <w:left w:type="dxa" w:w="90"/>
+              <w:bottom w:type="dxa" w:w="50"/>
+              <w:right w:type="dxa" w:w="90"/>
+            </w:tcMar>
+          </w:tcPr>
+          <w:p>
+            <w:pPr>
+              <w:spacing w:after="0"/>
+            </w:pPr>
+            <w:r>
+              <w:rPr>
+                <w:sz w:val="18"/>
+                <w:szCs w:val="18"/>
+              </w:rPr>
+              <w:t xml:space="preserve">Test-mode bugs that fail the referee test</w:t>
+            </w:r>
+          </w:p>
+        </w:tc>
+        <w:tc>
+          <w:tcPr>
+            <w:tcW w:type="dxa" w:w="3200"/>
+            <w:tcBorders>
+              <w:top w:val="single" w:color="BFBFBF" w:sz="4"/>
+              <w:left w:val="single" w:color="BFBFBF" w:sz="4"/>
+              <w:bottom w:val="single" w:color="BFBFBF" w:sz="4"/>
+              <w:right w:val="single" w:color="BFBFBF" w:sz="4"/>
+            </w:tcBorders>
+            <w:tcMar>
+              <w:top w:type="dxa" w:w="50"/>
+              <w:left w:type="dxa" w:w="90"/>
+              <w:bottom w:type="dxa" w:w="50"/>
+              <w:right w:type="dxa" w:w="90"/>
+            </w:tcMar>
+          </w:tcPr>
+          <w:p>
+            <w:pPr>
+              <w:spacing w:after="0"/>
+            </w:pPr>
+            <w:r>
+              <w:rPr>
+                <w:sz w:val="18"/>
+                <w:szCs w:val="18"/>
+              </w:rPr>
+              <w:t xml:space="preserve">Other teams' code: blocking delays, parsers accepting one checksum only</w:t>
+            </w:r>
+          </w:p>
+        </w:tc>
+        <w:tc>
+          <w:tcPr>
+            <w:tcW w:type="dxa" w:w="3738"/>
+            <w:tcBorders>
+              <w:top w:val="single" w:color="BFBFBF" w:sz="4"/>
+              <w:left w:val="single" w:color="BFBFBF" w:sz="4"/>
+              <w:bottom w:val="single" w:color="BFBFBF" w:sz="4"/>
+              <w:right w:val="single" w:color="BFBFBF" w:sz="4"/>
+            </w:tcBorders>
+            <w:tcMar>
+              <w:top w:type="dxa" w:w="50"/>
+              <w:left w:type="dxa" w:w="90"/>
+              <w:bottom w:type="dxa" w:w="50"/>
+              <w:right w:type="dxa" w:w="90"/>
+            </w:tcMar>
+          </w:tcPr>
+          <w:p>
+            <w:pPr>
+              <w:spacing w:after="0"/>
+            </w:pPr>
+            <w:r>
+              <w:rPr>
+                <w:sz w:val="18"/>
+                <w:szCs w:val="18"/>
+              </w:rPr>
+              <w:t xml:space="preserve">Non-blocking parser with frame timeout; accept both checksum families (F-29)</w:t>
+            </w:r>
+          </w:p>
+        </w:tc>
+      </w:tr>
+    </w:tbl>
+    <w:p>
+      <w:pPr>
+        <w:keepNext/>
+        <w:spacing w:after="60" w:before="200"/>
+      </w:pPr>
+      <w:r>
+        <w:rPr>
+          <w:b/>
+          <w:bCs/>
+          <w:color w:val="2E74B5"/>
+        </w:rPr>
+        <w:t xml:space="preserve">F-91   </w:t>
+      </w:r>
+      <w:r>
+        <w:rPr>
+          <w:b/>
+          <w:bCs/>
+        </w:rPr>
+        <w:t xml:space="preserve">What open-source code we may reuse</w:t>
+      </w:r>
+    </w:p>
+    <w:p>
+      <w:pPr>
+        <w:pStyle w:val="ListParagraph"/>
+        <w:numPr>
+          <w:ilvl w:val="0"/>
+          <w:numId w:val="3"/>
+        </w:numPr>
+        <w:spacing w:after="60"/>
+      </w:pPr>
+      <w:r>
+        <w:rPr>
+          <w:b/>
+          <w:bCs/>
+        </w:rPr>
+        <w:t xml:space="preserve">GPL code</w:t>
+      </w:r>
+      <w:r>
+        <w:t xml:space="preserve"> (CATS, Altus Metrum AltOS, and some team repos) is reference only. Its obligations start when firmware or tools are shared outside the team, for example with the committee or a sponsor.</w:t>
+      </w:r>
+    </w:p>
+    <w:p>
+      <w:pPr>
+        <w:pStyle w:val="ListParagraph"/>
+        <w:numPr>
+          <w:ilvl w:val="0"/>
+          <w:numId w:val="3"/>
+        </w:numPr>
+        <w:spacing w:after="60"/>
+      </w:pPr>
+      <w:r>
+        <w:rPr>
+          <w:b/>
+          <w:bCs/>
+        </w:rPr>
+        <w:t xml:space="preserve">Repositories with no licence</w:t>
+      </w:r>
+      <w:r>
+        <w:t xml:space="preserve"> are all rights reserved: read them, don't copy them.</w:t>
+      </w:r>
+    </w:p>
+    <w:p>
+      <w:pPr>
+        <w:pStyle w:val="ListParagraph"/>
+        <w:numPr>
+          <w:ilvl w:val="0"/>
+          <w:numId w:val="3"/>
+        </w:numPr>
+        <w:spacing w:after="60"/>
+      </w:pPr>
+      <w:r>
+        <w:rPr>
+          <w:b/>
+          <w:bCs/>
+        </w:rPr>
+        <w:t xml:space="preserve">MIT or Apache code</w:t>
+      </w:r>
+      <w:r>
+        <w:t xml:space="preserve"> can be reused with attribution: for example RocketPy, some sensor drivers, a desktop clone of the referee test device and several student ground stations.</w:t>
+      </w:r>
+    </w:p>
+    <w:p>
+      <w:pPr>
+        <w:pStyle w:val="ListParagraph"/>
+        <w:numPr>
+          <w:ilvl w:val="0"/>
+          <w:numId w:val="3"/>
+        </w:numPr>
+        <w:spacing w:after="60"/>
+      </w:pPr>
+      <w:r>
+        <w:t xml:space="preserve">Separately from copyright, </w:t>
+      </w:r>
+      <w:r>
+        <w:rPr>
+          <w:b/>
+          <w:bCs/>
+        </w:rPr>
+        <w:t xml:space="preserve">no third-party flight algorithm may run on the I-FCC</w:t>
+      </w:r>
+      <w:r>
+        <w:t xml:space="preserve"> (3.3.6.13). Drivers, HAL, RTOS and file systems are probably a different category, but this should be confirmed with the committee.</w:t>
+      </w:r>
+    </w:p>
+    <w:p>
+      <w:pPr>
+        <w:shd w:fill="FFF2CC" w:color="auto" w:val="clear"/>
+        <w:spacing w:after="60"/>
+      </w:pPr>
+      <w:r>
+        <w:rPr>
+          <w:b/>
+          <w:bCs/>
+        </w:rPr>
+        <w:t xml:space="preserve">Action:</w:t>
+      </w:r>
+      <w:r>
+        <w:t xml:space="preserve"> SW: keep a third-party component register (name, licence, purpose, “not a flight algorithm”) in the repository and in the CDR.</w:t>
+      </w:r>
+    </w:p>
+    <w:p>
+      <w:pPr>
+        <w:spacing w:after="140"/>
+      </w:pPr>
+      <w:r>
+        <w:rPr>
+          <w:color w:val="595959"/>
+          <w:sz w:val="16"/>
+          <w:szCs w:val="16"/>
+        </w:rPr>
+        <w:t xml:space="preserve">Source: Licences checked via the GitHub API; spec 3.3.6.9, 3.3.6.13   |   Affects: SW, MGMT   |   Status: Confirmed (licences) / Open (COTS scope)</w:t>
+      </w:r>
+    </w:p>
+    <w:p>
+      <w:pPr>
+        <w:keepNext/>
+        <w:spacing w:after="60" w:before="200"/>
+      </w:pPr>
+      <w:r>
+        <w:rPr>
+          <w:b/>
+          <w:bCs/>
+          <w:color w:val="2E74B5"/>
+        </w:rPr>
+        <w:t xml:space="preserve">F-92   </w:t>
+      </w:r>
+      <w:r>
+        <w:rPr>
+          <w:b/>
+          <w:bCs/>
+        </w:rPr>
+        <w:t xml:space="preserve">Reference designs worth studying</w:t>
+      </w:r>
+    </w:p>
+    <w:p>
+      <w:pPr>
+        <w:pStyle w:val="ListParagraph"/>
+        <w:numPr>
+          <w:ilvl w:val="0"/>
+          <w:numId w:val="3"/>
+        </w:numPr>
+        <w:spacing w:after="60"/>
+      </w:pPr>
+      <w:r>
+        <w:rPr>
+          <w:b/>
+          <w:bCs/>
+        </w:rPr>
+        <w:t xml:space="preserve">halilsrky/SKYRTOS and FreeRocket:</w:t>
+      </w:r>
+      <w:r>
+        <w:t xml:space="preserve"> STM32F446 + BMI088 on FreeRTOS, close to our proposed hardware. Notable for a normal/SIT/SUT mode switch, flight state kept in backup memory across resets, and a high-rate hardware-in-the-loop mode separate from the strict test mode.</w:t>
+      </w:r>
+    </w:p>
+    <w:p>
+      <w:pPr>
+        <w:pStyle w:val="ListParagraph"/>
+        <w:numPr>
+          <w:ilvl w:val="0"/>
+          <w:numId w:val="3"/>
+        </w:numPr>
+        <w:spacing w:after="60"/>
+      </w:pPr>
+      <w:r>
+        <w:rPr>
+          <w:b/>
+          <w:bCs/>
+        </w:rPr>
+        <w:t xml:space="preserve">cinarunver/UcusYazilimi2026 (GPL, reference only):</w:t>
+      </w:r>
+      <w:r>
+        <w:t xml:space="preserve"> the best-documented 2026 repo, with unit tests and a log of bugs found in simulation.</w:t>
+      </w:r>
+    </w:p>
+    <w:p>
+      <w:pPr>
+        <w:pStyle w:val="ListParagraph"/>
+        <w:numPr>
+          <w:ilvl w:val="0"/>
+          <w:numId w:val="3"/>
+        </w:numPr>
+        <w:spacing w:after="60"/>
+      </w:pPr>
+      <w:r>
+        <w:rPr>
+          <w:b/>
+          <w:bCs/>
+        </w:rPr>
+        <w:t xml:space="preserve">stanX19/MARC2026:</w:t>
+      </w:r>
+      <w:r>
+        <w:t xml:space="preserve"> an A4 International team that shares one packet-definition header between the flight computer and the ground station.</w:t>
+      </w:r>
+    </w:p>
+    <w:p>
+      <w:pPr>
+        <w:pStyle w:val="ListParagraph"/>
+        <w:numPr>
+          <w:ilvl w:val="0"/>
+          <w:numId w:val="3"/>
+        </w:numPr>
+        <w:spacing w:after="60"/>
+      </w:pPr>
+      <w:r>
+        <w:rPr>
+          <w:b/>
+          <w:bCs/>
+        </w:rPr>
+        <w:t xml:space="preserve">CATS (GPL, reference only):</w:t>
+      </w:r>
+      <w:r>
+        <w:t xml:space="preserve"> a simulator task that replays a flight through the real code path, and sensor trust that changes with the flight phase.</w:t>
+      </w:r>
+    </w:p>
+    <w:p>
+      <w:pPr>
+        <w:spacing w:after="140"/>
+      </w:pPr>
+      <w:r>
+        <w:rPr>
+          <w:color w:val="595959"/>
+          <w:sz w:val="16"/>
+          <w:szCs w:val="16"/>
+        </w:rPr>
+        <w:t xml:space="preserve">Source: Repository reviews (local copies and GitHub)   |   Affects: SW   |   Status: Confirmed</w:t>
+      </w:r>
+    </w:p>
+    <w:p>
+      <w:pPr>
+        <w:pStyle w:val="Heading1"/>
+      </w:pPr>
+      <w:r>
+        <w:t xml:space="preserve">12. Open questions and pending research</w:t>
       </w:r>
     </w:p>
     <w:tbl>
@@ -15938,6 +19096,714 @@
           </w:p>
         </w:tc>
       </w:tr>
+      <w:tr>
+        <w:tc>
+          <w:tcPr>
+            <w:tcW w:type="dxa" w:w="800"/>
+            <w:tcBorders>
+              <w:top w:val="single" w:color="BFBFBF" w:sz="4"/>
+              <w:left w:val="single" w:color="BFBFBF" w:sz="4"/>
+              <w:bottom w:val="single" w:color="BFBFBF" w:sz="4"/>
+              <w:right w:val="single" w:color="BFBFBF" w:sz="4"/>
+            </w:tcBorders>
+            <w:tcMar>
+              <w:top w:type="dxa" w:w="50"/>
+              <w:left w:type="dxa" w:w="90"/>
+              <w:bottom w:type="dxa" w:w="50"/>
+              <w:right w:type="dxa" w:w="90"/>
+            </w:tcMar>
+          </w:tcPr>
+          <w:p>
+            <w:pPr>
+              <w:spacing w:after="0"/>
+            </w:pPr>
+            <w:r>
+              <w:rPr>
+                <w:sz w:val="18"/>
+                <w:szCs w:val="18"/>
+              </w:rPr>
+              <w:t xml:space="preserve">Q-11</w:t>
+            </w:r>
+          </w:p>
+        </w:tc>
+        <w:tc>
+          <w:tcPr>
+            <w:tcW w:type="dxa" w:w="3000"/>
+            <w:tcBorders>
+              <w:top w:val="single" w:color="BFBFBF" w:sz="4"/>
+              <w:left w:val="single" w:color="BFBFBF" w:sz="4"/>
+              <w:bottom w:val="single" w:color="BFBFBF" w:sz="4"/>
+              <w:right w:val="single" w:color="BFBFBF" w:sz="4"/>
+            </w:tcBorders>
+            <w:tcMar>
+              <w:top w:type="dxa" w:w="50"/>
+              <w:left w:type="dxa" w:w="90"/>
+              <w:bottom w:type="dxa" w:w="50"/>
+              <w:right w:type="dxa" w:w="90"/>
+            </w:tcMar>
+          </w:tcPr>
+          <w:p>
+            <w:pPr>
+              <w:spacing w:after="0"/>
+            </w:pPr>
+            <w:r>
+              <w:rPr>
+                <w:sz w:val="18"/>
+                <w:szCs w:val="18"/>
+              </w:rPr>
+              <w:t xml:space="preserve">Does “teams whose missions are unsuccessful” (3.3.3.6) mean the overall mission or only the scientific one?</w:t>
+            </w:r>
+          </w:p>
+        </w:tc>
+        <w:tc>
+          <w:tcPr>
+            <w:tcW w:type="dxa" w:w="2600"/>
+            <w:tcBorders>
+              <w:top w:val="single" w:color="BFBFBF" w:sz="4"/>
+              <w:left w:val="single" w:color="BFBFBF" w:sz="4"/>
+              <w:bottom w:val="single" w:color="BFBFBF" w:sz="4"/>
+              <w:right w:val="single" w:color="BFBFBF" w:sz="4"/>
+            </w:tcBorders>
+            <w:tcMar>
+              <w:top w:type="dxa" w:w="50"/>
+              <w:left w:type="dxa" w:w="90"/>
+              <w:bottom w:type="dxa" w:w="50"/>
+              <w:right w:type="dxa" w:w="90"/>
+            </w:tcMar>
+          </w:tcPr>
+          <w:p>
+            <w:pPr>
+              <w:spacing w:after="0"/>
+            </w:pPr>
+            <w:r>
+              <w:rPr>
+                <w:sz w:val="18"/>
+                <w:szCs w:val="18"/>
+              </w:rPr>
+              <w:t xml:space="preserve">Decides when the payload bonus is lost</w:t>
+            </w:r>
+          </w:p>
+        </w:tc>
+        <w:tc>
+          <w:tcPr>
+            <w:tcW w:type="dxa" w:w="3238"/>
+            <w:tcBorders>
+              <w:top w:val="single" w:color="BFBFBF" w:sz="4"/>
+              <w:left w:val="single" w:color="BFBFBF" w:sz="4"/>
+              <w:bottom w:val="single" w:color="BFBFBF" w:sz="4"/>
+              <w:right w:val="single" w:color="BFBFBF" w:sz="4"/>
+            </w:tcBorders>
+            <w:tcMar>
+              <w:top w:type="dxa" w:w="50"/>
+              <w:left w:type="dxa" w:w="90"/>
+              <w:bottom w:type="dxa" w:w="50"/>
+              <w:right w:type="dxa" w:w="90"/>
+            </w:tcMar>
+          </w:tcPr>
+          <w:p>
+            <w:pPr>
+              <w:spacing w:after="0"/>
+            </w:pPr>
+            <w:r>
+              <w:rPr>
+                <w:sz w:val="18"/>
+                <w:szCs w:val="18"/>
+              </w:rPr>
+              <w:t xml:space="preserve">Ask the committee</w:t>
+            </w:r>
+          </w:p>
+        </w:tc>
+      </w:tr>
+      <w:tr>
+        <w:tc>
+          <w:tcPr>
+            <w:tcW w:type="dxa" w:w="800"/>
+            <w:tcBorders>
+              <w:top w:val="single" w:color="BFBFBF" w:sz="4"/>
+              <w:left w:val="single" w:color="BFBFBF" w:sz="4"/>
+              <w:bottom w:val="single" w:color="BFBFBF" w:sz="4"/>
+              <w:right w:val="single" w:color="BFBFBF" w:sz="4"/>
+            </w:tcBorders>
+            <w:tcMar>
+              <w:top w:type="dxa" w:w="50"/>
+              <w:left w:type="dxa" w:w="90"/>
+              <w:bottom w:type="dxa" w:w="50"/>
+              <w:right w:type="dxa" w:w="90"/>
+            </w:tcMar>
+          </w:tcPr>
+          <w:p>
+            <w:pPr>
+              <w:spacing w:after="0"/>
+            </w:pPr>
+            <w:r>
+              <w:rPr>
+                <w:sz w:val="18"/>
+                <w:szCs w:val="18"/>
+              </w:rPr>
+              <w:t xml:space="preserve">Q-12</w:t>
+            </w:r>
+          </w:p>
+        </w:tc>
+        <w:tc>
+          <w:tcPr>
+            <w:tcW w:type="dxa" w:w="3000"/>
+            <w:tcBorders>
+              <w:top w:val="single" w:color="BFBFBF" w:sz="4"/>
+              <w:left w:val="single" w:color="BFBFBF" w:sz="4"/>
+              <w:bottom w:val="single" w:color="BFBFBF" w:sz="4"/>
+              <w:right w:val="single" w:color="BFBFBF" w:sz="4"/>
+            </w:tcBorders>
+            <w:tcMar>
+              <w:top w:type="dxa" w:w="50"/>
+              <w:left w:type="dxa" w:w="90"/>
+              <w:bottom w:type="dxa" w:w="50"/>
+              <w:right w:type="dxa" w:w="90"/>
+            </w:tcMar>
+          </w:tcPr>
+          <w:p>
+            <w:pPr>
+              <w:spacing w:after="0"/>
+            </w:pPr>
+            <w:r>
+              <w:rPr>
+                <w:sz w:val="18"/>
+                <w:szCs w:val="18"/>
+              </w:rPr>
+              <w:t xml:space="preserve">Do third-party drivers, HAL, RTOS or file systems count as “COTS” under 3.3.6.13? Are COTS autopilots allowed in the payload?</w:t>
+            </w:r>
+          </w:p>
+        </w:tc>
+        <w:tc>
+          <w:tcPr>
+            <w:tcW w:type="dxa" w:w="2600"/>
+            <w:tcBorders>
+              <w:top w:val="single" w:color="BFBFBF" w:sz="4"/>
+              <w:left w:val="single" w:color="BFBFBF" w:sz="4"/>
+              <w:bottom w:val="single" w:color="BFBFBF" w:sz="4"/>
+              <w:right w:val="single" w:color="BFBFBF" w:sz="4"/>
+            </w:tcBorders>
+            <w:tcMar>
+              <w:top w:type="dxa" w:w="50"/>
+              <w:left w:type="dxa" w:w="90"/>
+              <w:bottom w:type="dxa" w:w="50"/>
+              <w:right w:type="dxa" w:w="90"/>
+            </w:tcMar>
+          </w:tcPr>
+          <w:p>
+            <w:pPr>
+              <w:spacing w:after="0"/>
+            </w:pPr>
+            <w:r>
+              <w:rPr>
+                <w:sz w:val="18"/>
+                <w:szCs w:val="18"/>
+              </w:rPr>
+              <w:t xml:space="preserve">Code reuse and payload design (F-56, F-91)</w:t>
+            </w:r>
+          </w:p>
+        </w:tc>
+        <w:tc>
+          <w:tcPr>
+            <w:tcW w:type="dxa" w:w="3238"/>
+            <w:tcBorders>
+              <w:top w:val="single" w:color="BFBFBF" w:sz="4"/>
+              <w:left w:val="single" w:color="BFBFBF" w:sz="4"/>
+              <w:bottom w:val="single" w:color="BFBFBF" w:sz="4"/>
+              <w:right w:val="single" w:color="BFBFBF" w:sz="4"/>
+            </w:tcBorders>
+            <w:tcMar>
+              <w:top w:type="dxa" w:w="50"/>
+              <w:left w:type="dxa" w:w="90"/>
+              <w:bottom w:type="dxa" w:w="50"/>
+              <w:right w:type="dxa" w:w="90"/>
+            </w:tcMar>
+          </w:tcPr>
+          <w:p>
+            <w:pPr>
+              <w:spacing w:after="0"/>
+            </w:pPr>
+            <w:r>
+              <w:rPr>
+                <w:sz w:val="18"/>
+                <w:szCs w:val="18"/>
+              </w:rPr>
+              <w:t xml:space="preserve">Ask the committee; declare all third-party components in the CDR</w:t>
+            </w:r>
+          </w:p>
+        </w:tc>
+      </w:tr>
+      <w:tr>
+        <w:tc>
+          <w:tcPr>
+            <w:tcW w:type="dxa" w:w="800"/>
+            <w:tcBorders>
+              <w:top w:val="single" w:color="BFBFBF" w:sz="4"/>
+              <w:left w:val="single" w:color="BFBFBF" w:sz="4"/>
+              <w:bottom w:val="single" w:color="BFBFBF" w:sz="4"/>
+              <w:right w:val="single" w:color="BFBFBF" w:sz="4"/>
+            </w:tcBorders>
+            <w:tcMar>
+              <w:top w:type="dxa" w:w="50"/>
+              <w:left w:type="dxa" w:w="90"/>
+              <w:bottom w:type="dxa" w:w="50"/>
+              <w:right w:type="dxa" w:w="90"/>
+            </w:tcMar>
+          </w:tcPr>
+          <w:p>
+            <w:pPr>
+              <w:spacing w:after="0"/>
+            </w:pPr>
+            <w:r>
+              <w:rPr>
+                <w:sz w:val="18"/>
+                <w:szCs w:val="18"/>
+              </w:rPr>
+              <w:t xml:space="preserve">Q-13</w:t>
+            </w:r>
+          </w:p>
+        </w:tc>
+        <w:tc>
+          <w:tcPr>
+            <w:tcW w:type="dxa" w:w="3000"/>
+            <w:tcBorders>
+              <w:top w:val="single" w:color="BFBFBF" w:sz="4"/>
+              <w:left w:val="single" w:color="BFBFBF" w:sz="4"/>
+              <w:bottom w:val="single" w:color="BFBFBF" w:sz="4"/>
+              <w:right w:val="single" w:color="BFBFBF" w:sz="4"/>
+            </w:tcBorders>
+            <w:tcMar>
+              <w:top w:type="dxa" w:w="50"/>
+              <w:left w:type="dxa" w:w="90"/>
+              <w:bottom w:type="dxa" w:w="50"/>
+              <w:right w:type="dxa" w:w="90"/>
+            </w:tcMar>
+          </w:tcPr>
+          <w:p>
+            <w:pPr>
+              <w:spacing w:after="0"/>
+            </w:pPr>
+            <w:r>
+              <w:rPr>
+                <w:sz w:val="18"/>
+                <w:szCs w:val="18"/>
+              </w:rPr>
+              <w:t xml:space="preserve">Will the safety referees accept a vented water tank, and spring or servo releases, in the payload?</w:t>
+            </w:r>
+          </w:p>
+        </w:tc>
+        <w:tc>
+          <w:tcPr>
+            <w:tcW w:type="dxa" w:w="2600"/>
+            <w:tcBorders>
+              <w:top w:val="single" w:color="BFBFBF" w:sz="4"/>
+              <w:left w:val="single" w:color="BFBFBF" w:sz="4"/>
+              <w:bottom w:val="single" w:color="BFBFBF" w:sz="4"/>
+              <w:right w:val="single" w:color="BFBFBF" w:sz="4"/>
+            </w:tcBorders>
+            <w:tcMar>
+              <w:top w:type="dxa" w:w="50"/>
+              <w:left w:type="dxa" w:w="90"/>
+              <w:bottom w:type="dxa" w:w="50"/>
+              <w:right w:type="dxa" w:w="90"/>
+            </w:tcMar>
+          </w:tcPr>
+          <w:p>
+            <w:pPr>
+              <w:spacing w:after="0"/>
+            </w:pPr>
+            <w:r>
+              <w:rPr>
+                <w:sz w:val="18"/>
+                <w:szCs w:val="18"/>
+              </w:rPr>
+              <w:t xml:space="preserve">Feasibility of the slosh experiment (F-53)</w:t>
+            </w:r>
+          </w:p>
+        </w:tc>
+        <w:tc>
+          <w:tcPr>
+            <w:tcW w:type="dxa" w:w="3238"/>
+            <w:tcBorders>
+              <w:top w:val="single" w:color="BFBFBF" w:sz="4"/>
+              <w:left w:val="single" w:color="BFBFBF" w:sz="4"/>
+              <w:bottom w:val="single" w:color="BFBFBF" w:sz="4"/>
+              <w:right w:val="single" w:color="BFBFBF" w:sz="4"/>
+            </w:tcBorders>
+            <w:tcMar>
+              <w:top w:type="dxa" w:w="50"/>
+              <w:left w:type="dxa" w:w="90"/>
+              <w:bottom w:type="dxa" w:w="50"/>
+              <w:right w:type="dxa" w:w="90"/>
+            </w:tcMar>
+          </w:tcPr>
+          <w:p>
+            <w:pPr>
+              <w:spacing w:after="0"/>
+            </w:pPr>
+            <w:r>
+              <w:rPr>
+                <w:sz w:val="18"/>
+                <w:szCs w:val="18"/>
+              </w:rPr>
+              <w:t xml:space="preserve">Ask the committee before the PDR</w:t>
+            </w:r>
+          </w:p>
+        </w:tc>
+      </w:tr>
+      <w:tr>
+        <w:tc>
+          <w:tcPr>
+            <w:tcW w:type="dxa" w:w="800"/>
+            <w:tcBorders>
+              <w:top w:val="single" w:color="BFBFBF" w:sz="4"/>
+              <w:left w:val="single" w:color="BFBFBF" w:sz="4"/>
+              <w:bottom w:val="single" w:color="BFBFBF" w:sz="4"/>
+              <w:right w:val="single" w:color="BFBFBF" w:sz="4"/>
+            </w:tcBorders>
+            <w:tcMar>
+              <w:top w:type="dxa" w:w="50"/>
+              <w:left w:type="dxa" w:w="90"/>
+              <w:bottom w:type="dxa" w:w="50"/>
+              <w:right w:type="dxa" w:w="90"/>
+            </w:tcMar>
+          </w:tcPr>
+          <w:p>
+            <w:pPr>
+              <w:spacing w:after="0"/>
+            </w:pPr>
+            <w:r>
+              <w:rPr>
+                <w:sz w:val="18"/>
+                <w:szCs w:val="18"/>
+              </w:rPr>
+              <w:t xml:space="preserve">Q-14</w:t>
+            </w:r>
+          </w:p>
+        </w:tc>
+        <w:tc>
+          <w:tcPr>
+            <w:tcW w:type="dxa" w:w="3000"/>
+            <w:tcBorders>
+              <w:top w:val="single" w:color="BFBFBF" w:sz="4"/>
+              <w:left w:val="single" w:color="BFBFBF" w:sz="4"/>
+              <w:bottom w:val="single" w:color="BFBFBF" w:sz="4"/>
+              <w:right w:val="single" w:color="BFBFBF" w:sz="4"/>
+            </w:tcBorders>
+            <w:tcMar>
+              <w:top w:type="dxa" w:w="50"/>
+              <w:left w:type="dxa" w:w="90"/>
+              <w:bottom w:type="dxa" w:w="50"/>
+              <w:right w:type="dxa" w:w="90"/>
+            </w:tcMar>
+          </w:tcPr>
+          <w:p>
+            <w:pPr>
+              <w:spacing w:after="0"/>
+            </w:pPr>
+            <w:r>
+              <w:rPr>
+                <w:sz w:val="18"/>
+                <w:szCs w:val="18"/>
+              </w:rPr>
+              <w:t xml:space="preserve">How is “uninterrupted” ≥5 Hz payload data measured? Is a short dropout at ejection tolerated?</w:t>
+            </w:r>
+          </w:p>
+        </w:tc>
+        <w:tc>
+          <w:tcPr>
+            <w:tcW w:type="dxa" w:w="2600"/>
+            <w:tcBorders>
+              <w:top w:val="single" w:color="BFBFBF" w:sz="4"/>
+              <w:left w:val="single" w:color="BFBFBF" w:sz="4"/>
+              <w:bottom w:val="single" w:color="BFBFBF" w:sz="4"/>
+              <w:right w:val="single" w:color="BFBFBF" w:sz="4"/>
+            </w:tcBorders>
+            <w:tcMar>
+              <w:top w:type="dxa" w:w="50"/>
+              <w:left w:type="dxa" w:w="90"/>
+              <w:bottom w:type="dxa" w:w="50"/>
+              <w:right w:type="dxa" w:w="90"/>
+            </w:tcMar>
+          </w:tcPr>
+          <w:p>
+            <w:pPr>
+              <w:spacing w:after="0"/>
+            </w:pPr>
+            <w:r>
+              <w:rPr>
+                <w:sz w:val="18"/>
+                <w:szCs w:val="18"/>
+              </w:rPr>
+              <w:t xml:space="preserve">Partial vs full payload score</w:t>
+            </w:r>
+          </w:p>
+        </w:tc>
+        <w:tc>
+          <w:tcPr>
+            <w:tcW w:type="dxa" w:w="3238"/>
+            <w:tcBorders>
+              <w:top w:val="single" w:color="BFBFBF" w:sz="4"/>
+              <w:left w:val="single" w:color="BFBFBF" w:sz="4"/>
+              <w:bottom w:val="single" w:color="BFBFBF" w:sz="4"/>
+              <w:right w:val="single" w:color="BFBFBF" w:sz="4"/>
+            </w:tcBorders>
+            <w:tcMar>
+              <w:top w:type="dxa" w:w="50"/>
+              <w:left w:type="dxa" w:w="90"/>
+              <w:bottom w:type="dxa" w:w="50"/>
+              <w:right w:type="dxa" w:w="90"/>
+            </w:tcMar>
+          </w:tcPr>
+          <w:p>
+            <w:pPr>
+              <w:spacing w:after="0"/>
+            </w:pPr>
+            <w:r>
+              <w:rPr>
+                <w:sz w:val="18"/>
+                <w:szCs w:val="18"/>
+              </w:rPr>
+              <w:t xml:space="preserve">Propose a criterion in the PDR (e.g. ≥5 Hz in 95% of 1 s windows) and ask for confirmation</w:t>
+            </w:r>
+          </w:p>
+        </w:tc>
+      </w:tr>
+      <w:tr>
+        <w:tc>
+          <w:tcPr>
+            <w:tcW w:type="dxa" w:w="800"/>
+            <w:tcBorders>
+              <w:top w:val="single" w:color="BFBFBF" w:sz="4"/>
+              <w:left w:val="single" w:color="BFBFBF" w:sz="4"/>
+              <w:bottom w:val="single" w:color="BFBFBF" w:sz="4"/>
+              <w:right w:val="single" w:color="BFBFBF" w:sz="4"/>
+            </w:tcBorders>
+            <w:tcMar>
+              <w:top w:type="dxa" w:w="50"/>
+              <w:left w:type="dxa" w:w="90"/>
+              <w:bottom w:type="dxa" w:w="50"/>
+              <w:right w:type="dxa" w:w="90"/>
+            </w:tcMar>
+          </w:tcPr>
+          <w:p>
+            <w:pPr>
+              <w:spacing w:after="0"/>
+            </w:pPr>
+            <w:r>
+              <w:rPr>
+                <w:sz w:val="18"/>
+                <w:szCs w:val="18"/>
+              </w:rPr>
+              <w:t xml:space="preserve">Q-15</w:t>
+            </w:r>
+          </w:p>
+        </w:tc>
+        <w:tc>
+          <w:tcPr>
+            <w:tcW w:type="dxa" w:w="3000"/>
+            <w:tcBorders>
+              <w:top w:val="single" w:color="BFBFBF" w:sz="4"/>
+              <w:left w:val="single" w:color="BFBFBF" w:sz="4"/>
+              <w:bottom w:val="single" w:color="BFBFBF" w:sz="4"/>
+              <w:right w:val="single" w:color="BFBFBF" w:sz="4"/>
+            </w:tcBorders>
+            <w:tcMar>
+              <w:top w:type="dxa" w:w="50"/>
+              <w:left w:type="dxa" w:w="90"/>
+              <w:bottom w:type="dxa" w:w="50"/>
+              <w:right w:type="dxa" w:w="90"/>
+            </w:tcMar>
+          </w:tcPr>
+          <w:p>
+            <w:pPr>
+              <w:spacing w:after="0"/>
+            </w:pPr>
+            <w:r>
+              <w:rPr>
+                <w:sz w:val="18"/>
+                <w:szCs w:val="18"/>
+              </w:rPr>
+              <w:t xml:space="preserve">Which angle convention does the test device use for the SFT angle inputs, and does “body angle &gt; X” mean tilt from vertical?</w:t>
+            </w:r>
+          </w:p>
+        </w:tc>
+        <w:tc>
+          <w:tcPr>
+            <w:tcW w:type="dxa" w:w="2600"/>
+            <w:tcBorders>
+              <w:top w:val="single" w:color="BFBFBF" w:sz="4"/>
+              <w:left w:val="single" w:color="BFBFBF" w:sz="4"/>
+              <w:bottom w:val="single" w:color="BFBFBF" w:sz="4"/>
+              <w:right w:val="single" w:color="BFBFBF" w:sz="4"/>
+            </w:tcBorders>
+            <w:tcMar>
+              <w:top w:type="dxa" w:w="50"/>
+              <w:left w:type="dxa" w:w="90"/>
+              <w:bottom w:type="dxa" w:w="50"/>
+              <w:right w:type="dxa" w:w="90"/>
+            </w:tcMar>
+          </w:tcPr>
+          <w:p>
+            <w:pPr>
+              <w:spacing w:after="0"/>
+            </w:pPr>
+            <w:r>
+              <w:rPr>
+                <w:sz w:val="18"/>
+                <w:szCs w:val="18"/>
+              </w:rPr>
+              <w:t xml:space="preserve">The nose-down criterion (bit 3) in the referee test</w:t>
+            </w:r>
+          </w:p>
+        </w:tc>
+        <w:tc>
+          <w:tcPr>
+            <w:tcW w:type="dxa" w:w="3238"/>
+            <w:tcBorders>
+              <w:top w:val="single" w:color="BFBFBF" w:sz="4"/>
+              <w:left w:val="single" w:color="BFBFBF" w:sz="4"/>
+              <w:bottom w:val="single" w:color="BFBFBF" w:sz="4"/>
+              <w:right w:val="single" w:color="BFBFBF" w:sz="4"/>
+            </w:tcBorders>
+            <w:tcMar>
+              <w:top w:type="dxa" w:w="50"/>
+              <w:left w:type="dxa" w:w="90"/>
+              <w:bottom w:type="dxa" w:w="50"/>
+              <w:right w:type="dxa" w:w="90"/>
+            </w:tcMar>
+          </w:tcPr>
+          <w:p>
+            <w:pPr>
+              <w:spacing w:after="0"/>
+            </w:pPr>
+            <w:r>
+              <w:rPr>
+                <w:sz w:val="18"/>
+                <w:szCs w:val="18"/>
+              </w:rPr>
+              <w:t xml:space="preserve">Make the interpretation configurable; check against the official software after CDR</w:t>
+            </w:r>
+          </w:p>
+        </w:tc>
+      </w:tr>
+      <w:tr>
+        <w:tc>
+          <w:tcPr>
+            <w:tcW w:type="dxa" w:w="800"/>
+            <w:tcBorders>
+              <w:top w:val="single" w:color="BFBFBF" w:sz="4"/>
+              <w:left w:val="single" w:color="BFBFBF" w:sz="4"/>
+              <w:bottom w:val="single" w:color="BFBFBF" w:sz="4"/>
+              <w:right w:val="single" w:color="BFBFBF" w:sz="4"/>
+            </w:tcBorders>
+            <w:tcMar>
+              <w:top w:type="dxa" w:w="50"/>
+              <w:left w:type="dxa" w:w="90"/>
+              <w:bottom w:type="dxa" w:w="50"/>
+              <w:right w:type="dxa" w:w="90"/>
+            </w:tcMar>
+          </w:tcPr>
+          <w:p>
+            <w:pPr>
+              <w:spacing w:after="0"/>
+            </w:pPr>
+            <w:r>
+              <w:rPr>
+                <w:sz w:val="18"/>
+                <w:szCs w:val="18"/>
+              </w:rPr>
+              <w:t xml:space="preserve">Q-16</w:t>
+            </w:r>
+          </w:p>
+        </w:tc>
+        <w:tc>
+          <w:tcPr>
+            <w:tcW w:type="dxa" w:w="3000"/>
+            <w:tcBorders>
+              <w:top w:val="single" w:color="BFBFBF" w:sz="4"/>
+              <w:left w:val="single" w:color="BFBFBF" w:sz="4"/>
+              <w:bottom w:val="single" w:color="BFBFBF" w:sz="4"/>
+              <w:right w:val="single" w:color="BFBFBF" w:sz="4"/>
+            </w:tcBorders>
+            <w:tcMar>
+              <w:top w:type="dxa" w:w="50"/>
+              <w:left w:type="dxa" w:w="90"/>
+              <w:bottom w:type="dxa" w:w="50"/>
+              <w:right w:type="dxa" w:w="90"/>
+            </w:tcMar>
+          </w:tcPr>
+          <w:p>
+            <w:pPr>
+              <w:spacing w:after="0"/>
+            </w:pPr>
+            <w:r>
+              <w:rPr>
+                <w:sz w:val="18"/>
+                <w:szCs w:val="18"/>
+              </w:rPr>
+              <w:t xml:space="preserve">Which OpenRocket version do the organizers use to check .ork files?</w:t>
+            </w:r>
+          </w:p>
+        </w:tc>
+        <w:tc>
+          <w:tcPr>
+            <w:tcW w:type="dxa" w:w="2600"/>
+            <w:tcBorders>
+              <w:top w:val="single" w:color="BFBFBF" w:sz="4"/>
+              <w:left w:val="single" w:color="BFBFBF" w:sz="4"/>
+              <w:bottom w:val="single" w:color="BFBFBF" w:sz="4"/>
+              <w:right w:val="single" w:color="BFBFBF" w:sz="4"/>
+            </w:tcBorders>
+            <w:tcMar>
+              <w:top w:type="dxa" w:w="50"/>
+              <w:left w:type="dxa" w:w="90"/>
+              <w:bottom w:type="dxa" w:w="50"/>
+              <w:right w:type="dxa" w:w="90"/>
+            </w:tcMar>
+          </w:tcPr>
+          <w:p>
+            <w:pPr>
+              <w:spacing w:after="0"/>
+            </w:pPr>
+            <w:r>
+              <w:rPr>
+                <w:sz w:val="18"/>
+                <w:szCs w:val="18"/>
+              </w:rPr>
+              <w:t xml:space="preserve">Report consistency (F-63, F-68)</w:t>
+            </w:r>
+          </w:p>
+        </w:tc>
+        <w:tc>
+          <w:tcPr>
+            <w:tcW w:type="dxa" w:w="3238"/>
+            <w:tcBorders>
+              <w:top w:val="single" w:color="BFBFBF" w:sz="4"/>
+              <w:left w:val="single" w:color="BFBFBF" w:sz="4"/>
+              <w:bottom w:val="single" w:color="BFBFBF" w:sz="4"/>
+              <w:right w:val="single" w:color="BFBFBF" w:sz="4"/>
+            </w:tcBorders>
+            <w:tcMar>
+              <w:top w:type="dxa" w:w="50"/>
+              <w:left w:type="dxa" w:w="90"/>
+              <w:bottom w:type="dxa" w:w="50"/>
+              <w:right w:type="dxa" w:w="90"/>
+            </w:tcMar>
+          </w:tcPr>
+          <w:p>
+            <w:pPr>
+              <w:spacing w:after="0"/>
+            </w:pPr>
+            <w:r>
+              <w:rPr>
+                <w:sz w:val="18"/>
+                <w:szCs w:val="18"/>
+              </w:rPr>
+              <w:t xml:space="preserve">Ask the committee; the team uses 24.12 meanwhile</w:t>
+            </w:r>
+          </w:p>
+        </w:tc>
+      </w:tr>
     </w:tbl>
     <w:p>
       <w:pPr>
@@ -15953,10 +19819,10 @@
           <w:b/>
           <w:bCs/>
         </w:rPr>
-        <w:t xml:space="preserve">Still to research (planned for version 0.3):</w:t>
-      </w:r>
-      <w:r>
-        <w:t xml:space="preserve"> a deeper review of open-source flight software from past teams and other competitions; detailed flight-algorithm and simulation design; complex payload concepts and their feasibility. These research runs were cut short by usage limits and will be redone.</w:t>
+        <w:t xml:space="preserve">Research status:</w:t>
+      </w:r>
+      <w:r>
+        <w:t xml:space="preserve"> the planned research is complete as of version 0.3. The remaining unknowns are the committee questions above, the contents of the official test software (after CDR) and values that only our own tests can settle (barometer noise in our airframe, real thresholds).</w:t>
       </w:r>
     </w:p>
     <w:p>
@@ -15964,7 +19830,7 @@
         <w:pStyle w:val="Heading1"/>
       </w:pPr>
       <w:r>
-        <w:t xml:space="preserve">12. Immediate actions by sub-team</w:t>
+        <w:t xml:space="preserve">13. Immediate actions by sub-team</w:t>
       </w:r>
     </w:p>
     <w:p>
@@ -16126,15 +19992,7 @@
         <w:spacing w:after="60"/>
       </w:pPr>
       <w:r>
-        <w:t xml:space="preserve">Shortlist complex payload concepts. Every concept needs ≥5 Hz downlink, onboard storage, its own GPS tracker, a buzzer, a light and orange paint. Plan the radios early: the ≥5 Hz science stream fits 869.4–869.65 MHz GFSK; images need 2.4 GHz at ≤100 mW EIRP (F-44).</w:t>
-      </w:r>
-    </w:p>
-    <w:p>
-      <w:pPr>
-        <w:pStyle w:val="Heading2"/>
-      </w:pPr>
-      <w:r>
-        <w:t xml:space="preserve">Aerodynamics and structures</w:t>
+        <w:t xml:space="preserve">Review the slosh-experiment proposal (F-53 to F-56) and decide D-06. Start a tank prototype with leak and vacuum tests; plan ground slosh tests (pendulum, turntable, car braking) to compare with the model.</w:t>
       </w:r>
     </w:p>
     <w:p>
@@ -16147,7 +20005,7 @@
         <w:spacing w:after="60"/>
       </w:pPr>
       <w:r>
-        <w:t xml:space="preserve">First OpenRocket model with the mandated conditions (F-60) and the official motor (F-61); check stability at Mach 0.3 and rail exit speed; keep liftoff mass around 28 kg or less (F-65).</w:t>
+        <w:t xml:space="preserve">Every concept needs ≥5 Hz downlink, onboard storage, its own GPS tracker, a buzzer, a light and orange paint. The ≥5 Hz science stream fits 869.4–869.65 MHz GFSK; images need 2.4 GHz at ≤100 mW EIRP, or slow still images over 869.5 MHz (F-44, F-56).</w:t>
       </w:r>
     </w:p>
     <w:p>
@@ -16155,7 +20013,7 @@
         <w:pStyle w:val="Heading2"/>
       </w:pPr>
       <w:r>
-        <w:t xml:space="preserve">Captain and advisor</w:t>
+        <w:t xml:space="preserve">Aerodynamics and structures</w:t>
       </w:r>
     </w:p>
     <w:p>
@@ -16168,7 +20026,15 @@
         <w:spacing w:after="60"/>
       </w:pPr>
       <w:r>
-        <w:t xml:space="preserve">Watch for the 2027 A4 and national specs; send the written questions Q-01 to Q-10 to the committee before the PDR; plan the application so the PDR is ready at the same time.</w:t>
+        <w:t xml:space="preserve">First OpenRocket model with the mandated conditions (F-60) and the official motor (F-61); check stability at Mach 0.3 and rail exit speed; keep liftoff mass around 28 kg or less (F-65).</w:t>
+      </w:r>
+    </w:p>
+    <w:p>
+      <w:pPr>
+        <w:pStyle w:val="Heading2"/>
+      </w:pPr>
+      <w:r>
+        <w:t xml:space="preserve">Captain and advisor</w:t>
       </w:r>
     </w:p>
     <w:p>
@@ -16181,6 +20047,19 @@
         <w:spacing w:after="60"/>
       </w:pPr>
       <w:r>
+        <w:t xml:space="preserve">Watch for the 2027 A4 and national specs; send the written questions Q-01 to Q-14 to the committee before the PDR; plan the application so the PDR is ready at the same time.</w:t>
+      </w:r>
+    </w:p>
+    <w:p>
+      <w:pPr>
+        <w:pStyle w:val="ListParagraph"/>
+        <w:numPr>
+          <w:ilvl w:val="0"/>
+          <w:numId w:val="3"/>
+        </w:numPr>
+        <w:spacing w:after="60"/>
+      </w:pPr>
+      <w:r>
         <w:t xml:space="preserve">Start visa and travel planning early (F-03) and consider the +100 bonus for a crew that is at least half women (F-02).</w:t>
       </w:r>
     </w:p>
@@ -16189,7 +20068,7 @@
         <w:pStyle w:val="Heading1"/>
       </w:pPr>
       <w:r>
-        <w:t xml:space="preserve">13. Proposed software stack (draft for team discussion)</w:t>
+        <w:t xml:space="preserve">14. Proposed software stack (draft for team discussion)</w:t>
       </w:r>
     </w:p>
     <w:tbl>
@@ -16253,7 +20132,7 @@
               <w:t xml:space="preserve">proposal</w:t>
             </w:r>
             <w:r>
-              <w:t xml:space="preserve">, derived from the findings above. It becomes the plan once the team has discussed it and decided the open choices in 13.9. Hardware items are listed because the software depends on them.</w:t>
+              <w:t xml:space="preserve">, derived from the findings above. It becomes the plan once the team has discussed it and decided the open choices in 14.9. Hardware items are listed because the software depends on them.</w:t>
             </w:r>
           </w:p>
         </w:tc>
@@ -16264,7 +20143,7 @@
         <w:pStyle w:val="Heading2"/>
       </w:pPr>
       <w:r>
-        <w:t xml:space="preserve">13.1 Guiding principles</w:t>
+        <w:t xml:space="preserve">14.1 Guiding principles</w:t>
       </w:r>
     </w:p>
     <w:p>
@@ -16372,7 +20251,7 @@
         <w:pStyle w:val="Heading2"/>
       </w:pPr>
       <w:r>
-        <w:t xml:space="preserve">13.2 System architecture</w:t>
+        <w:t xml:space="preserve">14.2 System architecture</w:t>
       </w:r>
     </w:p>
     <w:tbl>
@@ -17554,7 +21433,7 @@
                 <w:sz w:val="18"/>
                 <w:szCs w:val="18"/>
               </w:rPr>
-              <w:t xml:space="preserve">GitHub Actions, CMake, pytest, Unity or GoogleTest, ruff, clang-format</w:t>
+              <w:t xml:space="preserve">GitHub Actions, CMake/CTest, Unity + CMock, pytest, ruff, clang-format</w:t>
             </w:r>
           </w:p>
         </w:tc>
@@ -17594,7 +21473,7 @@
         <w:pStyle w:val="Heading2"/>
       </w:pPr>
       <w:r>
-        <w:t xml:space="preserve">13.3 Flight algorithm outline</w:t>
+        <w:t xml:space="preserve">14.3 Flight algorithm design</w:t>
       </w:r>
     </w:p>
     <w:p>
@@ -17611,10 +21490,10 @@
           <w:b/>
           <w:bCs/>
         </w:rPr>
-        <w:t xml:space="preserve">Pad:</w:t>
-      </w:r>
-      <w:r>
-        <w:t xml:space="preserve"> average the ground pressure reference; initialise attitude from gravity; check sensors; report health by beeps and telemetry.</w:t>
+        <w:t xml:space="preserve">Estimator:</w:t>
+      </w:r>
+      <w:r>
+        <w:t xml:space="preserve"> a Kalman filter on altitude, vertical speed and accelerometer bias, running at 100 Hz in flight and at 10 Hz in the referee test, with every time window defined in milliseconds. Its input is the tilt-corrected acceleration from the gyro attitude, not the raw axial reading.</w:t>
       </w:r>
     </w:p>
     <w:p>
@@ -17631,10 +21510,10 @@
           <w:b/>
           <w:bCs/>
         </w:rPr>
-        <w:t xml:space="preserve">Launch detected (bit 0):</w:t>
-      </w:r>
-      <w:r>
-        <w:t xml:space="preserve"> sustained acceleration above a few g together with a barometric climb.</w:t>
+        <w:t xml:space="preserve">Two barometers:</w:t>
+      </w:r>
+      <w:r>
+        <w:t xml:space="preserve"> each updates the filter in turn and is rejected when it disagrees by more than 3 standard deviations. The filter's own prediction acts as the third vote, so a faulty barometer is identified and dropped.</w:t>
       </w:r>
     </w:p>
     <w:p>
@@ -17651,10 +21530,10 @@
           <w:b/>
           <w:bCs/>
         </w:rPr>
-        <w:t xml:space="preserve">Burnout (bit 1):</w:t>
-      </w:r>
-      <w:r>
-        <w:t xml:space="preserve"> detected from acceleration, never from time. Barometer-based apogee logic stays locked while the estimated speed is high (F-66).</w:t>
+        <w:t xml:space="preserve">Transonic and ejection handling:</w:t>
+      </w:r>
+      <w:r>
+        <w:t xml:space="preserve"> barometer weight falls with estimated speed between Mach 0.6 and 0.75 (as AltOS and CATS do), and for about 1 s after our own pyro charge. Both are driven by events and sensor estimates, not by timers.</w:t>
       </w:r>
     </w:p>
     <w:p>
@@ -17671,12 +21550,1373 @@
           <w:b/>
           <w:bCs/>
         </w:rPr>
-        <w:t xml:space="preserve">Apogee and primary deployment (bits 2–5):</w:t>
-      </w:r>
-      <w:r>
-        <w:t xml:space="preserve"> at least two independent criteria, for example filtered vertical speed ≤ 0 and barometric descent confirmed over several samples, gated by tilt from vertical (nose-down). Target: command within 2 s after apogee.</w:t>
-      </w:r>
-    </w:p>
+        <w:t xml:space="preserve">Attitude:</w:t>
+      </w:r>
+      <w:r>
+        <w:t xml:space="preserve"> gyro quaternion integration, initialised from gravity on the pad, with the gyro bias frozen at launch. There is no accelerometer correction after liftoff, because the accelerometer then senses thrust and drag, not gravity.</w:t>
+      </w:r>
+    </w:p>
+    <w:tbl>
+      <w:tblPr>
+        <w:tblW w:type="dxa" w:w="9638"/>
+        <w:tblBorders>
+          <w:top w:val="single" w:color="auto" w:sz="4"/>
+          <w:left w:val="single" w:color="auto" w:sz="4"/>
+          <w:bottom w:val="single" w:color="auto" w:sz="4"/>
+          <w:right w:val="single" w:color="auto" w:sz="4"/>
+          <w:insideH w:val="single" w:color="auto" w:sz="4"/>
+          <w:insideV w:val="single" w:color="auto" w:sz="4"/>
+        </w:tblBorders>
+      </w:tblPr>
+      <w:tblGrid>
+        <w:gridCol w:w="500"/>
+        <w:gridCol w:w="1700"/>
+        <w:gridCol w:w="2300"/>
+        <w:gridCol w:w="2700"/>
+        <w:gridCol w:w="2438"/>
+      </w:tblGrid>
+      <w:tr>
+        <w:trPr>
+          <w:tblHeader/>
+        </w:trPr>
+        <w:tc>
+          <w:tcPr>
+            <w:tcW w:type="dxa" w:w="500"/>
+            <w:tcBorders>
+              <w:top w:val="single" w:color="BFBFBF" w:sz="4"/>
+              <w:left w:val="single" w:color="BFBFBF" w:sz="4"/>
+              <w:bottom w:val="single" w:color="BFBFBF" w:sz="4"/>
+              <w:right w:val="single" w:color="BFBFBF" w:sz="4"/>
+            </w:tcBorders>
+            <w:shd w:fill="D9E2F3" w:color="auto" w:val="clear"/>
+            <w:tcMar>
+              <w:top w:type="dxa" w:w="50"/>
+              <w:left w:type="dxa" w:w="90"/>
+              <w:bottom w:type="dxa" w:w="50"/>
+              <w:right w:type="dxa" w:w="90"/>
+            </w:tcMar>
+          </w:tcPr>
+          <w:p>
+            <w:pPr>
+              <w:spacing w:after="0"/>
+            </w:pPr>
+            <w:r>
+              <w:rPr>
+                <w:b/>
+                <w:bCs/>
+                <w:sz w:val="18"/>
+                <w:szCs w:val="18"/>
+              </w:rPr>
+              <w:t xml:space="preserve">Bit</w:t>
+            </w:r>
+          </w:p>
+        </w:tc>
+        <w:tc>
+          <w:tcPr>
+            <w:tcW w:type="dxa" w:w="1700"/>
+            <w:tcBorders>
+              <w:top w:val="single" w:color="BFBFBF" w:sz="4"/>
+              <w:left w:val="single" w:color="BFBFBF" w:sz="4"/>
+              <w:bottom w:val="single" w:color="BFBFBF" w:sz="4"/>
+              <w:right w:val="single" w:color="BFBFBF" w:sz="4"/>
+            </w:tcBorders>
+            <w:shd w:fill="D9E2F3" w:color="auto" w:val="clear"/>
+            <w:tcMar>
+              <w:top w:type="dxa" w:w="50"/>
+              <w:left w:type="dxa" w:w="90"/>
+              <w:bottom w:type="dxa" w:w="50"/>
+              <w:right w:type="dxa" w:w="90"/>
+            </w:tcMar>
+          </w:tcPr>
+          <w:p>
+            <w:pPr>
+              <w:spacing w:after="0"/>
+            </w:pPr>
+            <w:r>
+              <w:rPr>
+                <w:b/>
+                <w:bCs/>
+                <w:sz w:val="18"/>
+                <w:szCs w:val="18"/>
+              </w:rPr>
+              <w:t xml:space="preserve">Event</w:t>
+            </w:r>
+          </w:p>
+        </w:tc>
+        <w:tc>
+          <w:tcPr>
+            <w:tcW w:type="dxa" w:w="2300"/>
+            <w:tcBorders>
+              <w:top w:val="single" w:color="BFBFBF" w:sz="4"/>
+              <w:left w:val="single" w:color="BFBFBF" w:sz="4"/>
+              <w:bottom w:val="single" w:color="BFBFBF" w:sz="4"/>
+              <w:right w:val="single" w:color="BFBFBF" w:sz="4"/>
+            </w:tcBorders>
+            <w:shd w:fill="D9E2F3" w:color="auto" w:val="clear"/>
+            <w:tcMar>
+              <w:top w:type="dxa" w:w="50"/>
+              <w:left w:type="dxa" w:w="90"/>
+              <w:bottom w:type="dxa" w:w="50"/>
+              <w:right w:type="dxa" w:w="90"/>
+            </w:tcMar>
+          </w:tcPr>
+          <w:p>
+            <w:pPr>
+              <w:spacing w:after="0"/>
+            </w:pPr>
+            <w:r>
+              <w:rPr>
+                <w:b/>
+                <w:bCs/>
+                <w:sz w:val="18"/>
+                <w:szCs w:val="18"/>
+              </w:rPr>
+              <w:t xml:space="preserve">Criterion A</w:t>
+            </w:r>
+          </w:p>
+        </w:tc>
+        <w:tc>
+          <w:tcPr>
+            <w:tcW w:type="dxa" w:w="2700"/>
+            <w:tcBorders>
+              <w:top w:val="single" w:color="BFBFBF" w:sz="4"/>
+              <w:left w:val="single" w:color="BFBFBF" w:sz="4"/>
+              <w:bottom w:val="single" w:color="BFBFBF" w:sz="4"/>
+              <w:right w:val="single" w:color="BFBFBF" w:sz="4"/>
+            </w:tcBorders>
+            <w:shd w:fill="D9E2F3" w:color="auto" w:val="clear"/>
+            <w:tcMar>
+              <w:top w:type="dxa" w:w="50"/>
+              <w:left w:type="dxa" w:w="90"/>
+              <w:bottom w:type="dxa" w:w="50"/>
+              <w:right w:type="dxa" w:w="90"/>
+            </w:tcMar>
+          </w:tcPr>
+          <w:p>
+            <w:pPr>
+              <w:spacing w:after="0"/>
+            </w:pPr>
+            <w:r>
+              <w:rPr>
+                <w:b/>
+                <w:bCs/>
+                <w:sz w:val="18"/>
+                <w:szCs w:val="18"/>
+              </w:rPr>
+              <w:t xml:space="preserve">Criterion B (independent)</w:t>
+            </w:r>
+          </w:p>
+        </w:tc>
+        <w:tc>
+          <w:tcPr>
+            <w:tcW w:type="dxa" w:w="2438"/>
+            <w:tcBorders>
+              <w:top w:val="single" w:color="BFBFBF" w:sz="4"/>
+              <w:left w:val="single" w:color="BFBFBF" w:sz="4"/>
+              <w:bottom w:val="single" w:color="BFBFBF" w:sz="4"/>
+              <w:right w:val="single" w:color="BFBFBF" w:sz="4"/>
+            </w:tcBorders>
+            <w:shd w:fill="D9E2F3" w:color="auto" w:val="clear"/>
+            <w:tcMar>
+              <w:top w:type="dxa" w:w="50"/>
+              <w:left w:type="dxa" w:w="90"/>
+              <w:bottom w:type="dxa" w:w="50"/>
+              <w:right w:type="dxa" w:w="90"/>
+            </w:tcMar>
+          </w:tcPr>
+          <w:p>
+            <w:pPr>
+              <w:spacing w:after="0"/>
+            </w:pPr>
+            <w:r>
+              <w:rPr>
+                <w:b/>
+                <w:bCs/>
+                <w:sz w:val="18"/>
+                <w:szCs w:val="18"/>
+              </w:rPr>
+              <w:t xml:space="preserve">Proposed starting value</w:t>
+            </w:r>
+          </w:p>
+        </w:tc>
+      </w:tr>
+      <w:tr>
+        <w:tc>
+          <w:tcPr>
+            <w:tcW w:type="dxa" w:w="500"/>
+            <w:tcBorders>
+              <w:top w:val="single" w:color="BFBFBF" w:sz="4"/>
+              <w:left w:val="single" w:color="BFBFBF" w:sz="4"/>
+              <w:bottom w:val="single" w:color="BFBFBF" w:sz="4"/>
+              <w:right w:val="single" w:color="BFBFBF" w:sz="4"/>
+            </w:tcBorders>
+            <w:tcMar>
+              <w:top w:type="dxa" w:w="50"/>
+              <w:left w:type="dxa" w:w="90"/>
+              <w:bottom w:type="dxa" w:w="50"/>
+              <w:right w:type="dxa" w:w="90"/>
+            </w:tcMar>
+          </w:tcPr>
+          <w:p>
+            <w:pPr>
+              <w:spacing w:after="0"/>
+            </w:pPr>
+            <w:r>
+              <w:rPr>
+                <w:sz w:val="18"/>
+                <w:szCs w:val="18"/>
+              </w:rPr>
+              <w:t xml:space="preserve">0</w:t>
+            </w:r>
+          </w:p>
+        </w:tc>
+        <w:tc>
+          <w:tcPr>
+            <w:tcW w:type="dxa" w:w="1700"/>
+            <w:tcBorders>
+              <w:top w:val="single" w:color="BFBFBF" w:sz="4"/>
+              <w:left w:val="single" w:color="BFBFBF" w:sz="4"/>
+              <w:bottom w:val="single" w:color="BFBFBF" w:sz="4"/>
+              <w:right w:val="single" w:color="BFBFBF" w:sz="4"/>
+            </w:tcBorders>
+            <w:tcMar>
+              <w:top w:type="dxa" w:w="50"/>
+              <w:left w:type="dxa" w:w="90"/>
+              <w:bottom w:type="dxa" w:w="50"/>
+              <w:right w:type="dxa" w:w="90"/>
+            </w:tcMar>
+          </w:tcPr>
+          <w:p>
+            <w:pPr>
+              <w:spacing w:after="0"/>
+            </w:pPr>
+            <w:r>
+              <w:rPr>
+                <w:sz w:val="18"/>
+                <w:szCs w:val="18"/>
+              </w:rPr>
+              <w:t xml:space="preserve">Launch</w:t>
+            </w:r>
+          </w:p>
+        </w:tc>
+        <w:tc>
+          <w:tcPr>
+            <w:tcW w:type="dxa" w:w="2300"/>
+            <w:tcBorders>
+              <w:top w:val="single" w:color="BFBFBF" w:sz="4"/>
+              <w:left w:val="single" w:color="BFBFBF" w:sz="4"/>
+              <w:bottom w:val="single" w:color="BFBFBF" w:sz="4"/>
+              <w:right w:val="single" w:color="BFBFBF" w:sz="4"/>
+            </w:tcBorders>
+            <w:tcMar>
+              <w:top w:type="dxa" w:w="50"/>
+              <w:left w:type="dxa" w:w="90"/>
+              <w:bottom w:type="dxa" w:w="50"/>
+              <w:right w:type="dxa" w:w="90"/>
+            </w:tcMar>
+          </w:tcPr>
+          <w:p>
+            <w:pPr>
+              <w:spacing w:after="0"/>
+            </w:pPr>
+            <w:r>
+              <w:rPr>
+                <w:sz w:val="18"/>
+                <w:szCs w:val="18"/>
+              </w:rPr>
+              <w:t xml:space="preserve">Axial force &gt; 3 g for ≥ 50 ms</w:t>
+            </w:r>
+          </w:p>
+        </w:tc>
+        <w:tc>
+          <w:tcPr>
+            <w:tcW w:type="dxa" w:w="2700"/>
+            <w:tcBorders>
+              <w:top w:val="single" w:color="BFBFBF" w:sz="4"/>
+              <w:left w:val="single" w:color="BFBFBF" w:sz="4"/>
+              <w:bottom w:val="single" w:color="BFBFBF" w:sz="4"/>
+              <w:right w:val="single" w:color="BFBFBF" w:sz="4"/>
+            </w:tcBorders>
+            <w:tcMar>
+              <w:top w:type="dxa" w:w="50"/>
+              <w:left w:type="dxa" w:w="90"/>
+              <w:bottom w:type="dxa" w:w="50"/>
+              <w:right w:type="dxa" w:w="90"/>
+            </w:tcMar>
+          </w:tcPr>
+          <w:p>
+            <w:pPr>
+              <w:spacing w:after="0"/>
+            </w:pPr>
+            <w:r>
+              <w:rPr>
+                <w:sz w:val="18"/>
+                <w:szCs w:val="18"/>
+              </w:rPr>
+              <w:t xml:space="preserve">Altitude rise &gt; 15–20 m, or filtered speed &gt; 15 m/s, within 1 s</w:t>
+            </w:r>
+          </w:p>
+        </w:tc>
+        <w:tc>
+          <w:tcPr>
+            <w:tcW w:type="dxa" w:w="2438"/>
+            <w:tcBorders>
+              <w:top w:val="single" w:color="BFBFBF" w:sz="4"/>
+              <w:left w:val="single" w:color="BFBFBF" w:sz="4"/>
+              <w:bottom w:val="single" w:color="BFBFBF" w:sz="4"/>
+              <w:right w:val="single" w:color="BFBFBF" w:sz="4"/>
+            </w:tcBorders>
+            <w:tcMar>
+              <w:top w:type="dxa" w:w="50"/>
+              <w:left w:type="dxa" w:w="90"/>
+              <w:bottom w:type="dxa" w:w="50"/>
+              <w:right w:type="dxa" w:w="90"/>
+            </w:tcMar>
+          </w:tcPr>
+          <w:p>
+            <w:pPr>
+              <w:spacing w:after="0"/>
+            </w:pPr>
+            <w:r>
+              <w:rPr>
+                <w:sz w:val="18"/>
+                <w:szCs w:val="18"/>
+              </w:rPr>
+              <w:t xml:space="preserve">Boost is 7–22 g, so 3 g leaves wide margin; a pad bump fails criterion B</w:t>
+            </w:r>
+          </w:p>
+        </w:tc>
+      </w:tr>
+      <w:tr>
+        <w:tc>
+          <w:tcPr>
+            <w:tcW w:type="dxa" w:w="500"/>
+            <w:tcBorders>
+              <w:top w:val="single" w:color="BFBFBF" w:sz="4"/>
+              <w:left w:val="single" w:color="BFBFBF" w:sz="4"/>
+              <w:bottom w:val="single" w:color="BFBFBF" w:sz="4"/>
+              <w:right w:val="single" w:color="BFBFBF" w:sz="4"/>
+            </w:tcBorders>
+            <w:tcMar>
+              <w:top w:type="dxa" w:w="50"/>
+              <w:left w:type="dxa" w:w="90"/>
+              <w:bottom w:type="dxa" w:w="50"/>
+              <w:right w:type="dxa" w:w="90"/>
+            </w:tcMar>
+          </w:tcPr>
+          <w:p>
+            <w:pPr>
+              <w:spacing w:after="0"/>
+            </w:pPr>
+            <w:r>
+              <w:rPr>
+                <w:sz w:val="18"/>
+                <w:szCs w:val="18"/>
+              </w:rPr>
+              <w:t xml:space="preserve">1</w:t>
+            </w:r>
+          </w:p>
+        </w:tc>
+        <w:tc>
+          <w:tcPr>
+            <w:tcW w:type="dxa" w:w="1700"/>
+            <w:tcBorders>
+              <w:top w:val="single" w:color="BFBFBF" w:sz="4"/>
+              <w:left w:val="single" w:color="BFBFBF" w:sz="4"/>
+              <w:bottom w:val="single" w:color="BFBFBF" w:sz="4"/>
+              <w:right w:val="single" w:color="BFBFBF" w:sz="4"/>
+            </w:tcBorders>
+            <w:tcMar>
+              <w:top w:type="dxa" w:w="50"/>
+              <w:left w:type="dxa" w:w="90"/>
+              <w:bottom w:type="dxa" w:w="50"/>
+              <w:right w:type="dxa" w:w="90"/>
+            </w:tcMar>
+          </w:tcPr>
+          <w:p>
+            <w:pPr>
+              <w:spacing w:after="0"/>
+            </w:pPr>
+            <w:r>
+              <w:rPr>
+                <w:sz w:val="18"/>
+                <w:szCs w:val="18"/>
+              </w:rPr>
+              <w:t xml:space="preserve">Burnout protection expired</w:t>
+            </w:r>
+          </w:p>
+        </w:tc>
+        <w:tc>
+          <w:tcPr>
+            <w:tcW w:type="dxa" w:w="2300"/>
+            <w:tcBorders>
+              <w:top w:val="single" w:color="BFBFBF" w:sz="4"/>
+              <w:left w:val="single" w:color="BFBFBF" w:sz="4"/>
+              <w:bottom w:val="single" w:color="BFBFBF" w:sz="4"/>
+              <w:right w:val="single" w:color="BFBFBF" w:sz="4"/>
+            </w:tcBorders>
+            <w:tcMar>
+              <w:top w:type="dxa" w:w="50"/>
+              <w:left w:type="dxa" w:w="90"/>
+              <w:bottom w:type="dxa" w:w="50"/>
+              <w:right w:type="dxa" w:w="90"/>
+            </w:tcMar>
+          </w:tcPr>
+          <w:p>
+            <w:pPr>
+              <w:spacing w:after="0"/>
+            </w:pPr>
+            <w:r>
+              <w:rPr>
+                <w:sz w:val="18"/>
+                <w:szCs w:val="18"/>
+              </w:rPr>
+              <w:t xml:space="preserve">Burnout detected: axial force &lt; 0 for ≥ 200 ms</w:t>
+            </w:r>
+          </w:p>
+        </w:tc>
+        <w:tc>
+          <w:tcPr>
+            <w:tcW w:type="dxa" w:w="2700"/>
+            <w:tcBorders>
+              <w:top w:val="single" w:color="BFBFBF" w:sz="4"/>
+              <w:left w:val="single" w:color="BFBFBF" w:sz="4"/>
+              <w:bottom w:val="single" w:color="BFBFBF" w:sz="4"/>
+              <w:right w:val="single" w:color="BFBFBF" w:sz="4"/>
+            </w:tcBorders>
+            <w:tcMar>
+              <w:top w:type="dxa" w:w="50"/>
+              <w:left w:type="dxa" w:w="90"/>
+              <w:bottom w:type="dxa" w:w="50"/>
+              <w:right w:type="dxa" w:w="90"/>
+            </w:tcMar>
+          </w:tcPr>
+          <w:p>
+            <w:pPr>
+              <w:spacing w:after="0"/>
+            </w:pPr>
+            <w:r>
+              <w:rPr>
+                <w:sz w:val="18"/>
+                <w:szCs w:val="18"/>
+              </w:rPr>
+              <w:t xml:space="preserve">At least 8 s since launch (inhibits only, never triggers; Q-03)</w:t>
+            </w:r>
+          </w:p>
+        </w:tc>
+        <w:tc>
+          <w:tcPr>
+            <w:tcW w:type="dxa" w:w="2438"/>
+            <w:tcBorders>
+              <w:top w:val="single" w:color="BFBFBF" w:sz="4"/>
+              <w:left w:val="single" w:color="BFBFBF" w:sz="4"/>
+              <w:bottom w:val="single" w:color="BFBFBF" w:sz="4"/>
+              <w:right w:val="single" w:color="BFBFBF" w:sz="4"/>
+            </w:tcBorders>
+            <w:tcMar>
+              <w:top w:type="dxa" w:w="50"/>
+              <w:left w:type="dxa" w:w="90"/>
+              <w:bottom w:type="dxa" w:w="50"/>
+              <w:right w:type="dxa" w:w="90"/>
+            </w:tcMar>
+          </w:tcPr>
+          <w:p>
+            <w:pPr>
+              <w:spacing w:after="0"/>
+            </w:pPr>
+            <w:r>
+              <w:rPr>
+                <w:sz w:val="18"/>
+                <w:szCs w:val="18"/>
+              </w:rPr>
+              <w:t xml:space="preserve">Burn lasts 4.0–6.75 s depending on the curve</w:t>
+            </w:r>
+          </w:p>
+        </w:tc>
+      </w:tr>
+      <w:tr>
+        <w:tc>
+          <w:tcPr>
+            <w:tcW w:type="dxa" w:w="500"/>
+            <w:tcBorders>
+              <w:top w:val="single" w:color="BFBFBF" w:sz="4"/>
+              <w:left w:val="single" w:color="BFBFBF" w:sz="4"/>
+              <w:bottom w:val="single" w:color="BFBFBF" w:sz="4"/>
+              <w:right w:val="single" w:color="BFBFBF" w:sz="4"/>
+            </w:tcBorders>
+            <w:tcMar>
+              <w:top w:type="dxa" w:w="50"/>
+              <w:left w:type="dxa" w:w="90"/>
+              <w:bottom w:type="dxa" w:w="50"/>
+              <w:right w:type="dxa" w:w="90"/>
+            </w:tcMar>
+          </w:tcPr>
+          <w:p>
+            <w:pPr>
+              <w:spacing w:after="0"/>
+            </w:pPr>
+            <w:r>
+              <w:rPr>
+                <w:sz w:val="18"/>
+                <w:szCs w:val="18"/>
+              </w:rPr>
+              <w:t xml:space="preserve">2</w:t>
+            </w:r>
+          </w:p>
+        </w:tc>
+        <w:tc>
+          <w:tcPr>
+            <w:tcW w:type="dxa" w:w="1700"/>
+            <w:tcBorders>
+              <w:top w:val="single" w:color="BFBFBF" w:sz="4"/>
+              <w:left w:val="single" w:color="BFBFBF" w:sz="4"/>
+              <w:bottom w:val="single" w:color="BFBFBF" w:sz="4"/>
+              <w:right w:val="single" w:color="BFBFBF" w:sz="4"/>
+            </w:tcBorders>
+            <w:tcMar>
+              <w:top w:type="dxa" w:w="50"/>
+              <w:left w:type="dxa" w:w="90"/>
+              <w:bottom w:type="dxa" w:w="50"/>
+              <w:right w:type="dxa" w:w="90"/>
+            </w:tcMar>
+          </w:tcPr>
+          <w:p>
+            <w:pPr>
+              <w:spacing w:after="0"/>
+            </w:pPr>
+            <w:r>
+              <w:rPr>
+                <w:sz w:val="18"/>
+                <w:szCs w:val="18"/>
+              </w:rPr>
+              <w:t xml:space="preserve">Minimum altitude</w:t>
+            </w:r>
+          </w:p>
+        </w:tc>
+        <w:tc>
+          <w:tcPr>
+            <w:tcW w:type="dxa" w:w="2300"/>
+            <w:tcBorders>
+              <w:top w:val="single" w:color="BFBFBF" w:sz="4"/>
+              <w:left w:val="single" w:color="BFBFBF" w:sz="4"/>
+              <w:bottom w:val="single" w:color="BFBFBF" w:sz="4"/>
+              <w:right w:val="single" w:color="BFBFBF" w:sz="4"/>
+            </w:tcBorders>
+            <w:tcMar>
+              <w:top w:type="dxa" w:w="50"/>
+              <w:left w:type="dxa" w:w="90"/>
+              <w:bottom w:type="dxa" w:w="50"/>
+              <w:right w:type="dxa" w:w="90"/>
+            </w:tcMar>
+          </w:tcPr>
+          <w:p>
+            <w:pPr>
+              <w:spacing w:after="0"/>
+            </w:pPr>
+            <w:r>
+              <w:rPr>
+                <w:sz w:val="18"/>
+                <w:szCs w:val="18"/>
+              </w:rPr>
+              <w:t xml:space="preserve">Filtered altitude &gt; 1,200 m AGL</w:t>
+            </w:r>
+          </w:p>
+        </w:tc>
+        <w:tc>
+          <w:tcPr>
+            <w:tcW w:type="dxa" w:w="2700"/>
+            <w:tcBorders>
+              <w:top w:val="single" w:color="BFBFBF" w:sz="4"/>
+              <w:left w:val="single" w:color="BFBFBF" w:sz="4"/>
+              <w:bottom w:val="single" w:color="BFBFBF" w:sz="4"/>
+              <w:right w:val="single" w:color="BFBFBF" w:sz="4"/>
+            </w:tcBorders>
+            <w:tcMar>
+              <w:top w:type="dxa" w:w="50"/>
+              <w:left w:type="dxa" w:w="90"/>
+              <w:bottom w:type="dxa" w:w="50"/>
+              <w:right w:type="dxa" w:w="90"/>
+            </w:tcMar>
+          </w:tcPr>
+          <w:p>
+            <w:pPr>
+              <w:spacing w:after="0"/>
+            </w:pPr>
+            <w:r>
+              <w:rPr>
+                <w:sz w:val="18"/>
+                <w:szCs w:val="18"/>
+              </w:rPr>
+              <w:t xml:space="preserve">Second barometer agrees</w:t>
+            </w:r>
+          </w:p>
+        </w:tc>
+        <w:tc>
+          <w:tcPr>
+            <w:tcW w:type="dxa" w:w="2438"/>
+            <w:tcBorders>
+              <w:top w:val="single" w:color="BFBFBF" w:sz="4"/>
+              <w:left w:val="single" w:color="BFBFBF" w:sz="4"/>
+              <w:bottom w:val="single" w:color="BFBFBF" w:sz="4"/>
+              <w:right w:val="single" w:color="BFBFBF" w:sz="4"/>
+            </w:tcBorders>
+            <w:tcMar>
+              <w:top w:type="dxa" w:w="50"/>
+              <w:left w:type="dxa" w:w="90"/>
+              <w:bottom w:type="dxa" w:w="50"/>
+              <w:right w:type="dxa" w:w="90"/>
+            </w:tcMar>
+          </w:tcPr>
+          <w:p>
+            <w:pPr>
+              <w:spacing w:after="0"/>
+            </w:pPr>
+            <w:r>
+              <w:rPr>
+                <w:sz w:val="18"/>
+                <w:szCs w:val="18"/>
+              </w:rPr>
+              <w:t xml:space="preserve">Configurable; below the lowest expected apogee and plausible referee profiles</w:t>
+            </w:r>
+          </w:p>
+        </w:tc>
+      </w:tr>
+      <w:tr>
+        <w:tc>
+          <w:tcPr>
+            <w:tcW w:type="dxa" w:w="500"/>
+            <w:tcBorders>
+              <w:top w:val="single" w:color="BFBFBF" w:sz="4"/>
+              <w:left w:val="single" w:color="BFBFBF" w:sz="4"/>
+              <w:bottom w:val="single" w:color="BFBFBF" w:sz="4"/>
+              <w:right w:val="single" w:color="BFBFBF" w:sz="4"/>
+            </w:tcBorders>
+            <w:tcMar>
+              <w:top w:type="dxa" w:w="50"/>
+              <w:left w:type="dxa" w:w="90"/>
+              <w:bottom w:type="dxa" w:w="50"/>
+              <w:right w:type="dxa" w:w="90"/>
+            </w:tcMar>
+          </w:tcPr>
+          <w:p>
+            <w:pPr>
+              <w:spacing w:after="0"/>
+            </w:pPr>
+            <w:r>
+              <w:rPr>
+                <w:sz w:val="18"/>
+                <w:szCs w:val="18"/>
+              </w:rPr>
+              <w:t xml:space="preserve">3</w:t>
+            </w:r>
+          </w:p>
+        </w:tc>
+        <w:tc>
+          <w:tcPr>
+            <w:tcW w:type="dxa" w:w="1700"/>
+            <w:tcBorders>
+              <w:top w:val="single" w:color="BFBFBF" w:sz="4"/>
+              <w:left w:val="single" w:color="BFBFBF" w:sz="4"/>
+              <w:bottom w:val="single" w:color="BFBFBF" w:sz="4"/>
+              <w:right w:val="single" w:color="BFBFBF" w:sz="4"/>
+            </w:tcBorders>
+            <w:tcMar>
+              <w:top w:type="dxa" w:w="50"/>
+              <w:left w:type="dxa" w:w="90"/>
+              <w:bottom w:type="dxa" w:w="50"/>
+              <w:right w:type="dxa" w:w="90"/>
+            </w:tcMar>
+          </w:tcPr>
+          <w:p>
+            <w:pPr>
+              <w:spacing w:after="0"/>
+            </w:pPr>
+            <w:r>
+              <w:rPr>
+                <w:sz w:val="18"/>
+                <w:szCs w:val="18"/>
+              </w:rPr>
+              <w:t xml:space="preserve">Nose-down</w:t>
+            </w:r>
+          </w:p>
+        </w:tc>
+        <w:tc>
+          <w:tcPr>
+            <w:tcW w:type="dxa" w:w="2300"/>
+            <w:tcBorders>
+              <w:top w:val="single" w:color="BFBFBF" w:sz="4"/>
+              <w:left w:val="single" w:color="BFBFBF" w:sz="4"/>
+              <w:bottom w:val="single" w:color="BFBFBF" w:sz="4"/>
+              <w:right w:val="single" w:color="BFBFBF" w:sz="4"/>
+            </w:tcBorders>
+            <w:tcMar>
+              <w:top w:type="dxa" w:w="50"/>
+              <w:left w:type="dxa" w:w="90"/>
+              <w:bottom w:type="dxa" w:w="50"/>
+              <w:right w:type="dxa" w:w="90"/>
+            </w:tcMar>
+          </w:tcPr>
+          <w:p>
+            <w:pPr>
+              <w:spacing w:after="0"/>
+            </w:pPr>
+            <w:r>
+              <w:rPr>
+                <w:sz w:val="18"/>
+                <w:szCs w:val="18"/>
+              </w:rPr>
+              <w:t xml:space="preserve">Tilt from vertical &gt; 70°</w:t>
+            </w:r>
+          </w:p>
+        </w:tc>
+        <w:tc>
+          <w:tcPr>
+            <w:tcW w:type="dxa" w:w="2700"/>
+            <w:tcBorders>
+              <w:top w:val="single" w:color="BFBFBF" w:sz="4"/>
+              <w:left w:val="single" w:color="BFBFBF" w:sz="4"/>
+              <w:bottom w:val="single" w:color="BFBFBF" w:sz="4"/>
+              <w:right w:val="single" w:color="BFBFBF" w:sz="4"/>
+            </w:tcBorders>
+            <w:tcMar>
+              <w:top w:type="dxa" w:w="50"/>
+              <w:left w:type="dxa" w:w="90"/>
+              <w:bottom w:type="dxa" w:w="50"/>
+              <w:right w:type="dxa" w:w="90"/>
+            </w:tcMar>
+          </w:tcPr>
+          <w:p>
+            <w:pPr>
+              <w:spacing w:after="0"/>
+            </w:pPr>
+            <w:r>
+              <w:rPr>
+                <w:sz w:val="18"/>
+                <w:szCs w:val="18"/>
+              </w:rPr>
+              <w:t xml:space="preserve">Lateral acceleration &gt; 2 g</w:t>
+            </w:r>
+          </w:p>
+        </w:tc>
+        <w:tc>
+          <w:tcPr>
+            <w:tcW w:type="dxa" w:w="2438"/>
+            <w:tcBorders>
+              <w:top w:val="single" w:color="BFBFBF" w:sz="4"/>
+              <w:left w:val="single" w:color="BFBFBF" w:sz="4"/>
+              <w:bottom w:val="single" w:color="BFBFBF" w:sz="4"/>
+              <w:right w:val="single" w:color="BFBFBF" w:sz="4"/>
+            </w:tcBorders>
+            <w:tcMar>
+              <w:top w:type="dxa" w:w="50"/>
+              <w:left w:type="dxa" w:w="90"/>
+              <w:bottom w:type="dxa" w:w="50"/>
+              <w:right w:type="dxa" w:w="90"/>
+            </w:tcMar>
+          </w:tcPr>
+          <w:p>
+            <w:pPr>
+              <w:spacing w:after="0"/>
+            </w:pPr>
+            <w:r>
+              <w:rPr>
+                <w:sz w:val="18"/>
+                <w:szCs w:val="18"/>
+              </w:rPr>
+              <w:t xml:space="preserve">Both for 200 ms</w:t>
+            </w:r>
+          </w:p>
+        </w:tc>
+      </w:tr>
+      <w:tr>
+        <w:tc>
+          <w:tcPr>
+            <w:tcW w:type="dxa" w:w="500"/>
+            <w:tcBorders>
+              <w:top w:val="single" w:color="BFBFBF" w:sz="4"/>
+              <w:left w:val="single" w:color="BFBFBF" w:sz="4"/>
+              <w:bottom w:val="single" w:color="BFBFBF" w:sz="4"/>
+              <w:right w:val="single" w:color="BFBFBF" w:sz="4"/>
+            </w:tcBorders>
+            <w:tcMar>
+              <w:top w:type="dxa" w:w="50"/>
+              <w:left w:type="dxa" w:w="90"/>
+              <w:bottom w:type="dxa" w:w="50"/>
+              <w:right w:type="dxa" w:w="90"/>
+            </w:tcMar>
+          </w:tcPr>
+          <w:p>
+            <w:pPr>
+              <w:spacing w:after="0"/>
+            </w:pPr>
+            <w:r>
+              <w:rPr>
+                <w:sz w:val="18"/>
+                <w:szCs w:val="18"/>
+              </w:rPr>
+              <w:t xml:space="preserve">4</w:t>
+            </w:r>
+          </w:p>
+        </w:tc>
+        <w:tc>
+          <w:tcPr>
+            <w:tcW w:type="dxa" w:w="1700"/>
+            <w:tcBorders>
+              <w:top w:val="single" w:color="BFBFBF" w:sz="4"/>
+              <w:left w:val="single" w:color="BFBFBF" w:sz="4"/>
+              <w:bottom w:val="single" w:color="BFBFBF" w:sz="4"/>
+              <w:right w:val="single" w:color="BFBFBF" w:sz="4"/>
+            </w:tcBorders>
+            <w:tcMar>
+              <w:top w:type="dxa" w:w="50"/>
+              <w:left w:type="dxa" w:w="90"/>
+              <w:bottom w:type="dxa" w:w="50"/>
+              <w:right w:type="dxa" w:w="90"/>
+            </w:tcMar>
+          </w:tcPr>
+          <w:p>
+            <w:pPr>
+              <w:spacing w:after="0"/>
+            </w:pPr>
+            <w:r>
+              <w:rPr>
+                <w:sz w:val="18"/>
+                <w:szCs w:val="18"/>
+              </w:rPr>
+              <w:t xml:space="preserve">Descending</w:t>
+            </w:r>
+          </w:p>
+        </w:tc>
+        <w:tc>
+          <w:tcPr>
+            <w:tcW w:type="dxa" w:w="2300"/>
+            <w:tcBorders>
+              <w:top w:val="single" w:color="BFBFBF" w:sz="4"/>
+              <w:left w:val="single" w:color="BFBFBF" w:sz="4"/>
+              <w:bottom w:val="single" w:color="BFBFBF" w:sz="4"/>
+              <w:right w:val="single" w:color="BFBFBF" w:sz="4"/>
+            </w:tcBorders>
+            <w:tcMar>
+              <w:top w:type="dxa" w:w="50"/>
+              <w:left w:type="dxa" w:w="90"/>
+              <w:bottom w:type="dxa" w:w="50"/>
+              <w:right w:type="dxa" w:w="90"/>
+            </w:tcMar>
+          </w:tcPr>
+          <w:p>
+            <w:pPr>
+              <w:spacing w:after="0"/>
+            </w:pPr>
+            <w:r>
+              <w:rPr>
+                <w:sz w:val="18"/>
+                <w:szCs w:val="18"/>
+              </w:rPr>
+              <w:t xml:space="preserve">Filtered speed &lt; 0 for ≥ 300 ms</w:t>
+            </w:r>
+          </w:p>
+        </w:tc>
+        <w:tc>
+          <w:tcPr>
+            <w:tcW w:type="dxa" w:w="2700"/>
+            <w:tcBorders>
+              <w:top w:val="single" w:color="BFBFBF" w:sz="4"/>
+              <w:left w:val="single" w:color="BFBFBF" w:sz="4"/>
+              <w:bottom w:val="single" w:color="BFBFBF" w:sz="4"/>
+              <w:right w:val="single" w:color="BFBFBF" w:sz="4"/>
+            </w:tcBorders>
+            <w:tcMar>
+              <w:top w:type="dxa" w:w="50"/>
+              <w:left w:type="dxa" w:w="90"/>
+              <w:bottom w:type="dxa" w:w="50"/>
+              <w:right w:type="dxa" w:w="90"/>
+            </w:tcMar>
+          </w:tcPr>
+          <w:p>
+            <w:pPr>
+              <w:spacing w:after="0"/>
+            </w:pPr>
+            <w:r>
+              <w:rPr>
+                <w:sz w:val="18"/>
+                <w:szCs w:val="18"/>
+              </w:rPr>
+              <w:t xml:space="preserve">Barometer-only altitude 3 m below its maximum</w:t>
+            </w:r>
+          </w:p>
+        </w:tc>
+        <w:tc>
+          <w:tcPr>
+            <w:tcW w:type="dxa" w:w="2438"/>
+            <w:tcBorders>
+              <w:top w:val="single" w:color="BFBFBF" w:sz="4"/>
+              <w:left w:val="single" w:color="BFBFBF" w:sz="4"/>
+              <w:bottom w:val="single" w:color="BFBFBF" w:sz="4"/>
+              <w:right w:val="single" w:color="BFBFBF" w:sz="4"/>
+            </w:tcBorders>
+            <w:tcMar>
+              <w:top w:type="dxa" w:w="50"/>
+              <w:left w:type="dxa" w:w="90"/>
+              <w:bottom w:type="dxa" w:w="50"/>
+              <w:right w:type="dxa" w:w="90"/>
+            </w:tcMar>
+          </w:tcPr>
+          <w:p>
+            <w:pPr>
+              <w:spacing w:after="0"/>
+            </w:pPr>
+            <w:r>
+              <w:rPr>
+                <w:sz w:val="18"/>
+                <w:szCs w:val="18"/>
+              </w:rPr>
+              <w:t xml:space="preserve">Together about 0.85 s after apogee (F-35)</w:t>
+            </w:r>
+          </w:p>
+        </w:tc>
+      </w:tr>
+      <w:tr>
+        <w:tc>
+          <w:tcPr>
+            <w:tcW w:type="dxa" w:w="500"/>
+            <w:tcBorders>
+              <w:top w:val="single" w:color="BFBFBF" w:sz="4"/>
+              <w:left w:val="single" w:color="BFBFBF" w:sz="4"/>
+              <w:bottom w:val="single" w:color="BFBFBF" w:sz="4"/>
+              <w:right w:val="single" w:color="BFBFBF" w:sz="4"/>
+            </w:tcBorders>
+            <w:tcMar>
+              <w:top w:type="dxa" w:w="50"/>
+              <w:left w:type="dxa" w:w="90"/>
+              <w:bottom w:type="dxa" w:w="50"/>
+              <w:right w:type="dxa" w:w="90"/>
+            </w:tcMar>
+          </w:tcPr>
+          <w:p>
+            <w:pPr>
+              <w:spacing w:after="0"/>
+            </w:pPr>
+            <w:r>
+              <w:rPr>
+                <w:sz w:val="18"/>
+                <w:szCs w:val="18"/>
+              </w:rPr>
+              <w:t xml:space="preserve">5</w:t>
+            </w:r>
+          </w:p>
+        </w:tc>
+        <w:tc>
+          <w:tcPr>
+            <w:tcW w:type="dxa" w:w="1700"/>
+            <w:tcBorders>
+              <w:top w:val="single" w:color="BFBFBF" w:sz="4"/>
+              <w:left w:val="single" w:color="BFBFBF" w:sz="4"/>
+              <w:bottom w:val="single" w:color="BFBFBF" w:sz="4"/>
+              <w:right w:val="single" w:color="BFBFBF" w:sz="4"/>
+            </w:tcBorders>
+            <w:tcMar>
+              <w:top w:type="dxa" w:w="50"/>
+              <w:left w:type="dxa" w:w="90"/>
+              <w:bottom w:type="dxa" w:w="50"/>
+              <w:right w:type="dxa" w:w="90"/>
+            </w:tcMar>
+          </w:tcPr>
+          <w:p>
+            <w:pPr>
+              <w:spacing w:after="0"/>
+            </w:pPr>
+            <w:r>
+              <w:rPr>
+                <w:sz w:val="18"/>
+                <w:szCs w:val="18"/>
+              </w:rPr>
+              <w:t xml:space="preserve">Primary + payload (Pyro 1)</w:t>
+            </w:r>
+          </w:p>
+        </w:tc>
+        <w:tc>
+          <w:tcPr>
+            <w:tcW w:type="dxa" w:w="2300"/>
+            <w:tcBorders>
+              <w:top w:val="single" w:color="BFBFBF" w:sz="4"/>
+              <w:left w:val="single" w:color="BFBFBF" w:sz="4"/>
+              <w:bottom w:val="single" w:color="BFBFBF" w:sz="4"/>
+              <w:right w:val="single" w:color="BFBFBF" w:sz="4"/>
+            </w:tcBorders>
+            <w:tcMar>
+              <w:top w:type="dxa" w:w="50"/>
+              <w:left w:type="dxa" w:w="90"/>
+              <w:bottom w:type="dxa" w:w="50"/>
+              <w:right w:type="dxa" w:w="90"/>
+            </w:tcMar>
+          </w:tcPr>
+          <w:p>
+            <w:pPr>
+              <w:spacing w:after="0"/>
+            </w:pPr>
+            <w:r>
+              <w:rPr>
+                <w:sz w:val="18"/>
+                <w:szCs w:val="18"/>
+              </w:rPr>
+              <w:t xml:space="preserve">Bits 1, 2, 3 and 4</w:t>
+            </w:r>
+          </w:p>
+        </w:tc>
+        <w:tc>
+          <w:tcPr>
+            <w:tcW w:type="dxa" w:w="2700"/>
+            <w:tcBorders>
+              <w:top w:val="single" w:color="BFBFBF" w:sz="4"/>
+              <w:left w:val="single" w:color="BFBFBF" w:sz="4"/>
+              <w:bottom w:val="single" w:color="BFBFBF" w:sz="4"/>
+              <w:right w:val="single" w:color="BFBFBF" w:sz="4"/>
+            </w:tcBorders>
+            <w:tcMar>
+              <w:top w:type="dxa" w:w="50"/>
+              <w:left w:type="dxa" w:w="90"/>
+              <w:bottom w:type="dxa" w:w="50"/>
+              <w:right w:type="dxa" w:w="90"/>
+            </w:tcMar>
+          </w:tcPr>
+          <w:p>
+            <w:pPr>
+              <w:spacing w:after="0"/>
+            </w:pPr>
+            <w:r>
+              <w:rPr>
+                <w:sz w:val="18"/>
+                <w:szCs w:val="18"/>
+              </w:rPr>
+              <w:t xml:space="preserve">Fallback if bit 3 never comes: bits 1, 2, 4 and speed &lt; −10 m/s for 300 ms</w:t>
+            </w:r>
+          </w:p>
+        </w:tc>
+        <w:tc>
+          <w:tcPr>
+            <w:tcW w:type="dxa" w:w="2438"/>
+            <w:tcBorders>
+              <w:top w:val="single" w:color="BFBFBF" w:sz="4"/>
+              <w:left w:val="single" w:color="BFBFBF" w:sz="4"/>
+              <w:bottom w:val="single" w:color="BFBFBF" w:sz="4"/>
+              <w:right w:val="single" w:color="BFBFBF" w:sz="4"/>
+            </w:tcBorders>
+            <w:tcMar>
+              <w:top w:type="dxa" w:w="50"/>
+              <w:left w:type="dxa" w:w="90"/>
+              <w:bottom w:type="dxa" w:w="50"/>
+              <w:right w:type="dxa" w:w="90"/>
+            </w:tcMar>
+          </w:tcPr>
+          <w:p>
+            <w:pPr>
+              <w:spacing w:after="0"/>
+            </w:pPr>
+            <w:r>
+              <w:rPr>
+                <w:sz w:val="18"/>
+                <w:szCs w:val="18"/>
+              </w:rPr>
+              <w:t xml:space="preserve">Meets the 2 s window without depending on attitude alone</w:t>
+            </w:r>
+          </w:p>
+        </w:tc>
+      </w:tr>
+      <w:tr>
+        <w:tc>
+          <w:tcPr>
+            <w:tcW w:type="dxa" w:w="500"/>
+            <w:tcBorders>
+              <w:top w:val="single" w:color="BFBFBF" w:sz="4"/>
+              <w:left w:val="single" w:color="BFBFBF" w:sz="4"/>
+              <w:bottom w:val="single" w:color="BFBFBF" w:sz="4"/>
+              <w:right w:val="single" w:color="BFBFBF" w:sz="4"/>
+            </w:tcBorders>
+            <w:tcMar>
+              <w:top w:type="dxa" w:w="50"/>
+              <w:left w:type="dxa" w:w="90"/>
+              <w:bottom w:type="dxa" w:w="50"/>
+              <w:right w:type="dxa" w:w="90"/>
+            </w:tcMar>
+          </w:tcPr>
+          <w:p>
+            <w:pPr>
+              <w:spacing w:after="0"/>
+            </w:pPr>
+            <w:r>
+              <w:rPr>
+                <w:sz w:val="18"/>
+                <w:szCs w:val="18"/>
+              </w:rPr>
+              <w:t xml:space="preserve">6</w:t>
+            </w:r>
+          </w:p>
+        </w:tc>
+        <w:tc>
+          <w:tcPr>
+            <w:tcW w:type="dxa" w:w="1700"/>
+            <w:tcBorders>
+              <w:top w:val="single" w:color="BFBFBF" w:sz="4"/>
+              <w:left w:val="single" w:color="BFBFBF" w:sz="4"/>
+              <w:bottom w:val="single" w:color="BFBFBF" w:sz="4"/>
+              <w:right w:val="single" w:color="BFBFBF" w:sz="4"/>
+            </w:tcBorders>
+            <w:tcMar>
+              <w:top w:type="dxa" w:w="50"/>
+              <w:left w:type="dxa" w:w="90"/>
+              <w:bottom w:type="dxa" w:w="50"/>
+              <w:right w:type="dxa" w:w="90"/>
+            </w:tcMar>
+          </w:tcPr>
+          <w:p>
+            <w:pPr>
+              <w:spacing w:after="0"/>
+            </w:pPr>
+            <w:r>
+              <w:rPr>
+                <w:sz w:val="18"/>
+                <w:szCs w:val="18"/>
+              </w:rPr>
+              <w:t xml:space="preserve">Below main altitude</w:t>
+            </w:r>
+          </w:p>
+        </w:tc>
+        <w:tc>
+          <w:tcPr>
+            <w:tcW w:type="dxa" w:w="2300"/>
+            <w:tcBorders>
+              <w:top w:val="single" w:color="BFBFBF" w:sz="4"/>
+              <w:left w:val="single" w:color="BFBFBF" w:sz="4"/>
+              <w:bottom w:val="single" w:color="BFBFBF" w:sz="4"/>
+              <w:right w:val="single" w:color="BFBFBF" w:sz="4"/>
+            </w:tcBorders>
+            <w:tcMar>
+              <w:top w:type="dxa" w:w="50"/>
+              <w:left w:type="dxa" w:w="90"/>
+              <w:bottom w:type="dxa" w:w="50"/>
+              <w:right w:type="dxa" w:w="90"/>
+            </w:tcMar>
+          </w:tcPr>
+          <w:p>
+            <w:pPr>
+              <w:spacing w:after="0"/>
+            </w:pPr>
+            <w:r>
+              <w:rPr>
+                <w:sz w:val="18"/>
+                <w:szCs w:val="18"/>
+              </w:rPr>
+              <w:t xml:space="preserve">Filtered altitude &lt; 530 m while descending, 300 ms</w:t>
+            </w:r>
+          </w:p>
+        </w:tc>
+        <w:tc>
+          <w:tcPr>
+            <w:tcW w:type="dxa" w:w="2700"/>
+            <w:tcBorders>
+              <w:top w:val="single" w:color="BFBFBF" w:sz="4"/>
+              <w:left w:val="single" w:color="BFBFBF" w:sz="4"/>
+              <w:bottom w:val="single" w:color="BFBFBF" w:sz="4"/>
+              <w:right w:val="single" w:color="BFBFBF" w:sz="4"/>
+            </w:tcBorders>
+            <w:tcMar>
+              <w:top w:type="dxa" w:w="50"/>
+              <w:left w:type="dxa" w:w="90"/>
+              <w:bottom w:type="dxa" w:w="50"/>
+              <w:right w:type="dxa" w:w="90"/>
+            </w:tcMar>
+          </w:tcPr>
+          <w:p>
+            <w:pPr>
+              <w:spacing w:after="0"/>
+            </w:pPr>
+            <w:r>
+              <w:rPr>
+                <w:sz w:val="18"/>
+                <w:szCs w:val="18"/>
+              </w:rPr>
+              <w:t xml:space="preserve">Second barometer agrees</w:t>
+            </w:r>
+          </w:p>
+        </w:tc>
+        <w:tc>
+          <w:tcPr>
+            <w:tcW w:type="dxa" w:w="2438"/>
+            <w:tcBorders>
+              <w:top w:val="single" w:color="BFBFBF" w:sz="4"/>
+              <w:left w:val="single" w:color="BFBFBF" w:sz="4"/>
+              <w:bottom w:val="single" w:color="BFBFBF" w:sz="4"/>
+              <w:right w:val="single" w:color="BFBFBF" w:sz="4"/>
+            </w:tcBorders>
+            <w:tcMar>
+              <w:top w:type="dxa" w:w="50"/>
+              <w:left w:type="dxa" w:w="90"/>
+              <w:bottom w:type="dxa" w:w="50"/>
+              <w:right w:type="dxa" w:w="90"/>
+            </w:tcMar>
+          </w:tcPr>
+          <w:p>
+            <w:pPr>
+              <w:spacing w:after="0"/>
+            </w:pPr>
+            <w:r>
+              <w:rPr>
+                <w:sz w:val="18"/>
+                <w:szCs w:val="18"/>
+              </w:rPr>
+              <w:t xml:space="preserve">Canopy full at about 490 m, centred in 400–600 m</w:t>
+            </w:r>
+          </w:p>
+        </w:tc>
+      </w:tr>
+      <w:tr>
+        <w:tc>
+          <w:tcPr>
+            <w:tcW w:type="dxa" w:w="500"/>
+            <w:tcBorders>
+              <w:top w:val="single" w:color="BFBFBF" w:sz="4"/>
+              <w:left w:val="single" w:color="BFBFBF" w:sz="4"/>
+              <w:bottom w:val="single" w:color="BFBFBF" w:sz="4"/>
+              <w:right w:val="single" w:color="BFBFBF" w:sz="4"/>
+            </w:tcBorders>
+            <w:tcMar>
+              <w:top w:type="dxa" w:w="50"/>
+              <w:left w:type="dxa" w:w="90"/>
+              <w:bottom w:type="dxa" w:w="50"/>
+              <w:right w:type="dxa" w:w="90"/>
+            </w:tcMar>
+          </w:tcPr>
+          <w:p>
+            <w:pPr>
+              <w:spacing w:after="0"/>
+            </w:pPr>
+            <w:r>
+              <w:rPr>
+                <w:sz w:val="18"/>
+                <w:szCs w:val="18"/>
+              </w:rPr>
+              <w:t xml:space="preserve">7</w:t>
+            </w:r>
+          </w:p>
+        </w:tc>
+        <w:tc>
+          <w:tcPr>
+            <w:tcW w:type="dxa" w:w="1700"/>
+            <w:tcBorders>
+              <w:top w:val="single" w:color="BFBFBF" w:sz="4"/>
+              <w:left w:val="single" w:color="BFBFBF" w:sz="4"/>
+              <w:bottom w:val="single" w:color="BFBFBF" w:sz="4"/>
+              <w:right w:val="single" w:color="BFBFBF" w:sz="4"/>
+            </w:tcBorders>
+            <w:tcMar>
+              <w:top w:type="dxa" w:w="50"/>
+              <w:left w:type="dxa" w:w="90"/>
+              <w:bottom w:type="dxa" w:w="50"/>
+              <w:right w:type="dxa" w:w="90"/>
+            </w:tcMar>
+          </w:tcPr>
+          <w:p>
+            <w:pPr>
+              <w:spacing w:after="0"/>
+            </w:pPr>
+            <w:r>
+              <w:rPr>
+                <w:sz w:val="18"/>
+                <w:szCs w:val="18"/>
+              </w:rPr>
+              <w:t xml:space="preserve">Main (Pyro 2)</w:t>
+            </w:r>
+          </w:p>
+        </w:tc>
+        <w:tc>
+          <w:tcPr>
+            <w:tcW w:type="dxa" w:w="2300"/>
+            <w:tcBorders>
+              <w:top w:val="single" w:color="BFBFBF" w:sz="4"/>
+              <w:left w:val="single" w:color="BFBFBF" w:sz="4"/>
+              <w:bottom w:val="single" w:color="BFBFBF" w:sz="4"/>
+              <w:right w:val="single" w:color="BFBFBF" w:sz="4"/>
+            </w:tcBorders>
+            <w:tcMar>
+              <w:top w:type="dxa" w:w="50"/>
+              <w:left w:type="dxa" w:w="90"/>
+              <w:bottom w:type="dxa" w:w="50"/>
+              <w:right w:type="dxa" w:w="90"/>
+            </w:tcMar>
+          </w:tcPr>
+          <w:p>
+            <w:pPr>
+              <w:spacing w:after="0"/>
+            </w:pPr>
+            <w:r>
+              <w:rPr>
+                <w:sz w:val="18"/>
+                <w:szCs w:val="18"/>
+              </w:rPr>
+              <w:t xml:space="preserve">Bits 5 and 6</w:t>
+            </w:r>
+          </w:p>
+        </w:tc>
+        <w:tc>
+          <w:tcPr>
+            <w:tcW w:type="dxa" w:w="2700"/>
+            <w:tcBorders>
+              <w:top w:val="single" w:color="BFBFBF" w:sz="4"/>
+              <w:left w:val="single" w:color="BFBFBF" w:sz="4"/>
+              <w:bottom w:val="single" w:color="BFBFBF" w:sz="4"/>
+              <w:right w:val="single" w:color="BFBFBF" w:sz="4"/>
+            </w:tcBorders>
+            <w:tcMar>
+              <w:top w:type="dxa" w:w="50"/>
+              <w:left w:type="dxa" w:w="90"/>
+              <w:bottom w:type="dxa" w:w="50"/>
+              <w:right w:type="dxa" w:w="90"/>
+            </w:tcMar>
+          </w:tcPr>
+          <w:p>
+            <w:pPr>
+              <w:spacing w:after="0"/>
+            </w:pPr>
+            <w:r>
+              <w:rPr>
+                <w:sz w:val="18"/>
+                <w:szCs w:val="18"/>
+              </w:rPr>
+              <w:t xml:space="preserve">—</w:t>
+            </w:r>
+          </w:p>
+        </w:tc>
+        <w:tc>
+          <w:tcPr>
+            <w:tcW w:type="dxa" w:w="2438"/>
+            <w:tcBorders>
+              <w:top w:val="single" w:color="BFBFBF" w:sz="4"/>
+              <w:left w:val="single" w:color="BFBFBF" w:sz="4"/>
+              <w:bottom w:val="single" w:color="BFBFBF" w:sz="4"/>
+              <w:right w:val="single" w:color="BFBFBF" w:sz="4"/>
+            </w:tcBorders>
+            <w:tcMar>
+              <w:top w:type="dxa" w:w="50"/>
+              <w:left w:type="dxa" w:w="90"/>
+              <w:bottom w:type="dxa" w:w="50"/>
+              <w:right w:type="dxa" w:w="90"/>
+            </w:tcMar>
+          </w:tcPr>
+          <w:p>
+            <w:pPr>
+              <w:spacing w:after="0"/>
+            </w:pPr>
+            <w:r>
+              <w:rPr>
+                <w:sz w:val="18"/>
+                <w:szCs w:val="18"/>
+              </w:rPr>
+              <w:t xml:space="preserve">If apogee is below the main altitude, fire both in sequence (F-90)</w:t>
+            </w:r>
+          </w:p>
+        </w:tc>
+      </w:tr>
+    </w:tbl>
     <w:p>
       <w:pPr>
         <w:pStyle w:val="ListParagraph"/>
@@ -17691,10 +22931,18 @@
           <w:b/>
           <w:bCs/>
         </w:rPr>
-        <w:t xml:space="preserve">Main deployment (bits 6–7):</w:t>
-      </w:r>
-      <w:r>
-        <w:t xml:space="preserve"> filtered height above ground ≤ about 500 m (window 400–600 m) while descending.</w:t>
+        <w:t xml:space="preserve">Robustness:</w:t>
+      </w:r>
+      <w:r>
+        <w:t xml:space="preserve"> bits latch and are cleared only by Stop; spikes, stuck values, NaN and out-of-range readings are rejected; a saturated accelerometer hands over to the high-g sensor; flight state is kept in battery-backed memory so a watchdog reset resumes the current phase; no GPS and no timer ever triggers a pyro (F-14).</w:t>
+      </w:r>
+    </w:p>
+    <w:p>
+      <w:pPr>
+        <w:pStyle w:val="Heading2"/>
+      </w:pPr>
+      <w:r>
+        <w:t xml:space="preserve">14.4 Telemetry and tracking</w:t>
       </w:r>
     </w:p>
     <w:p>
@@ -17707,22 +22955,7 @@
         <w:spacing w:after="60"/>
       </w:pPr>
       <w:r>
-        <w:rPr>
-          <w:b/>
-          <w:bCs/>
-        </w:rPr>
-        <w:t xml:space="preserve">Throughout:</w:t>
-      </w:r>
-      <w:r>
-        <w:t xml:space="preserve"> two-barometer cross-check and voting; rejection of spikes, stuck values and NaN; accelerometer saturation handling; state kept across a watchdog reset so a reset in flight does not restart from Pad; no GPS and no timers in any trigger (F-14).</w:t>
-      </w:r>
-    </w:p>
-    <w:p>
-      <w:pPr>
-        <w:pStyle w:val="Heading2"/>
-      </w:pPr>
-      <w:r>
-        <w:t xml:space="preserve">13.4 Telemetry and tracking</w:t>
+        <w:t xml:space="preserve">Rocket link on the 433 MHz band (10 mW) and payload link on 869.4–869.65 MHz (500 mW, GFSK) so that the two never share a channel (F-44, F-45).</w:t>
       </w:r>
     </w:p>
     <w:p>
@@ -17735,7 +22968,7 @@
         <w:spacing w:after="60"/>
       </w:pPr>
       <w:r>
-        <w:t xml:space="preserve">Rocket link on the 433 MHz band (10 mW) and payload link on 869.4–869.65 MHz (500 mW, GFSK) so that the two never share a channel (F-44, F-45).</w:t>
+        <w:t xml:space="preserve">The transmit rate follows the flight phase within the one-hour duty budget: low on the pad, full rate in flight, slow long-range beacon after landing (F-46).</w:t>
       </w:r>
     </w:p>
     <w:p>
@@ -17748,7 +22981,15 @@
         <w:spacing w:after="60"/>
       </w:pPr>
       <w:r>
-        <w:t xml:space="preserve">The transmit rate follows the flight phase within the one-hour duty budget: low on the pad, full rate in flight, slow long-range beacon after landing (F-46).</w:t>
+        <w:t xml:space="preserve">Radio and GNSS handling must never delay the flight algorithm (DMA, bounded processing time).</w:t>
+      </w:r>
+    </w:p>
+    <w:p>
+      <w:pPr>
+        <w:pStyle w:val="Heading2"/>
+      </w:pPr>
+      <w:r>
+        <w:t xml:space="preserve">14.5 Ground station</w:t>
       </w:r>
     </w:p>
     <w:p>
@@ -17761,15 +23002,7 @@
         <w:spacing w:after="60"/>
       </w:pPr>
       <w:r>
-        <w:t xml:space="preserve">Radio and GNSS handling must never delay the flight algorithm (DMA, bounded processing time).</w:t>
-      </w:r>
-    </w:p>
-    <w:p>
-      <w:pPr>
-        <w:pStyle w:val="Heading2"/>
-      </w:pPr>
-      <w:r>
-        <w:t xml:space="preserve">13.5 Ground station</w:t>
+        <w:t xml:space="preserve">Separate panels for the rocket and payload links, each turning green within the 2-minute window; packet loss, signal strength and age of the last fix always visible.</w:t>
       </w:r>
     </w:p>
     <w:p>
@@ -17782,7 +23015,7 @@
         <w:spacing w:after="60"/>
       </w:pPr>
       <w:r>
-        <w:t xml:space="preserve">Separate panels for the rocket and payload links, each turning green within the 2-minute window; packet loss, signal strength and age of the last fix always visible.</w:t>
+        <w:t xml:space="preserve">A read-only mirror window with large fonts for the judges' screen.</w:t>
       </w:r>
     </w:p>
     <w:p>
@@ -17795,7 +23028,7 @@
         <w:spacing w:after="60"/>
       </w:pPr>
       <w:r>
-        <w:t xml:space="preserve">A read-only mirror window with large fonts for the judges' screen.</w:t>
+        <w:t xml:space="preserve">One-click export of the last fix and predicted landing point (GPX/KML/QR code) for the recovery drive.</w:t>
       </w:r>
     </w:p>
     <w:p>
@@ -17808,7 +23041,15 @@
         <w:spacing w:after="60"/>
       </w:pPr>
       <w:r>
-        <w:t xml:space="preserve">One-click export of the last fix and predicted landing point (GPX/KML/QR code) for the recovery drive.</w:t>
+        <w:t xml:space="preserve">Raw bytes logged before decoding, and a replay mode for rehearsals and post-flight analysis.</w:t>
+      </w:r>
+    </w:p>
+    <w:p>
+      <w:pPr>
+        <w:pStyle w:val="Heading2"/>
+      </w:pPr>
+      <w:r>
+        <w:t xml:space="preserve">14.6 Simulation and tools</w:t>
       </w:r>
     </w:p>
     <w:p>
@@ -17821,15 +23062,7 @@
         <w:spacing w:after="60"/>
       </w:pPr>
       <w:r>
-        <w:t xml:space="preserve">Raw bytes logged before decoding, and a replay mode for rehearsals and post-flight analysis.</w:t>
-      </w:r>
-    </w:p>
-    <w:p>
-      <w:pPr>
-        <w:pStyle w:val="Heading2"/>
-      </w:pPr>
-      <w:r>
-        <w:t xml:space="preserve">13.6 Simulation and tools</w:t>
+        <w:t xml:space="preserve">A single rocket data file feeds OpenRocket, RocketPy and the report tables, keeping the CDR and LRR within the ±5% rail-exit rule (F-62, F-63).</w:t>
       </w:r>
     </w:p>
     <w:p>
@@ -17842,7 +23075,7 @@
         <w:spacing w:after="60"/>
       </w:pPr>
       <w:r>
-        <w:t xml:space="preserve">A single rocket data file feeds OpenRocket, RocketPy and the report tables, keeping the CDR and LRR within the ±5% rail-exit rule (F-62, F-63).</w:t>
+        <w:t xml:space="preserve">OpenRocket 24.12 for every report, automated with orlab (pinned) or rocketserializer from git master (F-68).</w:t>
       </w:r>
     </w:p>
     <w:p>
@@ -17855,7 +23088,7 @@
         <w:spacing w:after="60"/>
       </w:pPr>
       <w:r>
-        <w:t xml:space="preserve">Monte Carlo runs with both motor curves, wind and mass spread, with the C flight core in the loop.</w:t>
+        <w:t xml:space="preserve">RocketPy 1.13.0 (pinned) Monte Carlo: one campaign per motor curve, at least 1,000 runs each in parallel, with wind and mass spread and the C flight core in the loop (F-69).</w:t>
       </w:r>
     </w:p>
     <w:p>
@@ -17868,15 +23101,7 @@
         <w:spacing w:after="60"/>
       </w:pPr>
       <w:r>
-        <w:t xml:space="preserve">A launch-day target-altitude tool: final measured mass plus pre-downloaded weather, working offline (F-06).</w:t>
-      </w:r>
-    </w:p>
-    <w:p>
-      <w:pPr>
-        <w:pStyle w:val="Heading2"/>
-      </w:pPr>
-      <w:r>
-        <w:t xml:space="preserve">13.7 Test strategy</w:t>
+        <w:t xml:space="preserve">The C core is called from Python through a flat C interface (ctypes or cffi), about 3 µs per call, stepped once per simulation tick.</w:t>
       </w:r>
     </w:p>
     <w:p>
@@ -17889,14 +23114,15 @@
         <w:spacing w:after="60"/>
       </w:pPr>
       <w:r>
-        <w:rPr>
-          <w:b/>
-          <w:bCs/>
-        </w:rPr>
-        <w:t xml:space="preserve">Unit tests</w:t>
-      </w:r>
-      <w:r>
-        <w:t xml:space="preserve"> on PC for the flight core, on every change.</w:t>
+        <w:t xml:space="preserve">A launch-day target-altitude tool: final measured mass plus pre-downloaded weather (for example ERA5 files), working offline (F-06).</w:t>
+      </w:r>
+    </w:p>
+    <w:p>
+      <w:pPr>
+        <w:pStyle w:val="Heading2"/>
+      </w:pPr>
+      <w:r>
+        <w:t xml:space="preserve">14.7 Test strategy</w:t>
       </w:r>
     </w:p>
     <w:p>
@@ -17913,10 +23139,10 @@
           <w:b/>
           <w:bCs/>
         </w:rPr>
-        <w:t xml:space="preserve">Software-in-the-loop:</w:t>
-      </w:r>
-      <w:r>
-        <w:t xml:space="preserve"> thousands of simulated flights with sensor noise and injected faults; pass criteria include deployment within 2 s after apogee, main within 400–600 m, and zero early deployments.</w:t>
+        <w:t xml:space="preserve">Unit tests</w:t>
+      </w:r>
+      <w:r>
+        <w:t xml:space="preserve"> on PC for the flight core on every change: Unity + CMock under CMake/CTest, on both Windows and Linux in CI.</w:t>
       </w:r>
     </w:p>
     <w:p>
@@ -17933,10 +23159,10 @@
           <w:b/>
           <w:bCs/>
         </w:rPr>
-        <w:t xml:space="preserve">Protocol tests:</w:t>
-      </w:r>
-      <w:r>
-        <w:t xml:space="preserve"> our emulator against the firmware over a real USB-RS232 adapter, then the official desktop software after CDR.</w:t>
+        <w:t xml:space="preserve">One fault library at every level:</w:t>
+      </w:r>
+      <w:r>
+        <w:t xml:space="preserve"> spikes, steps, drift, stuck values, NaN, saturation, dropouts and timing jitter, plus frame-level faults for the RS-232 link.</w:t>
       </w:r>
     </w:p>
     <w:p>
@@ -17953,10 +23179,10 @@
           <w:b/>
           <w:bCs/>
         </w:rPr>
-        <w:t xml:space="preserve">Hardware-in-the-loop:</w:t>
-      </w:r>
-      <w:r>
-        <w:t xml:space="preserve"> the flight board on the bench with LEDs or dummy loads on the pyro outputs, plus the vacuum-and-tilt test required for the LRR video.</w:t>
+        <w:t xml:space="preserve">Emulation:</w:t>
+      </w:r>
+      <w:r>
+        <w:t xml:space="preserve"> Renode can run firmware-integration tests (serial protocol, pyro output sequencing, watchdog restart) but has no STM32F446 board and no models of our sensors, so sensor drivers and timing are tested on real hardware.</w:t>
       </w:r>
     </w:p>
     <w:p>
@@ -17973,6 +23199,66 @@
           <w:b/>
           <w:bCs/>
         </w:rPr>
+        <w:t xml:space="preserve">Software-in-the-loop:</w:t>
+      </w:r>
+      <w:r>
+        <w:t xml:space="preserve"> thousands of simulated flights with sensor noise and injected faults; pass criteria include deployment within 2 s after apogee, main within 400–600 m, and zero early deployments.</w:t>
+      </w:r>
+    </w:p>
+    <w:p>
+      <w:pPr>
+        <w:pStyle w:val="ListParagraph"/>
+        <w:numPr>
+          <w:ilvl w:val="0"/>
+          <w:numId w:val="3"/>
+        </w:numPr>
+        <w:spacing w:after="60"/>
+      </w:pPr>
+      <w:r>
+        <w:rPr>
+          <w:b/>
+          <w:bCs/>
+        </w:rPr>
+        <w:t xml:space="preserve">Protocol tests:</w:t>
+      </w:r>
+      <w:r>
+        <w:t xml:space="preserve"> our emulator against the firmware over a real USB-RS232 adapter, then the official desktop software after CDR.</w:t>
+      </w:r>
+    </w:p>
+    <w:p>
+      <w:pPr>
+        <w:pStyle w:val="ListParagraph"/>
+        <w:numPr>
+          <w:ilvl w:val="0"/>
+          <w:numId w:val="3"/>
+        </w:numPr>
+        <w:spacing w:after="60"/>
+      </w:pPr>
+      <w:r>
+        <w:rPr>
+          <w:b/>
+          <w:bCs/>
+        </w:rPr>
+        <w:t xml:space="preserve">Hardware-in-the-loop:</w:t>
+      </w:r>
+      <w:r>
+        <w:t xml:space="preserve"> the flight board on the bench with LEDs or dummy loads on the pyro outputs, plus the vacuum-and-tilt test required for the LRR video.</w:t>
+      </w:r>
+    </w:p>
+    <w:p>
+      <w:pPr>
+        <w:pStyle w:val="ListParagraph"/>
+        <w:numPr>
+          <w:ilvl w:val="0"/>
+          <w:numId w:val="3"/>
+        </w:numPr>
+        <w:spacing w:after="60"/>
+      </w:pPr>
+      <w:r>
+        <w:rPr>
+          <w:b/>
+          <w:bCs/>
+        </w:rPr>
         <w:t xml:space="preserve">Environment and range:</w:t>
       </w:r>
       <w:r>
@@ -17984,7 +23270,7 @@
         <w:pStyle w:val="Heading2"/>
       </w:pPr>
       <w:r>
-        <w:t xml:space="preserve">13.8 Software milestones (working back from the expected 2027 dates)</w:t>
+        <w:t xml:space="preserve">14.8 Software milestones (working back from the expected 2027 dates)</w:t>
       </w:r>
     </w:p>
     <w:tbl>
@@ -18498,7 +23784,7 @@
         <w:pStyle w:val="Heading2"/>
       </w:pPr>
       <w:r>
-        <w:t xml:space="preserve">13.9 Decisions needed from the team</w:t>
+        <w:t xml:space="preserve">14.9 Decisions needed from the team</w:t>
       </w:r>
     </w:p>
     <w:tbl>
@@ -19326,7 +24612,7 @@
                 <w:sz w:val="18"/>
                 <w:szCs w:val="18"/>
               </w:rPr>
-              <w:t xml:space="preserve">Gliding observer UAV, fuel-slosh experiment, pressure/strain mapping, other</w:t>
+              <w:t xml:space="preserve">Gliding observer UAV, steered parafoil, fuel-slosh experiment, pressure/strain mapping</w:t>
             </w:r>
           </w:p>
         </w:tc>
@@ -19355,7 +24641,7 @@
                 <w:sz w:val="18"/>
                 <w:szCs w:val="18"/>
               </w:rPr>
-              <w:t xml:space="preserve">Decide after the feasibility study; tracking and the ≥5 Hz stream must not depend on the experiment</w:t>
+              <w:t xml:space="preserve">Slosh experiment (SLOSH-CV), with the vibration experiment (VIB-SPEC) as fallback decided before the CDR (F-53 to F-56)</w:t>
             </w:r>
           </w:p>
         </w:tc>
@@ -19496,7 +24782,72 @@
         <w:spacing w:after="60"/>
       </w:pPr>
       <w:r>
-        <w:t xml:space="preserve">Public TEKNOFEST team repositories reviewed for the RS-232 test protocol (2025–2026), e.g. github.com/halilsrky/SKYRTOS, github.com/cinarunver/UcusYazilimi2026, github.com/stanX19/MARC2026, github.com/kuararocketry/O-UKB_ALGORITMA. Reference only: the I-FCC algorithm must be our own (spec 3.3.6.13).</w:t>
+        <w:t xml:space="preserve">Public TEKNOFEST team repositories reviewed for the RS-232 test protocol (2025–2026), e.g. github.com/halilsrky/SKYRTOS, github.com/halilsrky/FreeRocket, github.com/cinarunver/UcusYazilimi2026, github.com/stanX19/MARC2026, github.com/kuararocketry/O-UKB_ALGORITMA, github.com/sahinsoylu/bozok-ozgun-ukb, github.com/nixboi42/hypermach-ukb-app. Reference only: the I-FCC algorithm must be our own (spec 3.3.6.13).</w:t>
+      </w:r>
+    </w:p>
+    <w:p>
+      <w:pPr>
+        <w:pStyle w:val="ListParagraph"/>
+        <w:numPr>
+          <w:ilvl w:val="0"/>
+          <w:numId w:val="3"/>
+        </w:numPr>
+        <w:spacing w:after="60"/>
+      </w:pPr>
+      <w:r>
+        <w:t xml:space="preserve">CATS flight computer (github.com/catsystems/cats-embedded, GPL-3.0) and its paper, arXiv 2511.04725; Altus Metrum AltOS source (ao_kalman.c, ao_flight.c, GPLv2) and FAQ.</w:t>
+      </w:r>
+    </w:p>
+    <w:p>
+      <w:pPr>
+        <w:pStyle w:val="ListParagraph"/>
+        <w:numPr>
+          <w:ilvl w:val="0"/>
+          <w:numId w:val="3"/>
+        </w:numPr>
+        <w:spacing w:after="60"/>
+      </w:pPr>
+      <w:r>
+        <w:t xml:space="preserve">OpenRocket releases: https://github.com/openrocket/openrocket/releases (24.12 release notes); RocketPy: https://github.com/RocketPy-Team/RocketPy (v1.13.0, changelog); orlab and orhelper pages on PyPI.</w:t>
+      </w:r>
+    </w:p>
+    <w:p>
+      <w:pPr>
+        <w:pStyle w:val="ListParagraph"/>
+        <w:numPr>
+          <w:ilvl w:val="0"/>
+          <w:numId w:val="3"/>
+        </w:numPr>
+        <w:spacing w:after="60"/>
+      </w:pPr>
+      <w:r>
+        <w:t xml:space="preserve">Unity and CMock (github.com/ThrowTheSwitch), Renode (github.com/renode/renode, platform files stm32f4.repl).</w:t>
+      </w:r>
+    </w:p>
+    <w:p>
+      <w:pPr>
+        <w:pStyle w:val="ListParagraph"/>
+        <w:numPr>
+          <w:ilvl w:val="0"/>
+          <w:numId w:val="3"/>
+        </w:numPr>
+        <w:spacing w:after="60"/>
+      </w:pPr>
+      <w:r>
+        <w:t xml:space="preserve">Abramson, H. N. (Ed.). (1966). The dynamic behavior of liquids in moving containers (NASA SP-106). NASA. Slosh-frequency model for F-53.</w:t>
+      </w:r>
+    </w:p>
+    <w:p>
+      <w:pPr>
+        <w:pStyle w:val="ListParagraph"/>
+        <w:numPr>
+          <w:ilvl w:val="0"/>
+          <w:numId w:val="3"/>
+        </w:numPr>
+        <w:spacing w:after="60"/>
+      </w:pPr>
+      <w:r>
+        <w:t xml:space="preserve">Leveson, N. G., on the Mars Polar Lander loss (software arming and transient latching), cited in F-90.</w:t>
       </w:r>
     </w:p>
     <w:p>
@@ -19798,7 +25149,96 @@
                 <w:sz w:val="18"/>
                 <w:szCs w:val="18"/>
               </w:rPr>
-              <w:t xml:space="preserve">Added Turkish radio limits and telemetry implications (F-44 to F-48), the expected flight envelope, sensor ranges and GNSS behaviour (F-65 to F-67), HGG pyro current (F-34), the commercial FCC comparison (F-11), evidence on the test-protocol checksum (F-28), calendar slips and the 2027 outlook (F-03, F-09), 2025/2026 result analysis (F-08), new open questions Q-08 to Q-10, and the proposed software stack (section 13).</w:t>
+              <w:t xml:space="preserve">Added Turkish radio limits and telemetry implications (F-44 to F-48), the expected flight envelope, sensor ranges and GNSS behaviour (F-65 to F-67), HGG pyro current (F-34), the commercial FCC comparison (F-11), evidence on the test-protocol checksum (F-28), calendar slips and the 2027 outlook (F-03, F-09), 2025/2026 result analysis (F-08), new open questions Q-08 to Q-10, and the proposed software stack (then section 13).</w:t>
+            </w:r>
+          </w:p>
+        </w:tc>
+      </w:tr>
+      <w:tr>
+        <w:tc>
+          <w:tcPr>
+            <w:tcW w:type="dxa" w:w="1200"/>
+            <w:tcBorders>
+              <w:top w:val="single" w:color="BFBFBF" w:sz="4"/>
+              <w:left w:val="single" w:color="BFBFBF" w:sz="4"/>
+              <w:bottom w:val="single" w:color="BFBFBF" w:sz="4"/>
+              <w:right w:val="single" w:color="BFBFBF" w:sz="4"/>
+            </w:tcBorders>
+            <w:tcMar>
+              <w:top w:type="dxa" w:w="50"/>
+              <w:left w:type="dxa" w:w="90"/>
+              <w:bottom w:type="dxa" w:w="50"/>
+              <w:right w:type="dxa" w:w="90"/>
+            </w:tcMar>
+          </w:tcPr>
+          <w:p>
+            <w:pPr>
+              <w:spacing w:after="0"/>
+            </w:pPr>
+            <w:r>
+              <w:rPr>
+                <w:sz w:val="18"/>
+                <w:szCs w:val="18"/>
+              </w:rPr>
+              <w:t xml:space="preserve">0.3</w:t>
+            </w:r>
+          </w:p>
+        </w:tc>
+        <w:tc>
+          <w:tcPr>
+            <w:tcW w:type="dxa" w:w="2000"/>
+            <w:tcBorders>
+              <w:top w:val="single" w:color="BFBFBF" w:sz="4"/>
+              <w:left w:val="single" w:color="BFBFBF" w:sz="4"/>
+              <w:bottom w:val="single" w:color="BFBFBF" w:sz="4"/>
+              <w:right w:val="single" w:color="BFBFBF" w:sz="4"/>
+            </w:tcBorders>
+            <w:tcMar>
+              <w:top w:type="dxa" w:w="50"/>
+              <w:left w:type="dxa" w:w="90"/>
+              <w:bottom w:type="dxa" w:w="50"/>
+              <w:right w:type="dxa" w:w="90"/>
+            </w:tcMar>
+          </w:tcPr>
+          <w:p>
+            <w:pPr>
+              <w:spacing w:after="0"/>
+            </w:pPr>
+            <w:r>
+              <w:rPr>
+                <w:sz w:val="18"/>
+                <w:szCs w:val="18"/>
+              </w:rPr>
+              <w:t xml:space="preserve">3 October 2026</w:t>
+            </w:r>
+          </w:p>
+        </w:tc>
+        <w:tc>
+          <w:tcPr>
+            <w:tcW w:type="dxa" w:w="6438"/>
+            <w:tcBorders>
+              <w:top w:val="single" w:color="BFBFBF" w:sz="4"/>
+              <w:left w:val="single" w:color="BFBFBF" w:sz="4"/>
+              <w:bottom w:val="single" w:color="BFBFBF" w:sz="4"/>
+              <w:right w:val="single" w:color="BFBFBF" w:sz="4"/>
+            </w:tcBorders>
+            <w:tcMar>
+              <w:top w:type="dxa" w:w="50"/>
+              <w:left w:type="dxa" w:w="90"/>
+              <w:bottom w:type="dxa" w:w="50"/>
+              <w:right w:type="dxa" w:w="90"/>
+            </w:tcMar>
+          </w:tcPr>
+          <w:p>
+            <w:pPr>
+              <w:spacing w:after="0"/>
+            </w:pPr>
+            <w:r>
+              <w:rPr>
+                <w:sz w:val="18"/>
+                <w:szCs w:val="18"/>
+              </w:rPr>
+              <w:t xml:space="preserve">Completed the research. Added how 11 past-team implementations handle the RS-232 protocol, with corrected defaults: big-endian floats and both checksum families accepted (F-29; corrects v0.2); notes on the official test software and our emulator's data sets (F-27); the 2-second separation budget (F-35); the payload concept comparison and recommendation (F-53 to F-56); OpenRocket and RocketPy findings (F-68, F-69); a new section 11 on lessons from past teams, licences and reference designs (F-90 to F-92); a concrete flight-algorithm design with thresholds (14.3); questions Q-11 to Q-16. Sections 11 to 13 of v0.2 are now 12 to 14.</w:t>
             </w:r>
           </w:p>
         </w:tc>
@@ -19936,7 +25376,7 @@
         <w:sz w:val="16"/>
         <w:szCs w:val="16"/>
       </w:rPr>
-      <w:t xml:space="preserve">TEKNOFEST 2027 · A4 International · Key Findings Log · v0.2</w:t>
+      <w:t xml:space="preserve">TEKNOFEST 2027 · A4 International · Key Findings Log · v0.3</w:t>
     </w:r>
   </w:p>
 </w:hdr>
